--- a/Project/V1/Nơi lưu file quá trình code/V1/3-Code controller/2-Cách nhận request data từ Url.docx
+++ b/Project/V1/Nơi lưu file quá trình code/V1/3-Code controller/2-Cách nhận request data từ Url.docx
@@ -1,10 +1,11 @@
 
 <file path=word/document.xml><?xml version="1.0" encoding="utf-8"?>
-<w:document xmlns:wpc="http://schemas.microsoft.com/office/word/2010/wordprocessingCanvas" xmlns:cx="http://schemas.microsoft.com/office/drawing/2014/chartex" xmlns:cx1="http://schemas.microsoft.com/office/drawing/2015/9/8/chartex" xmlns:cx2="http://schemas.microsoft.com/office/drawing/2015/10/21/chartex" xmlns:cx3="http://schemas.microsoft.com/office/drawing/2016/5/9/chartex" xmlns:cx4="http://schemas.microsoft.com/office/drawing/2016/5/10/chartex" xmlns:cx5="http://schemas.microsoft.com/office/drawing/2016/5/11/chartex" xmlns:cx6="http://schemas.microsoft.com/office/drawing/2016/5/12/chartex" xmlns:cx7="http://schemas.microsoft.com/office/drawing/2016/5/13/chartex" xmlns:cx8="http://schemas.microsoft.com/office/drawing/2016/5/14/chartex" xmlns:mc="http://schemas.openxmlformats.org/markup-compatibility/2006" xmlns:aink="http://schemas.microsoft.com/office/drawing/2016/ink" xmlns:am3d="http://schemas.microsoft.com/office/drawing/2017/model3d" xmlns:o="urn:schemas-microsoft-com:office:office" xmlns:oel="http://schemas.microsoft.com/office/2019/extlst" xmlns:r="http://schemas.openxmlformats.org/officeDocument/2006/relationships" xmlns:m="http://schemas.openxmlformats.org/officeDocument/2006/math" xmlns:v="urn:schemas-microsoft-com:vml" xmlns:wp14="http://schemas.microsoft.com/office/word/2010/wordprocessingDrawing" xmlns:wp="http://schemas.openxmlformats.org/drawingml/2006/wordprocessingDrawing" xmlns:w10="urn:schemas-microsoft-com:office:word" xmlns:w="http://schemas.openxmlformats.org/wordprocessingml/2006/main" xmlns:w14="http://schemas.microsoft.com/office/word/2010/wordml" xmlns:w15="http://schemas.microsoft.com/office/word/2012/wordml" xmlns:w16cex="http://schemas.microsoft.com/office/word/2018/wordml/cex" xmlns:w16cid="http://schemas.microsoft.com/office/word/2016/wordml/cid" xmlns:w16="http://schemas.microsoft.com/office/word/2018/wordml" xmlns:w16du="http://schemas.microsoft.com/office/word/2023/wordml/word16du" xmlns:w16sdtdh="http://schemas.microsoft.com/office/word/2020/wordml/sdtdatahash" xmlns:w16sdtfl="http://schemas.microsoft.com/office/word/2024/wordml/sdtformatlock" xmlns:w16se="http://schemas.microsoft.com/office/word/2015/wordml/symex" xmlns:wpg="http://schemas.microsoft.com/office/word/2010/wordprocessingGroup" xmlns:wpi="http://schemas.microsoft.com/office/word/2010/wordprocessingInk" xmlns:wne="http://schemas.microsoft.com/office/word/2006/wordml" xmlns:wps="http://schemas.microsoft.com/office/word/2010/wordprocessingShape" mc:Ignorable="w14 w15 w16se w16cid w16 w16cex w16sdtdh w16sdtfl w16du wp14">
+<w:document xmlns:o="urn:schemas-microsoft-com:office:office" xmlns:r="http://schemas.openxmlformats.org/officeDocument/2006/relationships" xmlns:v="urn:schemas-microsoft-com:vml" xmlns:w="http://schemas.openxmlformats.org/wordprocessingml/2006/main" xmlns:w10="urn:schemas-microsoft-com:office:word" xmlns:wp="http://schemas.openxmlformats.org/drawingml/2006/wordprocessingDrawing" xmlns:pic="http://schemas.openxmlformats.org/drawingml/2006/picture" xmlns:wps="http://schemas.microsoft.com/office/word/2010/wordprocessingShape" xmlns:wpg="http://schemas.microsoft.com/office/word/2010/wordprocessingGroup" xmlns:mc="http://schemas.openxmlformats.org/markup-compatibility/2006" xmlns:wp14="http://schemas.microsoft.com/office/word/2010/wordprocessingDrawing" xmlns:w14="http://schemas.microsoft.com/office/word/2010/wordml" xmlns:w15="http://schemas.microsoft.com/office/word/2012/wordml" mc:Ignorable="w14 wp14 w15">
   <w:body>
     <w:p>
       <w:pPr>
-        <w:pStyle w:val="u1"/>
+        <w:pStyle w:val="Heading1"/>
+        <w:spacing w:before="360" w:after="80"/>
         <w:rPr>
           <w:rFonts w:ascii="Consolas" w:hAnsi="Consolas"/>
         </w:rPr>
@@ -18,38 +19,40 @@
     </w:p>
     <w:tbl>
       <w:tblPr>
-        <w:tblW w:w="0" w:type="auto"/>
+        <w:tblW w:w="5655" w:type="dxa"/>
+        <w:jc w:val="start"/>
         <w:tblInd w:w="-80" w:type="dxa"/>
-        <w:tblBorders>
-          <w:top w:val="single" w:sz="4" w:space="0" w:color="auto"/>
-          <w:left w:val="single" w:sz="4" w:space="0" w:color="auto"/>
-          <w:bottom w:val="single" w:sz="4" w:space="0" w:color="auto"/>
-          <w:right w:val="single" w:sz="4" w:space="0" w:color="auto"/>
-          <w:insideH w:val="single" w:sz="4" w:space="0" w:color="auto"/>
-          <w:insideV w:val="single" w:sz="4" w:space="0" w:color="auto"/>
-        </w:tblBorders>
-        <w:tblLook w:val="0000" w:firstRow="0" w:lastRow="0" w:firstColumn="0" w:lastColumn="0" w:noHBand="0" w:noVBand="0"/>
+        <w:tblLayout w:type="fixed"/>
+        <w:tblCellMar>
+          <w:top w:w="0" w:type="dxa"/>
+          <w:start w:w="108" w:type="dxa"/>
+          <w:bottom w:w="0" w:type="dxa"/>
+          <w:end w:w="108" w:type="dxa"/>
+        </w:tblCellMar>
+        <w:tblLook w:firstRow="0" w:noVBand="0" w:lastRow="0" w:firstColumn="0" w:lastColumn="0" w:noHBand="0" w:val="0000"/>
       </w:tblPr>
       <w:tblGrid>
-        <w:gridCol w:w="1695"/>
-        <w:gridCol w:w="3960"/>
+        <w:gridCol w:w="1694"/>
+        <w:gridCol w:w="3961"/>
       </w:tblGrid>
       <w:tr>
-        <w:tblPrEx>
-          <w:tblCellMar>
-            <w:top w:w="0" w:type="dxa"/>
-            <w:bottom w:w="0" w:type="dxa"/>
-          </w:tblCellMar>
-        </w:tblPrEx>
         <w:trPr>
-          <w:trHeight w:val="368"/>
+          <w:trHeight w:val="368" w:hRule="atLeast"/>
         </w:trPr>
         <w:tc>
           <w:tcPr>
-            <w:tcW w:w="1695" w:type="dxa"/>
+            <w:tcW w:w="1694" w:type="dxa"/>
+            <w:tcBorders>
+              <w:top w:val="single" w:sz="4" w:space="0" w:color="000000"/>
+              <w:start w:val="single" w:sz="4" w:space="0" w:color="000000"/>
+              <w:bottom w:val="single" w:sz="4" w:space="0" w:color="000000"/>
+              <w:end w:val="single" w:sz="4" w:space="0" w:color="000000"/>
+            </w:tcBorders>
           </w:tcPr>
           <w:p>
             <w:pPr>
+              <w:pStyle w:val="Normal"/>
+              <w:spacing w:before="0" w:after="160"/>
               <w:rPr>
                 <w:rFonts w:ascii="Consolas" w:hAnsi="Consolas"/>
               </w:rPr>
@@ -64,18 +67,26 @@
         </w:tc>
         <w:tc>
           <w:tcPr>
-            <w:tcW w:w="3960" w:type="dxa"/>
+            <w:tcW w:w="3961" w:type="dxa"/>
+            <w:tcBorders>
+              <w:top w:val="single" w:sz="4" w:space="0" w:color="000000"/>
+              <w:start w:val="single" w:sz="4" w:space="0" w:color="000000"/>
+              <w:bottom w:val="single" w:sz="4" w:space="0" w:color="000000"/>
+              <w:end w:val="single" w:sz="4" w:space="0" w:color="000000"/>
+            </w:tcBorders>
           </w:tcPr>
           <w:p>
             <w:pPr>
-              <w:rPr>
-                <w:rFonts w:ascii="Consolas" w:hAnsi="Consolas"/>
-              </w:rPr>
-            </w:pPr>
-            <w:r>
-              <w:rPr>
-                <w:rFonts w:ascii="Consolas" w:hAnsi="Consolas"/>
-                <w:color w:val="0F9ED5" w:themeColor="accent4"/>
+              <w:pStyle w:val="Normal"/>
+              <w:spacing w:before="0" w:after="160"/>
+              <w:rPr>
+                <w:rFonts w:ascii="Consolas" w:hAnsi="Consolas"/>
+              </w:rPr>
+            </w:pPr>
+            <w:r>
+              <w:rPr>
+                <w:rFonts w:ascii="Consolas" w:hAnsi="Consolas"/>
+                <w:color w:themeColor="accent4" w:val="0F9ED5"/>
               </w:rPr>
               <w:t>/users</w:t>
             </w:r>
@@ -101,7 +112,7 @@
             <w:r>
               <w:rPr>
                 <w:rFonts w:ascii="Consolas" w:hAnsi="Consolas"/>
-                <w:color w:val="A02B93" w:themeColor="accent5"/>
+                <w:color w:themeColor="accent5" w:val="A02B93"/>
               </w:rPr>
               <w:t>name</w:t>
             </w:r>
@@ -115,21 +126,23 @@
         </w:tc>
       </w:tr>
       <w:tr>
-        <w:tblPrEx>
-          <w:tblCellMar>
-            <w:top w:w="0" w:type="dxa"/>
-            <w:bottom w:w="0" w:type="dxa"/>
-          </w:tblCellMar>
-        </w:tblPrEx>
         <w:trPr>
-          <w:trHeight w:val="265"/>
+          <w:trHeight w:val="265" w:hRule="atLeast"/>
         </w:trPr>
         <w:tc>
           <w:tcPr>
-            <w:tcW w:w="1695" w:type="dxa"/>
+            <w:tcW w:w="1694" w:type="dxa"/>
+            <w:tcBorders>
+              <w:top w:val="single" w:sz="4" w:space="0" w:color="000000"/>
+              <w:start w:val="single" w:sz="4" w:space="0" w:color="000000"/>
+              <w:bottom w:val="single" w:sz="4" w:space="0" w:color="000000"/>
+              <w:end w:val="single" w:sz="4" w:space="0" w:color="000000"/>
+            </w:tcBorders>
           </w:tcPr>
           <w:p>
             <w:pPr>
+              <w:pStyle w:val="Normal"/>
+              <w:spacing w:before="0" w:after="160"/>
               <w:rPr>
                 <w:rFonts w:ascii="Consolas" w:hAnsi="Consolas"/>
               </w:rPr>
@@ -144,10 +157,18 @@
         </w:tc>
         <w:tc>
           <w:tcPr>
-            <w:tcW w:w="3960" w:type="dxa"/>
+            <w:tcW w:w="3961" w:type="dxa"/>
+            <w:tcBorders>
+              <w:top w:val="single" w:sz="4" w:space="0" w:color="000000"/>
+              <w:start w:val="single" w:sz="4" w:space="0" w:color="000000"/>
+              <w:bottom w:val="single" w:sz="4" w:space="0" w:color="000000"/>
+              <w:end w:val="single" w:sz="4" w:space="0" w:color="000000"/>
+            </w:tcBorders>
           </w:tcPr>
           <w:p>
             <w:pPr>
+              <w:pStyle w:val="Normal"/>
+              <w:spacing w:before="0" w:after="160"/>
               <w:rPr>
                 <w:rFonts w:ascii="Consolas" w:hAnsi="Consolas"/>
               </w:rPr>
@@ -164,34 +185,68 @@
     </w:tbl>
     <w:p>
       <w:pPr>
+        <w:pStyle w:val="Normal"/>
         <w:rPr>
           <w:rFonts w:ascii="Consolas" w:hAnsi="Consolas"/>
         </w:rPr>
       </w:pPr>
+      <w:r>
+        <w:rPr>
+          <w:rFonts w:ascii="Consolas" w:hAnsi="Consolas"/>
+        </w:rPr>
+      </w:r>
     </w:p>
     <w:tbl>
       <w:tblPr>
         <w:tblStyle w:val="LiBang"/>
-        <w:tblW w:w="0" w:type="auto"/>
-        <w:tblLook w:val="04A0" w:firstRow="1" w:lastRow="0" w:firstColumn="1" w:lastColumn="0" w:noHBand="0" w:noVBand="1"/>
+        <w:tblW w:w="9016" w:type="dxa"/>
+        <w:jc w:val="start"/>
+        <w:tblInd w:w="0" w:type="dxa"/>
+        <w:tblLayout w:type="fixed"/>
+        <w:tblCellMar>
+          <w:top w:w="0" w:type="dxa"/>
+          <w:start w:w="108" w:type="dxa"/>
+          <w:bottom w:w="0" w:type="dxa"/>
+          <w:end w:w="108" w:type="dxa"/>
+        </w:tblCellMar>
+        <w:tblLook w:firstRow="1" w:noVBand="1" w:lastRow="0" w:firstColumn="1" w:lastColumn="0" w:noHBand="0" w:val="04a0"/>
       </w:tblPr>
       <w:tblGrid>
         <w:gridCol w:w="9016"/>
       </w:tblGrid>
       <w:tr>
+        <w:trPr/>
         <w:tc>
           <w:tcPr>
             <w:tcW w:w="9016" w:type="dxa"/>
+            <w:tcBorders/>
           </w:tcPr>
           <w:p>
             <w:pPr>
-              <w:rPr>
-                <w:rFonts w:ascii="Consolas" w:hAnsi="Consolas"/>
-              </w:rPr>
-            </w:pPr>
-          </w:p>
-          <w:p>
-            <w:pPr>
+              <w:pStyle w:val="Normal"/>
+              <w:widowControl/>
+              <w:spacing w:lineRule="auto" w:line="240" w:before="0" w:after="0"/>
+              <w:jc w:val="start"/>
+              <w:rPr>
+                <w:rFonts w:ascii="Consolas" w:hAnsi="Consolas"/>
+              </w:rPr>
+            </w:pPr>
+            <w:r>
+              <w:rPr>
+                <w:rFonts w:eastAsia="Aptos" w:cs="" w:ascii="Consolas" w:hAnsi="Consolas"/>
+                <w:kern w:val="2"/>
+                <w:sz w:val="24"/>
+                <w:szCs w:val="24"/>
+                <w:lang w:eastAsia="en-US" w:bidi="ar-SA"/>
+              </w:rPr>
+            </w:r>
+          </w:p>
+          <w:p>
+            <w:pPr>
+              <w:pStyle w:val="Normal"/>
+              <w:widowControl/>
+              <w:spacing w:lineRule="auto" w:line="240" w:before="0" w:after="0"/>
+              <w:jc w:val="start"/>
               <w:rPr>
                 <w:rFonts w:ascii="Consolas" w:hAnsi="Consolas"/>
                 <w:lang w:val="vi-VN"/>
@@ -199,128 +254,180 @@
             </w:pPr>
             <w:r>
               <w:rPr>
-                <w:rFonts w:ascii="Consolas" w:hAnsi="Consolas"/>
-                <w:lang w:val="vi-VN"/>
+                <w:rFonts w:eastAsia="Aptos" w:cs="" w:ascii="Consolas" w:hAnsi="Consolas"/>
+                <w:kern w:val="2"/>
+                <w:sz w:val="24"/>
+                <w:szCs w:val="24"/>
+                <w:lang w:val="vi-VN" w:eastAsia="en-US" w:bidi="ar-SA"/>
               </w:rPr>
               <w:t>&lt;a th:href="@{</w:t>
             </w:r>
             <w:r>
               <w:rPr>
-                <w:rFonts w:ascii="Consolas" w:hAnsi="Consolas"/>
-                <w:color w:val="0F9ED5" w:themeColor="accent4"/>
-                <w:lang w:val="vi-VN"/>
+                <w:rFonts w:eastAsia="Aptos" w:cs="" w:ascii="Consolas" w:hAnsi="Consolas"/>
+                <w:color w:themeColor="accent4" w:val="0F9ED5"/>
+                <w:kern w:val="2"/>
+                <w:sz w:val="24"/>
+                <w:szCs w:val="24"/>
+                <w:lang w:val="vi-VN" w:eastAsia="en-US" w:bidi="ar-SA"/>
               </w:rPr>
               <w:t>/users</w:t>
             </w:r>
             <w:r>
               <w:rPr>
-                <w:rFonts w:ascii="Consolas" w:hAnsi="Consolas"/>
-                <w:color w:val="0F9ED5" w:themeColor="accent4"/>
+                <w:rFonts w:eastAsia="Aptos" w:cs="" w:ascii="Consolas" w:hAnsi="Consolas"/>
+                <w:color w:themeColor="accent4" w:val="0F9ED5"/>
+                <w:kern w:val="2"/>
+                <w:sz w:val="24"/>
+                <w:szCs w:val="24"/>
+                <w:lang w:eastAsia="en-US" w:bidi="ar-SA"/>
               </w:rPr>
               <w:t xml:space="preserve"> </w:t>
             </w:r>
             <w:r>
               <w:rPr>
-                <w:rFonts w:ascii="Consolas" w:hAnsi="Consolas"/>
-                <w:lang w:val="vi-VN"/>
+                <w:rFonts w:eastAsia="Aptos" w:cs="" w:ascii="Consolas" w:hAnsi="Consolas"/>
+                <w:kern w:val="2"/>
+                <w:sz w:val="24"/>
+                <w:szCs w:val="24"/>
+                <w:lang w:val="vi-VN" w:eastAsia="en-US" w:bidi="ar-SA"/>
               </w:rPr>
               <w:t>(</w:t>
             </w:r>
             <w:r>
               <w:rPr>
-                <w:rFonts w:ascii="Consolas" w:hAnsi="Consolas"/>
+                <w:rFonts w:eastAsia="Aptos" w:cs="" w:ascii="Consolas" w:hAnsi="Consolas"/>
                 <w:color w:val="EE0000"/>
-                <w:lang w:val="vi-VN"/>
+                <w:kern w:val="2"/>
+                <w:sz w:val="24"/>
+                <w:szCs w:val="24"/>
+                <w:lang w:val="vi-VN" w:eastAsia="en-US" w:bidi="ar-SA"/>
               </w:rPr>
               <w:t>age</w:t>
             </w:r>
             <w:r>
               <w:rPr>
-                <w:rFonts w:ascii="Consolas" w:hAnsi="Consolas"/>
-                <w:lang w:val="vi-VN"/>
+                <w:rFonts w:eastAsia="Aptos" w:cs="" w:ascii="Consolas" w:hAnsi="Consolas"/>
+                <w:kern w:val="2"/>
+                <w:sz w:val="24"/>
+                <w:szCs w:val="24"/>
+                <w:lang w:val="vi-VN" w:eastAsia="en-US" w:bidi="ar-SA"/>
               </w:rPr>
               <w:t xml:space="preserve">=${age}, </w:t>
             </w:r>
             <w:r>
               <w:rPr>
-                <w:rFonts w:ascii="Consolas" w:hAnsi="Consolas"/>
-                <w:color w:val="A02B93" w:themeColor="accent5"/>
-                <w:lang w:val="vi-VN"/>
+                <w:rFonts w:eastAsia="Aptos" w:cs="" w:ascii="Consolas" w:hAnsi="Consolas"/>
+                <w:color w:themeColor="accent5" w:val="A02B93"/>
+                <w:kern w:val="2"/>
+                <w:sz w:val="24"/>
+                <w:szCs w:val="24"/>
+                <w:lang w:val="vi-VN" w:eastAsia="en-US" w:bidi="ar-SA"/>
               </w:rPr>
               <w:t>name</w:t>
             </w:r>
             <w:r>
               <w:rPr>
-                <w:rFonts w:ascii="Consolas" w:hAnsi="Consolas"/>
-                <w:lang w:val="vi-VN"/>
+                <w:rFonts w:eastAsia="Aptos" w:cs="" w:ascii="Consolas" w:hAnsi="Consolas"/>
+                <w:kern w:val="2"/>
+                <w:sz w:val="24"/>
+                <w:szCs w:val="24"/>
+                <w:lang w:val="vi-VN" w:eastAsia="en-US" w:bidi="ar-SA"/>
               </w:rPr>
               <w:t>=${name})</w:t>
             </w:r>
             <w:r>
               <w:rPr>
-                <w:rFonts w:ascii="Consolas" w:hAnsi="Consolas"/>
+                <w:rFonts w:eastAsia="Aptos" w:cs="" w:ascii="Consolas" w:hAnsi="Consolas"/>
+                <w:kern w:val="2"/>
+                <w:sz w:val="24"/>
+                <w:szCs w:val="24"/>
+                <w:lang w:eastAsia="en-US" w:bidi="ar-SA"/>
               </w:rPr>
               <w:t xml:space="preserve"> </w:t>
             </w:r>
             <w:r>
               <w:rPr>
-                <w:rFonts w:ascii="Consolas" w:hAnsi="Consolas"/>
-                <w:lang w:val="vi-VN"/>
+                <w:rFonts w:eastAsia="Aptos" w:cs="" w:ascii="Consolas" w:hAnsi="Consolas"/>
+                <w:kern w:val="2"/>
+                <w:sz w:val="24"/>
+                <w:szCs w:val="24"/>
+                <w:lang w:val="vi-VN" w:eastAsia="en-US" w:bidi="ar-SA"/>
               </w:rPr>
               <w:t>}"&gt;Xem người dùng&lt;/a&gt;</w:t>
             </w:r>
           </w:p>
           <w:p>
             <w:pPr>
-              <w:rPr>
-                <w:rFonts w:ascii="Consolas" w:hAnsi="Consolas"/>
-              </w:rPr>
-            </w:pPr>
+              <w:pStyle w:val="Normal"/>
+              <w:widowControl/>
+              <w:spacing w:lineRule="auto" w:line="240" w:before="0" w:after="0"/>
+              <w:jc w:val="start"/>
+              <w:rPr>
+                <w:rFonts w:ascii="Consolas" w:hAnsi="Consolas"/>
+              </w:rPr>
+            </w:pPr>
+            <w:r>
+              <w:rPr>
+                <w:rFonts w:eastAsia="Aptos" w:cs="" w:ascii="Consolas" w:hAnsi="Consolas"/>
+                <w:kern w:val="2"/>
+                <w:sz w:val="24"/>
+                <w:szCs w:val="24"/>
+                <w:lang w:eastAsia="en-US" w:bidi="ar-SA"/>
+              </w:rPr>
+            </w:r>
           </w:p>
         </w:tc>
       </w:tr>
     </w:tbl>
     <w:p>
       <w:pPr>
+        <w:pStyle w:val="Normal"/>
         <w:rPr>
           <w:rFonts w:ascii="Consolas" w:hAnsi="Consolas"/>
         </w:rPr>
       </w:pPr>
+      <w:r>
+        <w:rPr>
+          <w:rFonts w:ascii="Consolas" w:hAnsi="Consolas"/>
+        </w:rPr>
+      </w:r>
     </w:p>
     <w:tbl>
       <w:tblPr>
         <w:tblW w:w="9540" w:type="dxa"/>
+        <w:jc w:val="start"/>
         <w:tblInd w:w="-185" w:type="dxa"/>
-        <w:tblBorders>
-          <w:top w:val="single" w:sz="4" w:space="0" w:color="auto"/>
-          <w:left w:val="single" w:sz="4" w:space="0" w:color="auto"/>
-          <w:bottom w:val="single" w:sz="4" w:space="0" w:color="auto"/>
-          <w:right w:val="single" w:sz="4" w:space="0" w:color="auto"/>
-          <w:insideH w:val="single" w:sz="4" w:space="0" w:color="auto"/>
-          <w:insideV w:val="single" w:sz="4" w:space="0" w:color="auto"/>
-        </w:tblBorders>
-        <w:tblLook w:val="0000" w:firstRow="0" w:lastRow="0" w:firstColumn="0" w:lastColumn="0" w:noHBand="0" w:noVBand="0"/>
+        <w:tblLayout w:type="fixed"/>
+        <w:tblCellMar>
+          <w:top w:w="0" w:type="dxa"/>
+          <w:start w:w="108" w:type="dxa"/>
+          <w:bottom w:w="0" w:type="dxa"/>
+          <w:end w:w="108" w:type="dxa"/>
+        </w:tblCellMar>
+        <w:tblLook w:firstRow="0" w:noVBand="0" w:lastRow="0" w:firstColumn="0" w:lastColumn="0" w:noHBand="0" w:val="0000"/>
       </w:tblPr>
       <w:tblGrid>
         <w:gridCol w:w="9540"/>
       </w:tblGrid>
       <w:tr>
-        <w:tblPrEx>
-          <w:tblCellMar>
-            <w:top w:w="0" w:type="dxa"/>
-            <w:bottom w:w="0" w:type="dxa"/>
-          </w:tblCellMar>
-        </w:tblPrEx>
         <w:trPr>
-          <w:trHeight w:val="4965"/>
+          <w:trHeight w:val="4965" w:hRule="atLeast"/>
         </w:trPr>
         <w:tc>
           <w:tcPr>
             <w:tcW w:w="9540" w:type="dxa"/>
+            <w:tcBorders>
+              <w:top w:val="single" w:sz="4" w:space="0" w:color="000000"/>
+              <w:start w:val="single" w:sz="4" w:space="0" w:color="000000"/>
+              <w:bottom w:val="single" w:sz="4" w:space="0" w:color="000000"/>
+              <w:end w:val="single" w:sz="4" w:space="0" w:color="000000"/>
+            </w:tcBorders>
           </w:tcPr>
           <w:p>
             <w:pPr>
-              <w:ind w:left="180"/>
+              <w:pStyle w:val="Normal"/>
+              <w:ind w:start="180"/>
               <w:rPr>
                 <w:rFonts w:ascii="Consolas" w:hAnsi="Consolas"/>
               </w:rPr>
@@ -334,7 +441,7 @@
             <w:r>
               <w:rPr>
                 <w:rFonts w:ascii="Consolas" w:hAnsi="Consolas"/>
-                <w:color w:val="0F9ED5" w:themeColor="accent4"/>
+                <w:color w:themeColor="accent4" w:val="0F9ED5"/>
               </w:rPr>
               <w:t>/users</w:t>
             </w:r>
@@ -342,50 +449,28 @@
               <w:rPr>
                 <w:rFonts w:ascii="Consolas" w:hAnsi="Consolas"/>
               </w:rPr>
-              <w:t>")</w:t>
-            </w:r>
-            <w:r>
-              <w:rPr>
-                <w:rFonts w:ascii="Consolas" w:hAnsi="Consolas"/>
-              </w:rPr>
-              <w:t xml:space="preserve"> </w:t>
-            </w:r>
-          </w:p>
-          <w:p>
-            <w:pPr>
-              <w:ind w:left="180"/>
-              <w:rPr>
-                <w:rFonts w:ascii="Consolas" w:hAnsi="Consolas"/>
-              </w:rPr>
-            </w:pPr>
-            <w:r>
-              <w:rPr>
-                <w:rFonts w:ascii="Consolas" w:hAnsi="Consolas"/>
-              </w:rPr>
-              <w:t>P</w:t>
-            </w:r>
-            <w:r>
-              <w:rPr>
-                <w:rFonts w:ascii="Consolas" w:hAnsi="Consolas"/>
-              </w:rPr>
-              <w:t>ublic</w:t>
-            </w:r>
-            <w:r>
-              <w:rPr>
-                <w:rFonts w:ascii="Consolas" w:hAnsi="Consolas"/>
-              </w:rPr>
-              <w:t xml:space="preserve"> String</w:t>
-            </w:r>
-            <w:r>
-              <w:rPr>
-                <w:rFonts w:ascii="Consolas" w:hAnsi="Consolas"/>
-              </w:rPr>
-              <w:t xml:space="preserve"> getAllUsers</w:t>
-            </w:r>
-          </w:p>
-          <w:p>
-            <w:pPr>
-              <w:ind w:left="180"/>
+              <w:t xml:space="preserve">") </w:t>
+            </w:r>
+          </w:p>
+          <w:p>
+            <w:pPr>
+              <w:pStyle w:val="Normal"/>
+              <w:ind w:start="180"/>
+              <w:rPr>
+                <w:rFonts w:ascii="Consolas" w:hAnsi="Consolas"/>
+              </w:rPr>
+            </w:pPr>
+            <w:r>
+              <w:rPr>
+                <w:rFonts w:ascii="Consolas" w:hAnsi="Consolas"/>
+              </w:rPr>
+              <w:t>Public String getAllUsers</w:t>
+            </w:r>
+          </w:p>
+          <w:p>
+            <w:pPr>
+              <w:pStyle w:val="Normal"/>
+              <w:ind w:start="180"/>
               <w:rPr>
                 <w:rFonts w:ascii="Consolas" w:hAnsi="Consolas"/>
               </w:rPr>
@@ -399,7 +484,8 @@
           </w:p>
           <w:p>
             <w:pPr>
-              <w:ind w:left="900"/>
+              <w:pStyle w:val="Normal"/>
+              <w:ind w:start="900"/>
               <w:rPr>
                 <w:rFonts w:ascii="Consolas" w:hAnsi="Consolas"/>
               </w:rPr>
@@ -426,7 +512,8 @@
           </w:p>
           <w:p>
             <w:pPr>
-              <w:ind w:left="900"/>
+              <w:pStyle w:val="Normal"/>
+              <w:ind w:start="900"/>
               <w:rPr>
                 <w:rFonts w:ascii="Consolas" w:hAnsi="Consolas"/>
               </w:rPr>
@@ -440,7 +527,7 @@
             <w:r>
               <w:rPr>
                 <w:rFonts w:ascii="Consolas" w:hAnsi="Consolas"/>
-                <w:color w:val="A02B93" w:themeColor="accent5"/>
+                <w:color w:themeColor="accent5" w:val="A02B93"/>
               </w:rPr>
               <w:t>name</w:t>
             </w:r>
@@ -453,7 +540,8 @@
           </w:p>
           <w:p>
             <w:pPr>
-              <w:ind w:left="180"/>
+              <w:pStyle w:val="Normal"/>
+              <w:ind w:start="180"/>
               <w:rPr>
                 <w:rFonts w:ascii="Consolas" w:hAnsi="Consolas"/>
               </w:rPr>
@@ -467,7 +555,8 @@
           </w:p>
           <w:p>
             <w:pPr>
-              <w:ind w:left="180"/>
+              <w:pStyle w:val="Normal"/>
+              <w:ind w:start="180"/>
               <w:rPr>
                 <w:rFonts w:ascii="Consolas" w:hAnsi="Consolas"/>
               </w:rPr>
@@ -481,7 +570,8 @@
           </w:p>
           <w:p>
             <w:pPr>
-              <w:ind w:left="900"/>
+              <w:pStyle w:val="Normal"/>
+              <w:ind w:start="900"/>
               <w:rPr>
                 <w:rFonts w:ascii="Consolas" w:hAnsi="Consolas"/>
               </w:rPr>
@@ -495,7 +585,9 @@
           </w:p>
           <w:p>
             <w:pPr>
-              <w:ind w:left="180"/>
+              <w:pStyle w:val="Normal"/>
+              <w:spacing w:before="0" w:after="160"/>
+              <w:ind w:start="180"/>
               <w:rPr>
                 <w:rFonts w:ascii="Consolas" w:hAnsi="Consolas"/>
               </w:rPr>
@@ -510,36 +602,36 @@
         </w:tc>
       </w:tr>
       <w:tr>
-        <w:tblPrEx>
-          <w:tblCellMar>
-            <w:top w:w="0" w:type="dxa"/>
-            <w:bottom w:w="0" w:type="dxa"/>
-          </w:tblCellMar>
-        </w:tblPrEx>
         <w:trPr>
-          <w:trHeight w:val="4965"/>
+          <w:trHeight w:val="4965" w:hRule="atLeast"/>
         </w:trPr>
         <w:tc>
           <w:tcPr>
             <w:tcW w:w="9540" w:type="dxa"/>
+            <w:tcBorders>
+              <w:top w:val="single" w:sz="4" w:space="0" w:color="000000"/>
+              <w:start w:val="single" w:sz="4" w:space="0" w:color="000000"/>
+              <w:bottom w:val="single" w:sz="4" w:space="0" w:color="000000"/>
+              <w:end w:val="single" w:sz="4" w:space="0" w:color="000000"/>
+            </w:tcBorders>
           </w:tcPr>
           <w:p>
             <w:pPr>
-              <w:rPr>
-                <w:rFonts w:ascii="Consolas" w:hAnsi="Consolas"/>
-              </w:rPr>
-            </w:pPr>
-            <w:r>
-              <w:rPr>
-                <w:rFonts w:ascii="Consolas" w:hAnsi="Consolas"/>
-              </w:rPr>
-              <w:lastRenderedPageBreak/>
+              <w:pStyle w:val="Normal"/>
+              <w:rPr>
+                <w:rFonts w:ascii="Consolas" w:hAnsi="Consolas"/>
+              </w:rPr>
+            </w:pPr>
+            <w:r>
+              <w:rPr>
+                <w:rFonts w:ascii="Consolas" w:hAnsi="Consolas"/>
+              </w:rPr>
               <w:t>@GetMapping("</w:t>
             </w:r>
             <w:r>
               <w:rPr>
                 <w:rFonts w:ascii="Consolas" w:hAnsi="Consolas"/>
-                <w:color w:val="0F9ED5" w:themeColor="accent4"/>
+                <w:color w:themeColor="accent4" w:val="0F9ED5"/>
               </w:rPr>
               <w:t>/users</w:t>
             </w:r>
@@ -547,48 +639,26 @@
               <w:rPr>
                 <w:rFonts w:ascii="Consolas" w:hAnsi="Consolas"/>
               </w:rPr>
-              <w:t>")</w:t>
-            </w:r>
-            <w:r>
-              <w:rPr>
-                <w:rFonts w:ascii="Consolas" w:hAnsi="Consolas"/>
-              </w:rPr>
-              <w:t xml:space="preserve"> </w:t>
-            </w:r>
-          </w:p>
-          <w:p>
-            <w:pPr>
-              <w:rPr>
-                <w:rFonts w:ascii="Consolas" w:hAnsi="Consolas"/>
-              </w:rPr>
-            </w:pPr>
-            <w:r>
-              <w:rPr>
-                <w:rFonts w:ascii="Consolas" w:hAnsi="Consolas"/>
-              </w:rPr>
-              <w:t>P</w:t>
-            </w:r>
-            <w:r>
-              <w:rPr>
-                <w:rFonts w:ascii="Consolas" w:hAnsi="Consolas"/>
-              </w:rPr>
-              <w:t>ublic</w:t>
-            </w:r>
-            <w:r>
-              <w:rPr>
-                <w:rFonts w:ascii="Consolas" w:hAnsi="Consolas"/>
-              </w:rPr>
-              <w:t xml:space="preserve"> String</w:t>
-            </w:r>
-            <w:r>
-              <w:rPr>
-                <w:rFonts w:ascii="Consolas" w:hAnsi="Consolas"/>
-              </w:rPr>
-              <w:t xml:space="preserve"> getAllUsers</w:t>
-            </w:r>
-          </w:p>
-          <w:p>
-            <w:pPr>
+              <w:t xml:space="preserve">") </w:t>
+            </w:r>
+          </w:p>
+          <w:p>
+            <w:pPr>
+              <w:pStyle w:val="Normal"/>
+              <w:rPr>
+                <w:rFonts w:ascii="Consolas" w:hAnsi="Consolas"/>
+              </w:rPr>
+            </w:pPr>
+            <w:r>
+              <w:rPr>
+                <w:rFonts w:ascii="Consolas" w:hAnsi="Consolas"/>
+              </w:rPr>
+              <w:t>Public String getAllUsers</w:t>
+            </w:r>
+          </w:p>
+          <w:p>
+            <w:pPr>
+              <w:pStyle w:val="Normal"/>
               <w:rPr>
                 <w:rFonts w:ascii="Consolas" w:hAnsi="Consolas"/>
               </w:rPr>
@@ -602,7 +672,8 @@
           </w:p>
           <w:p>
             <w:pPr>
-              <w:ind w:left="720"/>
+              <w:pStyle w:val="Normal"/>
+              <w:ind w:start="720"/>
               <w:rPr>
                 <w:rFonts w:ascii="Consolas" w:hAnsi="Consolas"/>
               </w:rPr>
@@ -629,7 +700,8 @@
           </w:p>
           <w:p>
             <w:pPr>
-              <w:ind w:left="720"/>
+              <w:pStyle w:val="Normal"/>
+              <w:ind w:start="720"/>
               <w:rPr>
                 <w:rFonts w:ascii="Consolas" w:hAnsi="Consolas"/>
               </w:rPr>
@@ -643,7 +715,7 @@
             <w:r>
               <w:rPr>
                 <w:rFonts w:ascii="Consolas" w:hAnsi="Consolas"/>
-                <w:color w:val="A02B93" w:themeColor="accent5"/>
+                <w:color w:themeColor="accent5" w:val="A02B93"/>
               </w:rPr>
               <w:t>name</w:t>
             </w:r>
@@ -656,6 +728,7 @@
           </w:p>
           <w:p>
             <w:pPr>
+              <w:pStyle w:val="Normal"/>
               <w:rPr>
                 <w:rFonts w:ascii="Consolas" w:hAnsi="Consolas"/>
               </w:rPr>
@@ -669,6 +742,7 @@
           </w:p>
           <w:p>
             <w:pPr>
+              <w:pStyle w:val="Normal"/>
               <w:rPr>
                 <w:rFonts w:ascii="Consolas" w:hAnsi="Consolas"/>
               </w:rPr>
@@ -682,7 +756,8 @@
           </w:p>
           <w:p>
             <w:pPr>
-              <w:ind w:left="720"/>
+              <w:pStyle w:val="Normal"/>
+              <w:ind w:start="720"/>
               <w:rPr>
                 <w:rFonts w:ascii="Consolas" w:hAnsi="Consolas"/>
               </w:rPr>
@@ -696,6 +771,7 @@
           </w:p>
           <w:p>
             <w:pPr>
+              <w:pStyle w:val="Normal"/>
               <w:rPr>
                 <w:rFonts w:ascii="Consolas" w:hAnsi="Consolas"/>
               </w:rPr>
@@ -709,24 +785,38 @@
           </w:p>
           <w:p>
             <w:pPr>
-              <w:ind w:left="180"/>
-              <w:rPr>
-                <w:rFonts w:ascii="Consolas" w:hAnsi="Consolas"/>
-              </w:rPr>
-            </w:pPr>
+              <w:pStyle w:val="Normal"/>
+              <w:spacing w:before="0" w:after="160"/>
+              <w:ind w:start="180"/>
+              <w:rPr>
+                <w:rFonts w:ascii="Consolas" w:hAnsi="Consolas"/>
+              </w:rPr>
+            </w:pPr>
+            <w:r>
+              <w:rPr>
+                <w:rFonts w:ascii="Consolas" w:hAnsi="Consolas"/>
+              </w:rPr>
+            </w:r>
           </w:p>
         </w:tc>
       </w:tr>
     </w:tbl>
     <w:p>
       <w:pPr>
+        <w:pStyle w:val="Normal"/>
         <w:rPr>
           <w:rFonts w:ascii="Consolas" w:hAnsi="Consolas"/>
         </w:rPr>
       </w:pPr>
+      <w:r>
+        <w:rPr>
+          <w:rFonts w:ascii="Consolas" w:hAnsi="Consolas"/>
+        </w:rPr>
+      </w:r>
     </w:p>
     <w:p>
       <w:pPr>
+        <w:pStyle w:val="Normal"/>
         <w:rPr>
           <w:rFonts w:ascii="Consolas" w:hAnsi="Consolas"/>
         </w:rPr>
@@ -735,12 +825,15 @@
         <w:rPr>
           <w:rFonts w:ascii="Consolas" w:hAnsi="Consolas"/>
         </w:rPr>
+      </w:r>
+      <w:r>
         <w:br w:type="page"/>
       </w:r>
     </w:p>
     <w:p>
       <w:pPr>
-        <w:pStyle w:val="u1"/>
+        <w:pStyle w:val="Heading1"/>
+        <w:spacing w:before="0" w:after="80"/>
         <w:rPr>
           <w:rFonts w:ascii="Consolas" w:hAnsi="Consolas"/>
         </w:rPr>
@@ -749,34 +842,52 @@
         <w:rPr>
           <w:rFonts w:ascii="Consolas" w:hAnsi="Consolas"/>
         </w:rPr>
-        <w:lastRenderedPageBreak/>
         <w:t>Path variables</w:t>
       </w:r>
     </w:p>
     <w:tbl>
       <w:tblPr>
         <w:tblStyle w:val="LiBang"/>
-        <w:tblW w:w="0" w:type="auto"/>
-        <w:tblLook w:val="04A0" w:firstRow="1" w:lastRow="0" w:firstColumn="1" w:lastColumn="0" w:noHBand="0" w:noVBand="1"/>
+        <w:tblW w:w="4315" w:type="dxa"/>
+        <w:jc w:val="start"/>
+        <w:tblInd w:w="0" w:type="dxa"/>
+        <w:tblLayout w:type="fixed"/>
+        <w:tblCellMar>
+          <w:top w:w="0" w:type="dxa"/>
+          <w:start w:w="108" w:type="dxa"/>
+          <w:bottom w:w="0" w:type="dxa"/>
+          <w:end w:w="108" w:type="dxa"/>
+        </w:tblCellMar>
+        <w:tblLook w:firstRow="1" w:noVBand="1" w:lastRow="0" w:firstColumn="1" w:lastColumn="0" w:noHBand="0" w:val="04a0"/>
       </w:tblPr>
       <w:tblGrid>
-        <w:gridCol w:w="1345"/>
-        <w:gridCol w:w="2970"/>
+        <w:gridCol w:w="1344"/>
+        <w:gridCol w:w="2971"/>
       </w:tblGrid>
       <w:tr>
+        <w:trPr/>
         <w:tc>
           <w:tcPr>
-            <w:tcW w:w="1345" w:type="dxa"/>
+            <w:tcW w:w="1344" w:type="dxa"/>
+            <w:tcBorders/>
           </w:tcPr>
           <w:p>
             <w:pPr>
-              <w:rPr>
-                <w:rFonts w:ascii="Consolas" w:hAnsi="Consolas"/>
-              </w:rPr>
-            </w:pPr>
-            <w:r>
-              <w:rPr>
-                <w:rFonts w:ascii="Consolas" w:hAnsi="Consolas"/>
+              <w:pStyle w:val="Normal"/>
+              <w:widowControl/>
+              <w:spacing w:lineRule="auto" w:line="240" w:before="0" w:after="0"/>
+              <w:jc w:val="start"/>
+              <w:rPr>
+                <w:rFonts w:ascii="Consolas" w:hAnsi="Consolas"/>
+              </w:rPr>
+            </w:pPr>
+            <w:r>
+              <w:rPr>
+                <w:rFonts w:eastAsia="Aptos" w:cs="" w:ascii="Consolas" w:hAnsi="Consolas"/>
+                <w:kern w:val="2"/>
+                <w:sz w:val="24"/>
+                <w:szCs w:val="24"/>
+                <w:lang w:eastAsia="en-US" w:bidi="ar-SA"/>
               </w:rPr>
               <w:t>url</w:t>
             </w:r>
@@ -784,30 +895,47 @@
         </w:tc>
         <w:tc>
           <w:tcPr>
-            <w:tcW w:w="2970" w:type="dxa"/>
+            <w:tcW w:w="2971" w:type="dxa"/>
+            <w:tcBorders/>
           </w:tcPr>
           <w:p>
             <w:pPr>
-              <w:rPr>
-                <w:rFonts w:ascii="Consolas" w:hAnsi="Consolas"/>
-              </w:rPr>
-            </w:pPr>
-            <w:r>
-              <w:rPr>
-                <w:rFonts w:ascii="Consolas" w:hAnsi="Consolas"/>
+              <w:pStyle w:val="Normal"/>
+              <w:widowControl/>
+              <w:spacing w:lineRule="auto" w:line="240" w:before="0" w:after="0"/>
+              <w:jc w:val="start"/>
+              <w:rPr>
+                <w:rFonts w:ascii="Consolas" w:hAnsi="Consolas"/>
+              </w:rPr>
+            </w:pPr>
+            <w:r>
+              <w:rPr>
+                <w:rFonts w:eastAsia="Aptos" w:cs="" w:ascii="Consolas" w:hAnsi="Consolas"/>
+                <w:kern w:val="2"/>
+                <w:sz w:val="24"/>
+                <w:szCs w:val="24"/>
+                <w:lang w:eastAsia="en-US" w:bidi="ar-SA"/>
               </w:rPr>
               <w:t>/users/</w:t>
             </w:r>
             <w:r>
               <w:rPr>
-                <w:rFonts w:ascii="Consolas" w:hAnsi="Consolas"/>
+                <w:rFonts w:eastAsia="Aptos" w:cs="" w:ascii="Consolas" w:hAnsi="Consolas"/>
                 <w:color w:val="EE0000"/>
+                <w:kern w:val="2"/>
+                <w:sz w:val="24"/>
+                <w:szCs w:val="24"/>
+                <w:lang w:eastAsia="en-US" w:bidi="ar-SA"/>
               </w:rPr>
               <w:t>123</w:t>
             </w:r>
             <w:r>
               <w:rPr>
-                <w:rFonts w:ascii="Consolas" w:hAnsi="Consolas"/>
+                <w:rFonts w:eastAsia="Aptos" w:cs="" w:ascii="Consolas" w:hAnsi="Consolas"/>
+                <w:kern w:val="2"/>
+                <w:sz w:val="24"/>
+                <w:szCs w:val="24"/>
+                <w:lang w:eastAsia="en-US" w:bidi="ar-SA"/>
               </w:rPr>
               <w:t>/info</w:t>
             </w:r>
@@ -815,19 +943,29 @@
         </w:tc>
       </w:tr>
       <w:tr>
+        <w:trPr/>
         <w:tc>
           <w:tcPr>
-            <w:tcW w:w="1345" w:type="dxa"/>
+            <w:tcW w:w="1344" w:type="dxa"/>
+            <w:tcBorders/>
           </w:tcPr>
           <w:p>
             <w:pPr>
-              <w:rPr>
-                <w:rFonts w:ascii="Consolas" w:hAnsi="Consolas"/>
-              </w:rPr>
-            </w:pPr>
-            <w:r>
-              <w:rPr>
-                <w:rFonts w:ascii="Consolas" w:hAnsi="Consolas"/>
+              <w:pStyle w:val="Normal"/>
+              <w:widowControl/>
+              <w:spacing w:lineRule="auto" w:line="240" w:before="0" w:after="0"/>
+              <w:jc w:val="start"/>
+              <w:rPr>
+                <w:rFonts w:ascii="Consolas" w:hAnsi="Consolas"/>
+              </w:rPr>
+            </w:pPr>
+            <w:r>
+              <w:rPr>
+                <w:rFonts w:eastAsia="Aptos" w:cs="" w:ascii="Consolas" w:hAnsi="Consolas"/>
+                <w:kern w:val="2"/>
+                <w:sz w:val="24"/>
+                <w:szCs w:val="24"/>
+                <w:lang w:eastAsia="en-US" w:bidi="ar-SA"/>
               </w:rPr>
               <w:t>method</w:t>
             </w:r>
@@ -835,17 +973,26 @@
         </w:tc>
         <w:tc>
           <w:tcPr>
-            <w:tcW w:w="2970" w:type="dxa"/>
+            <w:tcW w:w="2971" w:type="dxa"/>
+            <w:tcBorders/>
           </w:tcPr>
           <w:p>
             <w:pPr>
-              <w:rPr>
-                <w:rFonts w:ascii="Consolas" w:hAnsi="Consolas"/>
-              </w:rPr>
-            </w:pPr>
-            <w:r>
-              <w:rPr>
-                <w:rFonts w:ascii="Consolas" w:hAnsi="Consolas"/>
+              <w:pStyle w:val="Normal"/>
+              <w:widowControl/>
+              <w:spacing w:lineRule="auto" w:line="240" w:before="0" w:after="0"/>
+              <w:jc w:val="start"/>
+              <w:rPr>
+                <w:rFonts w:ascii="Consolas" w:hAnsi="Consolas"/>
+              </w:rPr>
+            </w:pPr>
+            <w:r>
+              <w:rPr>
+                <w:rFonts w:eastAsia="Aptos" w:cs="" w:ascii="Consolas" w:hAnsi="Consolas"/>
+                <w:kern w:val="2"/>
+                <w:sz w:val="24"/>
+                <w:szCs w:val="24"/>
+                <w:lang w:eastAsia="en-US" w:bidi="ar-SA"/>
               </w:rPr>
               <w:t xml:space="preserve">Get </w:t>
             </w:r>
@@ -855,328 +1002,473 @@
     </w:tbl>
     <w:p>
       <w:pPr>
+        <w:pStyle w:val="Normal"/>
         <w:rPr>
           <w:rFonts w:ascii="Consolas" w:hAnsi="Consolas"/>
         </w:rPr>
       </w:pPr>
+      <w:r>
+        <w:rPr>
+          <w:rFonts w:ascii="Consolas" w:hAnsi="Consolas"/>
+        </w:rPr>
+      </w:r>
     </w:p>
     <w:tbl>
       <w:tblPr>
         <w:tblStyle w:val="LiBang"/>
-        <w:tblW w:w="0" w:type="auto"/>
-        <w:tblLook w:val="04A0" w:firstRow="1" w:lastRow="0" w:firstColumn="1" w:lastColumn="0" w:noHBand="0" w:noVBand="1"/>
+        <w:tblW w:w="9016" w:type="dxa"/>
+        <w:jc w:val="start"/>
+        <w:tblInd w:w="0" w:type="dxa"/>
+        <w:tblLayout w:type="fixed"/>
+        <w:tblCellMar>
+          <w:top w:w="0" w:type="dxa"/>
+          <w:start w:w="108" w:type="dxa"/>
+          <w:bottom w:w="0" w:type="dxa"/>
+          <w:end w:w="108" w:type="dxa"/>
+        </w:tblCellMar>
+        <w:tblLook w:firstRow="1" w:noVBand="1" w:lastRow="0" w:firstColumn="1" w:lastColumn="0" w:noHBand="0" w:val="04a0"/>
       </w:tblPr>
       <w:tblGrid>
         <w:gridCol w:w="9016"/>
       </w:tblGrid>
       <w:tr>
+        <w:trPr/>
         <w:tc>
           <w:tcPr>
             <w:tcW w:w="9016" w:type="dxa"/>
+            <w:tcBorders/>
           </w:tcPr>
           <w:p>
             <w:pPr>
-              <w:spacing w:after="160" w:line="278" w:lineRule="auto"/>
-              <w:rPr>
-                <w:rFonts w:ascii="Consolas" w:hAnsi="Consolas"/>
-              </w:rPr>
-            </w:pPr>
-            <w:r>
-              <w:rPr>
-                <w:rFonts w:ascii="Consolas" w:hAnsi="Consolas"/>
+              <w:pStyle w:val="Normal"/>
+              <w:widowControl/>
+              <w:spacing w:lineRule="auto" w:line="278" w:before="0" w:after="160"/>
+              <w:jc w:val="start"/>
+              <w:rPr>
+                <w:rFonts w:ascii="Consolas" w:hAnsi="Consolas"/>
+              </w:rPr>
+            </w:pPr>
+            <w:r>
+              <w:rPr>
+                <w:rFonts w:eastAsia="Aptos" w:cs="" w:ascii="Consolas" w:hAnsi="Consolas"/>
+                <w:kern w:val="2"/>
+                <w:sz w:val="24"/>
+                <w:szCs w:val="24"/>
+                <w:lang w:eastAsia="en-US" w:bidi="ar-SA"/>
               </w:rPr>
               <w:t>&lt;a th:href="@{/users/{</w:t>
             </w:r>
             <w:r>
               <w:rPr>
-                <w:rFonts w:ascii="Consolas" w:hAnsi="Consolas"/>
+                <w:rFonts w:eastAsia="Aptos" w:cs="" w:ascii="Consolas" w:hAnsi="Consolas"/>
                 <w:color w:val="EE0000"/>
+                <w:kern w:val="2"/>
+                <w:sz w:val="24"/>
+                <w:szCs w:val="24"/>
+                <w:lang w:eastAsia="en-US" w:bidi="ar-SA"/>
               </w:rPr>
               <w:t>id</w:t>
             </w:r>
             <w:r>
               <w:rPr>
-                <w:rFonts w:ascii="Consolas" w:hAnsi="Consolas"/>
-              </w:rPr>
-              <w:t>}/info</w:t>
-            </w:r>
-            <w:r>
-              <w:rPr>
-                <w:rFonts w:ascii="Consolas" w:hAnsi="Consolas"/>
-              </w:rPr>
-              <w:t xml:space="preserve"> </w:t>
-            </w:r>
-            <w:r>
-              <w:rPr>
-                <w:rFonts w:ascii="Consolas" w:hAnsi="Consolas"/>
-              </w:rPr>
-              <w:t>(</w:t>
-            </w:r>
-            <w:r>
-              <w:rPr>
-                <w:rFonts w:ascii="Consolas" w:hAnsi="Consolas"/>
+                <w:rFonts w:eastAsia="Aptos" w:cs="" w:ascii="Consolas" w:hAnsi="Consolas"/>
+                <w:kern w:val="2"/>
+                <w:sz w:val="24"/>
+                <w:szCs w:val="24"/>
+                <w:lang w:eastAsia="en-US" w:bidi="ar-SA"/>
+              </w:rPr>
+              <w:t>}/info (</w:t>
+            </w:r>
+            <w:r>
+              <w:rPr>
+                <w:rFonts w:eastAsia="Aptos" w:cs="" w:ascii="Consolas" w:hAnsi="Consolas"/>
                 <w:color w:val="EE0000"/>
+                <w:kern w:val="2"/>
+                <w:sz w:val="24"/>
+                <w:szCs w:val="24"/>
+                <w:lang w:eastAsia="en-US" w:bidi="ar-SA"/>
               </w:rPr>
               <w:t>id</w:t>
             </w:r>
             <w:r>
               <w:rPr>
-                <w:rFonts w:ascii="Consolas" w:hAnsi="Consolas"/>
-              </w:rPr>
-              <w:t>=${userId})</w:t>
-            </w:r>
-            <w:r>
-              <w:rPr>
-                <w:rFonts w:ascii="Consolas" w:hAnsi="Consolas"/>
-              </w:rPr>
-              <w:t xml:space="preserve"> </w:t>
-            </w:r>
-            <w:r>
-              <w:rPr>
-                <w:rFonts w:ascii="Consolas" w:hAnsi="Consolas"/>
-              </w:rPr>
-              <w:t>}"&gt;</w:t>
-            </w:r>
-          </w:p>
-          <w:p>
-            <w:pPr>
-              <w:spacing w:after="160" w:line="278" w:lineRule="auto"/>
-              <w:ind w:left="720"/>
-              <w:rPr>
-                <w:rFonts w:ascii="Consolas" w:hAnsi="Consolas"/>
-              </w:rPr>
-            </w:pPr>
-            <w:r>
-              <w:rPr>
-                <w:rFonts w:ascii="Consolas" w:hAnsi="Consolas"/>
+                <w:rFonts w:eastAsia="Aptos" w:cs="" w:ascii="Consolas" w:hAnsi="Consolas"/>
+                <w:kern w:val="2"/>
+                <w:sz w:val="24"/>
+                <w:szCs w:val="24"/>
+                <w:lang w:eastAsia="en-US" w:bidi="ar-SA"/>
+              </w:rPr>
+              <w:t>=${userId}) }"&gt;</w:t>
+            </w:r>
+          </w:p>
+          <w:p>
+            <w:pPr>
+              <w:pStyle w:val="Normal"/>
+              <w:widowControl/>
+              <w:spacing w:lineRule="auto" w:line="278" w:before="0" w:after="160"/>
+              <w:ind w:start="720"/>
+              <w:jc w:val="start"/>
+              <w:rPr>
+                <w:rFonts w:ascii="Consolas" w:hAnsi="Consolas"/>
+              </w:rPr>
+            </w:pPr>
+            <w:r>
+              <w:rPr>
+                <w:rFonts w:eastAsia="Aptos" w:cs="" w:ascii="Consolas" w:hAnsi="Consolas"/>
+                <w:kern w:val="2"/>
+                <w:sz w:val="24"/>
+                <w:szCs w:val="24"/>
+                <w:lang w:eastAsia="en-US" w:bidi="ar-SA"/>
               </w:rPr>
               <w:t>Xem thông tin</w:t>
             </w:r>
           </w:p>
           <w:p>
             <w:pPr>
-              <w:rPr>
-                <w:rFonts w:ascii="Consolas" w:hAnsi="Consolas"/>
-              </w:rPr>
-            </w:pPr>
-            <w:r>
-              <w:rPr>
-                <w:rFonts w:ascii="Consolas" w:hAnsi="Consolas"/>
+              <w:pStyle w:val="Normal"/>
+              <w:widowControl/>
+              <w:spacing w:lineRule="auto" w:line="240" w:before="0" w:after="0"/>
+              <w:jc w:val="start"/>
+              <w:rPr>
+                <w:rFonts w:ascii="Consolas" w:hAnsi="Consolas"/>
+              </w:rPr>
+            </w:pPr>
+            <w:r>
+              <w:rPr>
+                <w:rFonts w:eastAsia="Aptos" w:cs="" w:ascii="Consolas" w:hAnsi="Consolas"/>
+                <w:kern w:val="2"/>
+                <w:sz w:val="24"/>
+                <w:szCs w:val="24"/>
+                <w:lang w:eastAsia="en-US" w:bidi="ar-SA"/>
               </w:rPr>
               <w:t>&lt;/a&gt;</w:t>
             </w:r>
           </w:p>
           <w:p>
             <w:pPr>
-              <w:rPr>
-                <w:rFonts w:ascii="Consolas" w:hAnsi="Consolas"/>
-              </w:rPr>
-            </w:pPr>
+              <w:pStyle w:val="Normal"/>
+              <w:widowControl/>
+              <w:spacing w:lineRule="auto" w:line="240" w:before="0" w:after="0"/>
+              <w:jc w:val="start"/>
+              <w:rPr>
+                <w:rFonts w:ascii="Consolas" w:hAnsi="Consolas"/>
+              </w:rPr>
+            </w:pPr>
+            <w:r>
+              <w:rPr>
+                <w:rFonts w:eastAsia="Aptos" w:cs="" w:ascii="Consolas" w:hAnsi="Consolas"/>
+                <w:kern w:val="2"/>
+                <w:sz w:val="24"/>
+                <w:szCs w:val="24"/>
+                <w:lang w:eastAsia="en-US" w:bidi="ar-SA"/>
+              </w:rPr>
+            </w:r>
           </w:p>
         </w:tc>
       </w:tr>
     </w:tbl>
     <w:p>
       <w:pPr>
+        <w:pStyle w:val="Normal"/>
         <w:rPr>
           <w:rFonts w:ascii="Consolas" w:hAnsi="Consolas"/>
         </w:rPr>
       </w:pPr>
+      <w:r>
+        <w:rPr>
+          <w:rFonts w:ascii="Consolas" w:hAnsi="Consolas"/>
+        </w:rPr>
+      </w:r>
     </w:p>
     <w:p>
       <w:pPr>
+        <w:pStyle w:val="Normal"/>
         <w:rPr>
           <w:rFonts w:ascii="Consolas" w:hAnsi="Consolas"/>
         </w:rPr>
       </w:pPr>
+      <w:r>
+        <w:rPr>
+          <w:rFonts w:ascii="Consolas" w:hAnsi="Consolas"/>
+        </w:rPr>
+      </w:r>
     </w:p>
     <w:tbl>
       <w:tblPr>
         <w:tblStyle w:val="LiBang"/>
-        <w:tblW w:w="0" w:type="auto"/>
-        <w:tblLook w:val="04A0" w:firstRow="1" w:lastRow="0" w:firstColumn="1" w:lastColumn="0" w:noHBand="0" w:noVBand="1"/>
+        <w:tblW w:w="9016" w:type="dxa"/>
+        <w:jc w:val="start"/>
+        <w:tblInd w:w="0" w:type="dxa"/>
+        <w:tblLayout w:type="fixed"/>
+        <w:tblCellMar>
+          <w:top w:w="0" w:type="dxa"/>
+          <w:start w:w="108" w:type="dxa"/>
+          <w:bottom w:w="0" w:type="dxa"/>
+          <w:end w:w="108" w:type="dxa"/>
+        </w:tblCellMar>
+        <w:tblLook w:firstRow="1" w:noVBand="1" w:lastRow="0" w:firstColumn="1" w:lastColumn="0" w:noHBand="0" w:val="04a0"/>
       </w:tblPr>
       <w:tblGrid>
         <w:gridCol w:w="9016"/>
       </w:tblGrid>
       <w:tr>
+        <w:trPr/>
         <w:tc>
           <w:tcPr>
             <w:tcW w:w="9016" w:type="dxa"/>
+            <w:tcBorders/>
           </w:tcPr>
           <w:p>
             <w:pPr>
-              <w:spacing w:after="160" w:line="278" w:lineRule="auto"/>
-              <w:rPr>
-                <w:rFonts w:ascii="Consolas" w:hAnsi="Consolas"/>
-              </w:rPr>
-            </w:pPr>
-            <w:r>
-              <w:rPr>
-                <w:rFonts w:ascii="Consolas" w:hAnsi="Consolas"/>
+              <w:pStyle w:val="Normal"/>
+              <w:widowControl/>
+              <w:spacing w:lineRule="auto" w:line="278" w:before="0" w:after="160"/>
+              <w:jc w:val="start"/>
+              <w:rPr>
+                <w:rFonts w:ascii="Consolas" w:hAnsi="Consolas"/>
+              </w:rPr>
+            </w:pPr>
+            <w:r>
+              <w:rPr>
+                <w:rFonts w:eastAsia="Aptos" w:cs="" w:ascii="Consolas" w:hAnsi="Consolas"/>
+                <w:kern w:val="2"/>
+                <w:sz w:val="24"/>
+                <w:szCs w:val="24"/>
+                <w:lang w:eastAsia="en-US" w:bidi="ar-SA"/>
               </w:rPr>
               <w:t>@GetMapping("/users/{</w:t>
             </w:r>
             <w:r>
               <w:rPr>
-                <w:rFonts w:ascii="Consolas" w:hAnsi="Consolas"/>
+                <w:rFonts w:eastAsia="Aptos" w:cs="" w:ascii="Consolas" w:hAnsi="Consolas"/>
                 <w:color w:val="EE0000"/>
+                <w:kern w:val="2"/>
+                <w:sz w:val="24"/>
+                <w:szCs w:val="24"/>
+                <w:lang w:eastAsia="en-US" w:bidi="ar-SA"/>
               </w:rPr>
               <w:t>id</w:t>
             </w:r>
             <w:r>
               <w:rPr>
-                <w:rFonts w:ascii="Consolas" w:hAnsi="Consolas"/>
+                <w:rFonts w:eastAsia="Aptos" w:cs="" w:ascii="Consolas" w:hAnsi="Consolas"/>
+                <w:kern w:val="2"/>
+                <w:sz w:val="24"/>
+                <w:szCs w:val="24"/>
+                <w:lang w:eastAsia="en-US" w:bidi="ar-SA"/>
               </w:rPr>
               <w:t>}/info")</w:t>
             </w:r>
           </w:p>
           <w:p>
             <w:pPr>
-              <w:rPr>
-                <w:rFonts w:ascii="Consolas" w:hAnsi="Consolas"/>
-              </w:rPr>
-            </w:pPr>
-            <w:r>
-              <w:rPr>
-                <w:rFonts w:ascii="Consolas" w:hAnsi="Consolas"/>
-              </w:rPr>
-              <w:t>P</w:t>
-            </w:r>
-            <w:r>
-              <w:rPr>
-                <w:rFonts w:ascii="Consolas" w:hAnsi="Consolas"/>
-              </w:rPr>
-              <w:t>ublic</w:t>
-            </w:r>
-            <w:r>
-              <w:rPr>
-                <w:rFonts w:ascii="Consolas" w:hAnsi="Consolas"/>
-              </w:rPr>
-              <w:t xml:space="preserve"> String</w:t>
-            </w:r>
-            <w:r>
-              <w:rPr>
-                <w:rFonts w:ascii="Consolas" w:hAnsi="Consolas"/>
-              </w:rPr>
-              <w:t xml:space="preserve"> getUserInfo</w:t>
-            </w:r>
-          </w:p>
-          <w:p>
-            <w:pPr>
-              <w:spacing w:after="160" w:line="278" w:lineRule="auto"/>
-              <w:rPr>
-                <w:rFonts w:ascii="Consolas" w:hAnsi="Consolas"/>
-              </w:rPr>
-            </w:pPr>
-            <w:r>
-              <w:rPr>
-                <w:rFonts w:ascii="Consolas" w:hAnsi="Consolas"/>
+              <w:pStyle w:val="Normal"/>
+              <w:widowControl/>
+              <w:spacing w:lineRule="auto" w:line="240" w:before="0" w:after="0"/>
+              <w:jc w:val="start"/>
+              <w:rPr>
+                <w:rFonts w:ascii="Consolas" w:hAnsi="Consolas"/>
+              </w:rPr>
+            </w:pPr>
+            <w:r>
+              <w:rPr>
+                <w:rFonts w:eastAsia="Aptos" w:cs="" w:ascii="Consolas" w:hAnsi="Consolas"/>
+                <w:kern w:val="2"/>
+                <w:sz w:val="24"/>
+                <w:szCs w:val="24"/>
+                <w:lang w:eastAsia="en-US" w:bidi="ar-SA"/>
+              </w:rPr>
+              <w:t>Public String getUserInfo</w:t>
+            </w:r>
+          </w:p>
+          <w:p>
+            <w:pPr>
+              <w:pStyle w:val="Normal"/>
+              <w:widowControl/>
+              <w:spacing w:lineRule="auto" w:line="278" w:before="0" w:after="160"/>
+              <w:jc w:val="start"/>
+              <w:rPr>
+                <w:rFonts w:ascii="Consolas" w:hAnsi="Consolas"/>
+              </w:rPr>
+            </w:pPr>
+            <w:r>
+              <w:rPr>
+                <w:rFonts w:eastAsia="Aptos" w:cs="" w:ascii="Consolas" w:hAnsi="Consolas"/>
+                <w:kern w:val="2"/>
+                <w:sz w:val="24"/>
+                <w:szCs w:val="24"/>
+                <w:lang w:eastAsia="en-US" w:bidi="ar-SA"/>
               </w:rPr>
               <w:t>(</w:t>
             </w:r>
           </w:p>
           <w:p>
             <w:pPr>
-              <w:ind w:left="720"/>
-              <w:rPr>
-                <w:rFonts w:ascii="Consolas" w:hAnsi="Consolas"/>
-              </w:rPr>
-            </w:pPr>
-            <w:r>
-              <w:rPr>
-                <w:rFonts w:ascii="Consolas" w:hAnsi="Consolas"/>
+              <w:pStyle w:val="Normal"/>
+              <w:widowControl/>
+              <w:spacing w:lineRule="auto" w:line="240" w:before="0" w:after="0"/>
+              <w:ind w:start="720"/>
+              <w:jc w:val="start"/>
+              <w:rPr>
+                <w:rFonts w:ascii="Consolas" w:hAnsi="Consolas"/>
+              </w:rPr>
+            </w:pPr>
+            <w:r>
+              <w:rPr>
+                <w:rFonts w:eastAsia="Aptos" w:cs="" w:ascii="Consolas" w:hAnsi="Consolas"/>
+                <w:kern w:val="2"/>
+                <w:sz w:val="24"/>
+                <w:szCs w:val="24"/>
+                <w:lang w:eastAsia="en-US" w:bidi="ar-SA"/>
               </w:rPr>
               <w:t>@PathVariable(value = "</w:t>
             </w:r>
             <w:r>
               <w:rPr>
-                <w:rFonts w:ascii="Consolas" w:hAnsi="Consolas"/>
+                <w:rFonts w:eastAsia="Aptos" w:cs="" w:ascii="Consolas" w:hAnsi="Consolas"/>
                 <w:color w:val="EE0000"/>
+                <w:kern w:val="2"/>
+                <w:sz w:val="24"/>
+                <w:szCs w:val="24"/>
+                <w:lang w:eastAsia="en-US" w:bidi="ar-SA"/>
               </w:rPr>
               <w:t>id</w:t>
             </w:r>
             <w:r>
               <w:rPr>
-                <w:rFonts w:ascii="Consolas" w:hAnsi="Consolas"/>
+                <w:rFonts w:eastAsia="Aptos" w:cs="" w:ascii="Consolas" w:hAnsi="Consolas"/>
+                <w:kern w:val="2"/>
+                <w:sz w:val="24"/>
+                <w:szCs w:val="24"/>
+                <w:lang w:eastAsia="en-US" w:bidi="ar-SA"/>
               </w:rPr>
               <w:t>", defaultValue = "0") int userId</w:t>
             </w:r>
           </w:p>
           <w:p>
             <w:pPr>
-              <w:rPr>
-                <w:rFonts w:ascii="Consolas" w:hAnsi="Consolas"/>
-              </w:rPr>
-            </w:pPr>
-            <w:r>
-              <w:rPr>
-                <w:rFonts w:ascii="Consolas" w:hAnsi="Consolas"/>
+              <w:pStyle w:val="Normal"/>
+              <w:widowControl/>
+              <w:spacing w:lineRule="auto" w:line="240" w:before="0" w:after="0"/>
+              <w:jc w:val="start"/>
+              <w:rPr>
+                <w:rFonts w:ascii="Consolas" w:hAnsi="Consolas"/>
+              </w:rPr>
+            </w:pPr>
+            <w:r>
+              <w:rPr>
+                <w:rFonts w:eastAsia="Aptos" w:cs="" w:ascii="Consolas" w:hAnsi="Consolas"/>
+                <w:kern w:val="2"/>
+                <w:sz w:val="24"/>
+                <w:szCs w:val="24"/>
+                <w:lang w:eastAsia="en-US" w:bidi="ar-SA"/>
               </w:rPr>
               <w:t>)</w:t>
             </w:r>
           </w:p>
           <w:p>
             <w:pPr>
-              <w:spacing w:after="160" w:line="278" w:lineRule="auto"/>
-              <w:rPr>
-                <w:rFonts w:ascii="Consolas" w:hAnsi="Consolas"/>
-              </w:rPr>
-            </w:pPr>
-            <w:r>
-              <w:rPr>
-                <w:rFonts w:ascii="Consolas" w:hAnsi="Consolas"/>
+              <w:pStyle w:val="Normal"/>
+              <w:widowControl/>
+              <w:spacing w:lineRule="auto" w:line="278" w:before="0" w:after="160"/>
+              <w:jc w:val="start"/>
+              <w:rPr>
+                <w:rFonts w:ascii="Consolas" w:hAnsi="Consolas"/>
+              </w:rPr>
+            </w:pPr>
+            <w:r>
+              <w:rPr>
+                <w:rFonts w:eastAsia="Aptos" w:cs="" w:ascii="Consolas" w:hAnsi="Consolas"/>
+                <w:kern w:val="2"/>
+                <w:sz w:val="24"/>
+                <w:szCs w:val="24"/>
+                <w:lang w:eastAsia="en-US" w:bidi="ar-SA"/>
               </w:rPr>
               <w:t>{</w:t>
             </w:r>
           </w:p>
           <w:p>
             <w:pPr>
-              <w:spacing w:after="160" w:line="278" w:lineRule="auto"/>
-              <w:ind w:left="720"/>
-              <w:rPr>
-                <w:rFonts w:ascii="Consolas" w:hAnsi="Consolas"/>
-              </w:rPr>
-            </w:pPr>
-            <w:r>
-              <w:rPr>
-                <w:rFonts w:ascii="Consolas" w:hAnsi="Consolas"/>
+              <w:pStyle w:val="Normal"/>
+              <w:widowControl/>
+              <w:spacing w:lineRule="auto" w:line="278" w:before="0" w:after="160"/>
+              <w:ind w:start="720"/>
+              <w:jc w:val="start"/>
+              <w:rPr>
+                <w:rFonts w:ascii="Consolas" w:hAnsi="Consolas"/>
+              </w:rPr>
+            </w:pPr>
+            <w:r>
+              <w:rPr>
+                <w:rFonts w:eastAsia="Aptos" w:cs="" w:ascii="Consolas" w:hAnsi="Consolas"/>
+                <w:kern w:val="2"/>
+                <w:sz w:val="24"/>
+                <w:szCs w:val="24"/>
+                <w:lang w:eastAsia="en-US" w:bidi="ar-SA"/>
               </w:rPr>
               <w:t>// id là tên path variable, tương ứng trên url {id}</w:t>
             </w:r>
           </w:p>
           <w:p>
             <w:pPr>
-              <w:rPr>
-                <w:rFonts w:ascii="Consolas" w:hAnsi="Consolas"/>
-              </w:rPr>
-            </w:pPr>
-            <w:r>
-              <w:rPr>
-                <w:rFonts w:ascii="Consolas" w:hAnsi="Consolas"/>
+              <w:pStyle w:val="Normal"/>
+              <w:widowControl/>
+              <w:spacing w:lineRule="auto" w:line="240" w:before="0" w:after="0"/>
+              <w:jc w:val="start"/>
+              <w:rPr>
+                <w:rFonts w:ascii="Consolas" w:hAnsi="Consolas"/>
+              </w:rPr>
+            </w:pPr>
+            <w:r>
+              <w:rPr>
+                <w:rFonts w:eastAsia="Aptos" w:cs="" w:ascii="Consolas" w:hAnsi="Consolas"/>
+                <w:kern w:val="2"/>
+                <w:sz w:val="24"/>
+                <w:szCs w:val="24"/>
+                <w:lang w:eastAsia="en-US" w:bidi="ar-SA"/>
               </w:rPr>
               <w:t>}</w:t>
             </w:r>
           </w:p>
           <w:p>
             <w:pPr>
-              <w:rPr>
-                <w:rFonts w:ascii="Consolas" w:hAnsi="Consolas"/>
-              </w:rPr>
-            </w:pPr>
+              <w:pStyle w:val="Normal"/>
+              <w:widowControl/>
+              <w:spacing w:lineRule="auto" w:line="240" w:before="0" w:after="0"/>
+              <w:jc w:val="start"/>
+              <w:rPr>
+                <w:rFonts w:ascii="Consolas" w:hAnsi="Consolas"/>
+              </w:rPr>
+            </w:pPr>
+            <w:r>
+              <w:rPr>
+                <w:rFonts w:eastAsia="Aptos" w:cs="" w:ascii="Consolas" w:hAnsi="Consolas"/>
+                <w:kern w:val="2"/>
+                <w:sz w:val="24"/>
+                <w:szCs w:val="24"/>
+                <w:lang w:eastAsia="en-US" w:bidi="ar-SA"/>
+              </w:rPr>
+            </w:r>
           </w:p>
         </w:tc>
       </w:tr>
     </w:tbl>
     <w:p>
       <w:pPr>
+        <w:pStyle w:val="Normal"/>
         <w:rPr>
           <w:rFonts w:ascii="Consolas" w:hAnsi="Consolas"/>
         </w:rPr>
       </w:pPr>
+      <w:r>
+        <w:rPr>
+          <w:rFonts w:ascii="Consolas" w:hAnsi="Consolas"/>
+        </w:rPr>
+      </w:r>
     </w:p>
     <w:p>
       <w:pPr>
+        <w:pStyle w:val="Normal"/>
         <w:rPr>
           <w:rFonts w:ascii="Consolas" w:hAnsi="Consolas"/>
         </w:rPr>
@@ -1185,12 +1477,15 @@
         <w:rPr>
           <w:rFonts w:ascii="Consolas" w:hAnsi="Consolas"/>
         </w:rPr>
+      </w:r>
+      <w:r>
         <w:br w:type="page"/>
       </w:r>
     </w:p>
     <w:p>
       <w:pPr>
-        <w:pStyle w:val="u1"/>
+        <w:pStyle w:val="Heading1"/>
+        <w:spacing w:before="0" w:after="80"/>
         <w:rPr>
           <w:rFonts w:ascii="Consolas" w:hAnsi="Consolas"/>
         </w:rPr>
@@ -1199,12 +1494,12 @@
         <w:rPr>
           <w:rFonts w:ascii="Consolas" w:hAnsi="Consolas"/>
         </w:rPr>
-        <w:lastRenderedPageBreak/>
         <w:t>Request body</w:t>
       </w:r>
     </w:p>
     <w:p>
       <w:pPr>
+        <w:pStyle w:val="Normal"/>
         <w:rPr>
           <w:rFonts w:ascii="Consolas" w:hAnsi="Consolas"/>
         </w:rPr>
@@ -1219,170 +1514,300 @@
     <w:tbl>
       <w:tblPr>
         <w:tblStyle w:val="LiBang"/>
-        <w:tblW w:w="0" w:type="auto"/>
-        <w:tblLook w:val="04A0" w:firstRow="1" w:lastRow="0" w:firstColumn="1" w:lastColumn="0" w:noHBand="0" w:noVBand="1"/>
+        <w:tblW w:w="9016" w:type="dxa"/>
+        <w:jc w:val="start"/>
+        <w:tblInd w:w="0" w:type="dxa"/>
+        <w:tblLayout w:type="fixed"/>
+        <w:tblCellMar>
+          <w:top w:w="0" w:type="dxa"/>
+          <w:start w:w="108" w:type="dxa"/>
+          <w:bottom w:w="0" w:type="dxa"/>
+          <w:end w:w="108" w:type="dxa"/>
+        </w:tblCellMar>
+        <w:tblLook w:firstRow="1" w:noVBand="1" w:lastRow="0" w:firstColumn="1" w:lastColumn="0" w:noHBand="0" w:val="04a0"/>
       </w:tblPr>
       <w:tblGrid>
         <w:gridCol w:w="9016"/>
       </w:tblGrid>
       <w:tr>
+        <w:trPr/>
         <w:tc>
           <w:tcPr>
             <w:tcW w:w="9016" w:type="dxa"/>
+            <w:tcBorders/>
           </w:tcPr>
           <w:p>
             <w:pPr>
-              <w:rPr>
-                <w:rFonts w:ascii="Consolas" w:hAnsi="Consolas"/>
-              </w:rPr>
-            </w:pPr>
-            <w:r>
-              <w:rPr>
-                <w:rFonts w:ascii="Consolas" w:hAnsi="Consolas"/>
+              <w:pStyle w:val="Normal"/>
+              <w:widowControl/>
+              <w:spacing w:lineRule="auto" w:line="240" w:before="0" w:after="0"/>
+              <w:jc w:val="start"/>
+              <w:rPr>
+                <w:rFonts w:ascii="Consolas" w:hAnsi="Consolas"/>
+              </w:rPr>
+            </w:pPr>
+            <w:r>
+              <w:rPr>
+                <w:rFonts w:eastAsia="Aptos" w:cs="" w:ascii="Consolas" w:hAnsi="Consolas"/>
+                <w:kern w:val="2"/>
+                <w:sz w:val="24"/>
+                <w:szCs w:val="24"/>
+                <w:lang w:eastAsia="en-US" w:bidi="ar-SA"/>
               </w:rPr>
               <w:t>&lt;form th:action="@{</w:t>
             </w:r>
             <w:r>
               <w:rPr>
-                <w:rFonts w:ascii="Consolas" w:hAnsi="Consolas"/>
+                <w:rFonts w:eastAsia="Aptos" w:cs="" w:ascii="Consolas" w:hAnsi="Consolas"/>
                 <w:color w:val="EE0000"/>
+                <w:kern w:val="2"/>
+                <w:sz w:val="24"/>
+                <w:szCs w:val="24"/>
+                <w:lang w:eastAsia="en-US" w:bidi="ar-SA"/>
               </w:rPr>
               <w:t>/login</w:t>
             </w:r>
             <w:r>
               <w:rPr>
-                <w:rFonts w:ascii="Consolas" w:hAnsi="Consolas"/>
+                <w:rFonts w:eastAsia="Aptos" w:cs="" w:ascii="Consolas" w:hAnsi="Consolas"/>
+                <w:kern w:val="2"/>
+                <w:sz w:val="24"/>
+                <w:szCs w:val="24"/>
+                <w:lang w:eastAsia="en-US" w:bidi="ar-SA"/>
               </w:rPr>
               <w:t>}" method="</w:t>
             </w:r>
             <w:r>
               <w:rPr>
-                <w:rFonts w:ascii="Consolas" w:hAnsi="Consolas"/>
-                <w:color w:val="0F9ED5" w:themeColor="accent4"/>
+                <w:rFonts w:eastAsia="Aptos" w:cs="" w:ascii="Consolas" w:hAnsi="Consolas"/>
+                <w:color w:themeColor="accent4" w:val="0F9ED5"/>
+                <w:kern w:val="2"/>
+                <w:sz w:val="24"/>
+                <w:szCs w:val="24"/>
+                <w:lang w:eastAsia="en-US" w:bidi="ar-SA"/>
               </w:rPr>
               <w:t>post</w:t>
             </w:r>
             <w:r>
               <w:rPr>
-                <w:rFonts w:ascii="Consolas" w:hAnsi="Consolas"/>
+                <w:rFonts w:eastAsia="Aptos" w:cs="" w:ascii="Consolas" w:hAnsi="Consolas"/>
+                <w:kern w:val="2"/>
+                <w:sz w:val="24"/>
+                <w:szCs w:val="24"/>
+                <w:lang w:eastAsia="en-US" w:bidi="ar-SA"/>
               </w:rPr>
               <w:t>" th:object="${</w:t>
             </w:r>
             <w:r>
               <w:rPr>
-                <w:rFonts w:ascii="Consolas" w:hAnsi="Consolas"/>
-                <w:color w:val="A02B93" w:themeColor="accent5"/>
+                <w:rFonts w:eastAsia="Aptos" w:cs="" w:ascii="Consolas" w:hAnsi="Consolas"/>
+                <w:color w:themeColor="accent5" w:val="A02B93"/>
+                <w:kern w:val="2"/>
+                <w:sz w:val="24"/>
+                <w:szCs w:val="24"/>
+                <w:lang w:eastAsia="en-US" w:bidi="ar-SA"/>
               </w:rPr>
               <w:t>loginDto</w:t>
             </w:r>
             <w:r>
               <w:rPr>
-                <w:rFonts w:ascii="Consolas" w:hAnsi="Consolas"/>
+                <w:rFonts w:eastAsia="Aptos" w:cs="" w:ascii="Consolas" w:hAnsi="Consolas"/>
+                <w:kern w:val="2"/>
+                <w:sz w:val="24"/>
+                <w:szCs w:val="24"/>
+                <w:lang w:eastAsia="en-US" w:bidi="ar-SA"/>
               </w:rPr>
               <w:t>}"&gt;</w:t>
             </w:r>
           </w:p>
           <w:p>
             <w:pPr>
-              <w:ind w:left="720"/>
-              <w:rPr>
-                <w:rFonts w:ascii="Consolas" w:hAnsi="Consolas"/>
-              </w:rPr>
-            </w:pPr>
-          </w:p>
-          <w:p>
-            <w:pPr>
-              <w:ind w:left="720"/>
-              <w:rPr>
-                <w:rFonts w:ascii="Consolas" w:hAnsi="Consolas"/>
-              </w:rPr>
-            </w:pPr>
-            <w:r>
-              <w:rPr>
-                <w:rFonts w:ascii="Consolas" w:hAnsi="Consolas"/>
+              <w:pStyle w:val="Normal"/>
+              <w:widowControl/>
+              <w:spacing w:lineRule="auto" w:line="240" w:before="0" w:after="0"/>
+              <w:ind w:start="720"/>
+              <w:jc w:val="start"/>
+              <w:rPr>
+                <w:rFonts w:ascii="Consolas" w:hAnsi="Consolas"/>
+              </w:rPr>
+            </w:pPr>
+            <w:r>
+              <w:rPr>
+                <w:rFonts w:eastAsia="Aptos" w:cs="" w:ascii="Consolas" w:hAnsi="Consolas"/>
+                <w:kern w:val="2"/>
+                <w:sz w:val="24"/>
+                <w:szCs w:val="24"/>
+                <w:lang w:eastAsia="en-US" w:bidi="ar-SA"/>
+              </w:rPr>
+            </w:r>
+          </w:p>
+          <w:p>
+            <w:pPr>
+              <w:pStyle w:val="Normal"/>
+              <w:widowControl/>
+              <w:spacing w:lineRule="auto" w:line="240" w:before="0" w:after="0"/>
+              <w:ind w:start="720"/>
+              <w:jc w:val="start"/>
+              <w:rPr>
+                <w:rFonts w:ascii="Consolas" w:hAnsi="Consolas"/>
+              </w:rPr>
+            </w:pPr>
+            <w:r>
+              <w:rPr>
+                <w:rFonts w:eastAsia="Aptos" w:cs="" w:ascii="Consolas" w:hAnsi="Consolas"/>
+                <w:kern w:val="2"/>
+                <w:sz w:val="24"/>
+                <w:szCs w:val="24"/>
+                <w:lang w:eastAsia="en-US" w:bidi="ar-SA"/>
               </w:rPr>
               <w:t>&lt;input type="text" th:field="*{</w:t>
             </w:r>
             <w:r>
               <w:rPr>
-                <w:rFonts w:ascii="Consolas" w:hAnsi="Consolas"/>
-                <w:color w:val="4EA72E" w:themeColor="accent6"/>
+                <w:rFonts w:eastAsia="Aptos" w:cs="" w:ascii="Consolas" w:hAnsi="Consolas"/>
+                <w:color w:themeColor="accent6" w:val="4EA72E"/>
+                <w:kern w:val="2"/>
+                <w:sz w:val="24"/>
+                <w:szCs w:val="24"/>
+                <w:lang w:eastAsia="en-US" w:bidi="ar-SA"/>
               </w:rPr>
               <w:t>username</w:t>
             </w:r>
             <w:r>
               <w:rPr>
-                <w:rFonts w:ascii="Consolas" w:hAnsi="Consolas"/>
+                <w:rFonts w:eastAsia="Aptos" w:cs="" w:ascii="Consolas" w:hAnsi="Consolas"/>
+                <w:kern w:val="2"/>
+                <w:sz w:val="24"/>
+                <w:szCs w:val="24"/>
+                <w:lang w:eastAsia="en-US" w:bidi="ar-SA"/>
               </w:rPr>
               <w:t>}" placeholder="Username" required&gt;</w:t>
             </w:r>
           </w:p>
           <w:p>
             <w:pPr>
-              <w:ind w:left="720"/>
-              <w:rPr>
-                <w:rFonts w:ascii="Consolas" w:hAnsi="Consolas"/>
-              </w:rPr>
-            </w:pPr>
-          </w:p>
-          <w:p>
-            <w:pPr>
-              <w:ind w:left="720"/>
-              <w:rPr>
-                <w:rFonts w:ascii="Consolas" w:hAnsi="Consolas"/>
-              </w:rPr>
-            </w:pPr>
-            <w:r>
-              <w:rPr>
-                <w:rFonts w:ascii="Consolas" w:hAnsi="Consolas"/>
+              <w:pStyle w:val="Normal"/>
+              <w:widowControl/>
+              <w:spacing w:lineRule="auto" w:line="240" w:before="0" w:after="0"/>
+              <w:ind w:start="720"/>
+              <w:jc w:val="start"/>
+              <w:rPr>
+                <w:rFonts w:ascii="Consolas" w:hAnsi="Consolas"/>
+              </w:rPr>
+            </w:pPr>
+            <w:r>
+              <w:rPr>
+                <w:rFonts w:eastAsia="Aptos" w:cs="" w:ascii="Consolas" w:hAnsi="Consolas"/>
+                <w:kern w:val="2"/>
+                <w:sz w:val="24"/>
+                <w:szCs w:val="24"/>
+                <w:lang w:eastAsia="en-US" w:bidi="ar-SA"/>
+              </w:rPr>
+            </w:r>
+          </w:p>
+          <w:p>
+            <w:pPr>
+              <w:pStyle w:val="Normal"/>
+              <w:widowControl/>
+              <w:spacing w:lineRule="auto" w:line="240" w:before="0" w:after="0"/>
+              <w:ind w:start="720"/>
+              <w:jc w:val="start"/>
+              <w:rPr>
+                <w:rFonts w:ascii="Consolas" w:hAnsi="Consolas"/>
+              </w:rPr>
+            </w:pPr>
+            <w:r>
+              <w:rPr>
+                <w:rFonts w:eastAsia="Aptos" w:cs="" w:ascii="Consolas" w:hAnsi="Consolas"/>
+                <w:kern w:val="2"/>
+                <w:sz w:val="24"/>
+                <w:szCs w:val="24"/>
+                <w:lang w:eastAsia="en-US" w:bidi="ar-SA"/>
               </w:rPr>
               <w:t>&lt;input type="password" th:field="*{</w:t>
             </w:r>
             <w:r>
               <w:rPr>
-                <w:rFonts w:ascii="Consolas" w:hAnsi="Consolas"/>
-                <w:color w:val="4EA72E" w:themeColor="accent6"/>
+                <w:rFonts w:eastAsia="Aptos" w:cs="" w:ascii="Consolas" w:hAnsi="Consolas"/>
+                <w:color w:themeColor="accent6" w:val="4EA72E"/>
+                <w:kern w:val="2"/>
+                <w:sz w:val="24"/>
+                <w:szCs w:val="24"/>
+                <w:lang w:eastAsia="en-US" w:bidi="ar-SA"/>
               </w:rPr>
               <w:t>password</w:t>
             </w:r>
             <w:r>
               <w:rPr>
-                <w:rFonts w:ascii="Consolas" w:hAnsi="Consolas"/>
+                <w:rFonts w:eastAsia="Aptos" w:cs="" w:ascii="Consolas" w:hAnsi="Consolas"/>
+                <w:kern w:val="2"/>
+                <w:sz w:val="24"/>
+                <w:szCs w:val="24"/>
+                <w:lang w:eastAsia="en-US" w:bidi="ar-SA"/>
               </w:rPr>
               <w:t>}" placeholder="Password" required&gt;</w:t>
             </w:r>
           </w:p>
           <w:p>
             <w:pPr>
-              <w:ind w:left="720"/>
-              <w:rPr>
-                <w:rFonts w:ascii="Consolas" w:hAnsi="Consolas"/>
-              </w:rPr>
-            </w:pPr>
-          </w:p>
-          <w:p>
-            <w:pPr>
-              <w:ind w:left="720"/>
-              <w:rPr>
-                <w:rFonts w:ascii="Consolas" w:hAnsi="Consolas"/>
-              </w:rPr>
-            </w:pPr>
-            <w:r>
-              <w:rPr>
-                <w:rFonts w:ascii="Consolas" w:hAnsi="Consolas"/>
+              <w:pStyle w:val="Normal"/>
+              <w:widowControl/>
+              <w:spacing w:lineRule="auto" w:line="240" w:before="0" w:after="0"/>
+              <w:ind w:start="720"/>
+              <w:jc w:val="start"/>
+              <w:rPr>
+                <w:rFonts w:ascii="Consolas" w:hAnsi="Consolas"/>
+              </w:rPr>
+            </w:pPr>
+            <w:r>
+              <w:rPr>
+                <w:rFonts w:eastAsia="Aptos" w:cs="" w:ascii="Consolas" w:hAnsi="Consolas"/>
+                <w:kern w:val="2"/>
+                <w:sz w:val="24"/>
+                <w:szCs w:val="24"/>
+                <w:lang w:eastAsia="en-US" w:bidi="ar-SA"/>
+              </w:rPr>
+            </w:r>
+          </w:p>
+          <w:p>
+            <w:pPr>
+              <w:pStyle w:val="Normal"/>
+              <w:widowControl/>
+              <w:spacing w:lineRule="auto" w:line="240" w:before="0" w:after="0"/>
+              <w:ind w:start="720"/>
+              <w:jc w:val="start"/>
+              <w:rPr>
+                <w:rFonts w:ascii="Consolas" w:hAnsi="Consolas"/>
+              </w:rPr>
+            </w:pPr>
+            <w:r>
+              <w:rPr>
+                <w:rFonts w:eastAsia="Aptos" w:cs="" w:ascii="Consolas" w:hAnsi="Consolas"/>
+                <w:kern w:val="2"/>
+                <w:sz w:val="24"/>
+                <w:szCs w:val="24"/>
+                <w:lang w:eastAsia="en-US" w:bidi="ar-SA"/>
               </w:rPr>
               <w:t>&lt;button type="submit"&gt;Đăng nhập&lt;/button&gt;</w:t>
             </w:r>
           </w:p>
           <w:p>
             <w:pPr>
-              <w:rPr>
-                <w:rFonts w:ascii="Consolas" w:hAnsi="Consolas"/>
-              </w:rPr>
-            </w:pPr>
-            <w:r>
-              <w:rPr>
-                <w:rFonts w:ascii="Consolas" w:hAnsi="Consolas"/>
+              <w:pStyle w:val="Normal"/>
+              <w:widowControl/>
+              <w:spacing w:lineRule="auto" w:line="240" w:before="0" w:after="0"/>
+              <w:jc w:val="start"/>
+              <w:rPr>
+                <w:rFonts w:ascii="Consolas" w:hAnsi="Consolas"/>
+              </w:rPr>
+            </w:pPr>
+            <w:r>
+              <w:rPr>
+                <w:rFonts w:eastAsia="Aptos" w:cs="" w:ascii="Consolas" w:hAnsi="Consolas"/>
+                <w:kern w:val="2"/>
+                <w:sz w:val="24"/>
+                <w:szCs w:val="24"/>
+                <w:lang w:eastAsia="en-US" w:bidi="ar-SA"/>
               </w:rPr>
               <w:t>&lt;/form&gt;</w:t>
             </w:r>
@@ -1392,13 +1817,20 @@
     </w:tbl>
     <w:p>
       <w:pPr>
+        <w:pStyle w:val="Normal"/>
         <w:rPr>
           <w:rFonts w:ascii="Consolas" w:hAnsi="Consolas"/>
         </w:rPr>
       </w:pPr>
+      <w:r>
+        <w:rPr>
+          <w:rFonts w:ascii="Consolas" w:hAnsi="Consolas"/>
+        </w:rPr>
+      </w:r>
     </w:p>
     <w:p>
       <w:pPr>
+        <w:pStyle w:val="Normal"/>
         <w:rPr>
           <w:rFonts w:ascii="Consolas" w:hAnsi="Consolas"/>
         </w:rPr>
@@ -1413,233 +1845,380 @@
     <w:tbl>
       <w:tblPr>
         <w:tblStyle w:val="LiBang"/>
-        <w:tblW w:w="0" w:type="auto"/>
-        <w:tblLook w:val="04A0" w:firstRow="1" w:lastRow="0" w:firstColumn="1" w:lastColumn="0" w:noHBand="0" w:noVBand="1"/>
+        <w:tblW w:w="9016" w:type="dxa"/>
+        <w:jc w:val="start"/>
+        <w:tblInd w:w="0" w:type="dxa"/>
+        <w:tblLayout w:type="fixed"/>
+        <w:tblCellMar>
+          <w:top w:w="0" w:type="dxa"/>
+          <w:start w:w="108" w:type="dxa"/>
+          <w:bottom w:w="0" w:type="dxa"/>
+          <w:end w:w="108" w:type="dxa"/>
+        </w:tblCellMar>
+        <w:tblLook w:firstRow="1" w:noVBand="1" w:lastRow="0" w:firstColumn="1" w:lastColumn="0" w:noHBand="0" w:val="04a0"/>
       </w:tblPr>
       <w:tblGrid>
         <w:gridCol w:w="9016"/>
       </w:tblGrid>
       <w:tr>
+        <w:trPr/>
         <w:tc>
           <w:tcPr>
             <w:tcW w:w="9016" w:type="dxa"/>
+            <w:tcBorders/>
           </w:tcPr>
           <w:p>
             <w:pPr>
-              <w:rPr>
-                <w:rFonts w:ascii="Consolas" w:hAnsi="Consolas"/>
-              </w:rPr>
-            </w:pPr>
-            <w:r>
-              <w:rPr>
-                <w:rFonts w:ascii="Consolas" w:hAnsi="Consolas"/>
+              <w:pStyle w:val="Normal"/>
+              <w:widowControl/>
+              <w:spacing w:lineRule="auto" w:line="240" w:before="0" w:after="0"/>
+              <w:jc w:val="start"/>
+              <w:rPr>
+                <w:rFonts w:ascii="Consolas" w:hAnsi="Consolas"/>
+              </w:rPr>
+            </w:pPr>
+            <w:r>
+              <w:rPr>
+                <w:rFonts w:eastAsia="Aptos" w:cs="" w:ascii="Consolas" w:hAnsi="Consolas"/>
+                <w:kern w:val="2"/>
+                <w:sz w:val="24"/>
+                <w:szCs w:val="24"/>
+                <w:lang w:eastAsia="en-US" w:bidi="ar-SA"/>
               </w:rPr>
               <w:t>@</w:t>
             </w:r>
             <w:r>
               <w:rPr>
-                <w:rFonts w:ascii="Consolas" w:hAnsi="Consolas"/>
-                <w:color w:val="0F9ED5" w:themeColor="accent4"/>
+                <w:rFonts w:eastAsia="Aptos" w:cs="" w:ascii="Consolas" w:hAnsi="Consolas"/>
+                <w:color w:themeColor="accent4" w:val="0F9ED5"/>
+                <w:kern w:val="2"/>
+                <w:sz w:val="24"/>
+                <w:szCs w:val="24"/>
+                <w:lang w:eastAsia="en-US" w:bidi="ar-SA"/>
               </w:rPr>
               <w:t>Post</w:t>
             </w:r>
             <w:r>
               <w:rPr>
-                <w:rFonts w:ascii="Consolas" w:hAnsi="Consolas"/>
+                <w:rFonts w:eastAsia="Aptos" w:cs="" w:ascii="Consolas" w:hAnsi="Consolas"/>
+                <w:kern w:val="2"/>
+                <w:sz w:val="24"/>
+                <w:szCs w:val="24"/>
+                <w:lang w:eastAsia="en-US" w:bidi="ar-SA"/>
               </w:rPr>
               <w:t>Mapping("</w:t>
             </w:r>
             <w:r>
               <w:rPr>
-                <w:rFonts w:ascii="Consolas" w:hAnsi="Consolas"/>
+                <w:rFonts w:eastAsia="Aptos" w:cs="" w:ascii="Consolas" w:hAnsi="Consolas"/>
                 <w:color w:val="EE0000"/>
+                <w:kern w:val="2"/>
+                <w:sz w:val="24"/>
+                <w:szCs w:val="24"/>
+                <w:lang w:eastAsia="en-US" w:bidi="ar-SA"/>
               </w:rPr>
               <w:t>/login</w:t>
             </w:r>
             <w:r>
               <w:rPr>
-                <w:rFonts w:ascii="Consolas" w:hAnsi="Consolas"/>
+                <w:rFonts w:eastAsia="Aptos" w:cs="" w:ascii="Consolas" w:hAnsi="Consolas"/>
+                <w:kern w:val="2"/>
+                <w:sz w:val="24"/>
+                <w:szCs w:val="24"/>
+                <w:lang w:eastAsia="en-US" w:bidi="ar-SA"/>
               </w:rPr>
               <w:t>")</w:t>
             </w:r>
           </w:p>
           <w:p>
             <w:pPr>
-              <w:rPr>
-                <w:rFonts w:ascii="Consolas" w:hAnsi="Consolas"/>
-              </w:rPr>
-            </w:pPr>
-            <w:r>
-              <w:rPr>
-                <w:rFonts w:ascii="Consolas" w:hAnsi="Consolas"/>
+              <w:pStyle w:val="Normal"/>
+              <w:widowControl/>
+              <w:spacing w:lineRule="auto" w:line="240" w:before="0" w:after="0"/>
+              <w:jc w:val="start"/>
+              <w:rPr>
+                <w:rFonts w:ascii="Consolas" w:hAnsi="Consolas"/>
+              </w:rPr>
+            </w:pPr>
+            <w:r>
+              <w:rPr>
+                <w:rFonts w:eastAsia="Aptos" w:cs="" w:ascii="Consolas" w:hAnsi="Consolas"/>
+                <w:kern w:val="2"/>
+                <w:sz w:val="24"/>
+                <w:szCs w:val="24"/>
+                <w:lang w:eastAsia="en-US" w:bidi="ar-SA"/>
               </w:rPr>
               <w:t>public ResponseEntity&lt;?&gt; login</w:t>
             </w:r>
           </w:p>
           <w:p>
             <w:pPr>
-              <w:rPr>
-                <w:rFonts w:ascii="Consolas" w:hAnsi="Consolas"/>
-              </w:rPr>
-            </w:pPr>
-            <w:r>
-              <w:rPr>
-                <w:rFonts w:ascii="Consolas" w:hAnsi="Consolas"/>
+              <w:pStyle w:val="Normal"/>
+              <w:widowControl/>
+              <w:spacing w:lineRule="auto" w:line="240" w:before="0" w:after="0"/>
+              <w:jc w:val="start"/>
+              <w:rPr>
+                <w:rFonts w:ascii="Consolas" w:hAnsi="Consolas"/>
+              </w:rPr>
+            </w:pPr>
+            <w:r>
+              <w:rPr>
+                <w:rFonts w:eastAsia="Aptos" w:cs="" w:ascii="Consolas" w:hAnsi="Consolas"/>
+                <w:kern w:val="2"/>
+                <w:sz w:val="24"/>
+                <w:szCs w:val="24"/>
+                <w:lang w:eastAsia="en-US" w:bidi="ar-SA"/>
               </w:rPr>
               <w:t>(</w:t>
             </w:r>
           </w:p>
           <w:p>
             <w:pPr>
+              <w:pStyle w:val="Normal"/>
+              <w:widowControl/>
+              <w:spacing w:lineRule="auto" w:line="240" w:before="0" w:after="0"/>
               <w:ind w:firstLine="720"/>
-              <w:rPr>
-                <w:rFonts w:ascii="Consolas" w:hAnsi="Consolas"/>
-              </w:rPr>
-            </w:pPr>
-            <w:r>
-              <w:rPr>
-                <w:rFonts w:ascii="Consolas" w:hAnsi="Consolas"/>
+              <w:jc w:val="start"/>
+              <w:rPr>
+                <w:rFonts w:ascii="Consolas" w:hAnsi="Consolas"/>
+              </w:rPr>
+            </w:pPr>
+            <w:r>
+              <w:rPr>
+                <w:rFonts w:eastAsia="Aptos" w:cs="" w:ascii="Consolas" w:hAnsi="Consolas"/>
+                <w:kern w:val="2"/>
+                <w:sz w:val="24"/>
+                <w:szCs w:val="24"/>
+                <w:lang w:eastAsia="en-US" w:bidi="ar-SA"/>
               </w:rPr>
               <w:t xml:space="preserve">@RequestBody LoginDto </w:t>
             </w:r>
             <w:r>
               <w:rPr>
-                <w:rFonts w:ascii="Consolas" w:hAnsi="Consolas"/>
-                <w:color w:val="A02B93" w:themeColor="accent5"/>
+                <w:rFonts w:eastAsia="Aptos" w:cs="" w:ascii="Consolas" w:hAnsi="Consolas"/>
+                <w:color w:themeColor="accent5" w:val="A02B93"/>
+                <w:kern w:val="2"/>
+                <w:sz w:val="24"/>
+                <w:szCs w:val="24"/>
+                <w:lang w:eastAsia="en-US" w:bidi="ar-SA"/>
               </w:rPr>
               <w:t>loginDto</w:t>
             </w:r>
           </w:p>
           <w:p>
             <w:pPr>
-              <w:rPr>
-                <w:rFonts w:ascii="Consolas" w:hAnsi="Consolas"/>
-              </w:rPr>
-            </w:pPr>
-            <w:r>
-              <w:rPr>
-                <w:rFonts w:ascii="Consolas" w:hAnsi="Consolas"/>
+              <w:pStyle w:val="Normal"/>
+              <w:widowControl/>
+              <w:spacing w:lineRule="auto" w:line="240" w:before="0" w:after="0"/>
+              <w:jc w:val="start"/>
+              <w:rPr>
+                <w:rFonts w:ascii="Consolas" w:hAnsi="Consolas"/>
+              </w:rPr>
+            </w:pPr>
+            <w:r>
+              <w:rPr>
+                <w:rFonts w:eastAsia="Aptos" w:cs="" w:ascii="Consolas" w:hAnsi="Consolas"/>
+                <w:kern w:val="2"/>
+                <w:sz w:val="24"/>
+                <w:szCs w:val="24"/>
+                <w:lang w:eastAsia="en-US" w:bidi="ar-SA"/>
               </w:rPr>
               <w:t>)</w:t>
             </w:r>
           </w:p>
           <w:p>
             <w:pPr>
-              <w:rPr>
-                <w:rFonts w:ascii="Consolas" w:hAnsi="Consolas"/>
-              </w:rPr>
-            </w:pPr>
-            <w:r>
-              <w:rPr>
-                <w:rFonts w:ascii="Consolas" w:hAnsi="Consolas"/>
+              <w:pStyle w:val="Normal"/>
+              <w:widowControl/>
+              <w:spacing w:lineRule="auto" w:line="240" w:before="0" w:after="0"/>
+              <w:jc w:val="start"/>
+              <w:rPr>
+                <w:rFonts w:ascii="Consolas" w:hAnsi="Consolas"/>
+              </w:rPr>
+            </w:pPr>
+            <w:r>
+              <w:rPr>
+                <w:rFonts w:eastAsia="Aptos" w:cs="" w:ascii="Consolas" w:hAnsi="Consolas"/>
+                <w:kern w:val="2"/>
+                <w:sz w:val="24"/>
+                <w:szCs w:val="24"/>
+                <w:lang w:eastAsia="en-US" w:bidi="ar-SA"/>
               </w:rPr>
               <w:t>{</w:t>
             </w:r>
           </w:p>
           <w:p>
             <w:pPr>
-              <w:ind w:left="720"/>
-              <w:rPr>
-                <w:rFonts w:ascii="Consolas" w:hAnsi="Consolas"/>
-                <w:color w:val="4EA72E" w:themeColor="accent6"/>
-              </w:rPr>
-            </w:pPr>
-            <w:r>
-              <w:rPr>
-                <w:rFonts w:ascii="Consolas" w:hAnsi="Consolas"/>
+              <w:pStyle w:val="Normal"/>
+              <w:widowControl/>
+              <w:spacing w:lineRule="auto" w:line="240" w:before="0" w:after="0"/>
+              <w:ind w:start="720"/>
+              <w:jc w:val="start"/>
+              <w:rPr>
+                <w:rFonts w:ascii="Consolas" w:hAnsi="Consolas"/>
+                <w:color w:themeColor="accent6" w:val="4EA72E"/>
+              </w:rPr>
+            </w:pPr>
+            <w:r>
+              <w:rPr>
+                <w:rFonts w:eastAsia="Aptos" w:cs="" w:ascii="Consolas" w:hAnsi="Consolas"/>
+                <w:kern w:val="2"/>
+                <w:sz w:val="24"/>
+                <w:szCs w:val="24"/>
+                <w:lang w:eastAsia="en-US" w:bidi="ar-SA"/>
               </w:rPr>
               <w:t xml:space="preserve">// </w:t>
             </w:r>
             <w:r>
               <w:rPr>
-                <w:rFonts w:ascii="Consolas" w:hAnsi="Consolas"/>
-                <w:color w:val="4EA72E" w:themeColor="accent6"/>
+                <w:rFonts w:eastAsia="Aptos" w:cs="" w:ascii="Consolas" w:hAnsi="Consolas"/>
+                <w:color w:themeColor="accent6" w:val="4EA72E"/>
+                <w:kern w:val="2"/>
+                <w:sz w:val="24"/>
+                <w:szCs w:val="24"/>
+                <w:lang w:eastAsia="en-US" w:bidi="ar-SA"/>
               </w:rPr>
               <w:t>loginDto.username</w:t>
             </w:r>
           </w:p>
           <w:p>
             <w:pPr>
-              <w:ind w:left="720"/>
-              <w:rPr>
-                <w:rFonts w:ascii="Consolas" w:hAnsi="Consolas"/>
-                <w:color w:val="4EA72E" w:themeColor="accent6"/>
-              </w:rPr>
-            </w:pPr>
-            <w:r>
-              <w:rPr>
-                <w:rFonts w:ascii="Consolas" w:hAnsi="Consolas"/>
+              <w:pStyle w:val="Normal"/>
+              <w:widowControl/>
+              <w:spacing w:lineRule="auto" w:line="240" w:before="0" w:after="0"/>
+              <w:ind w:start="720"/>
+              <w:jc w:val="start"/>
+              <w:rPr>
+                <w:rFonts w:ascii="Consolas" w:hAnsi="Consolas"/>
+                <w:color w:themeColor="accent6" w:val="4EA72E"/>
+              </w:rPr>
+            </w:pPr>
+            <w:r>
+              <w:rPr>
+                <w:rFonts w:eastAsia="Aptos" w:cs="" w:ascii="Consolas" w:hAnsi="Consolas"/>
+                <w:kern w:val="2"/>
+                <w:sz w:val="24"/>
+                <w:szCs w:val="24"/>
+                <w:lang w:eastAsia="en-US" w:bidi="ar-SA"/>
               </w:rPr>
               <w:t xml:space="preserve">// </w:t>
             </w:r>
             <w:r>
               <w:rPr>
-                <w:rFonts w:ascii="Consolas" w:hAnsi="Consolas"/>
-                <w:color w:val="4EA72E" w:themeColor="accent6"/>
+                <w:rFonts w:eastAsia="Aptos" w:cs="" w:ascii="Consolas" w:hAnsi="Consolas"/>
+                <w:color w:themeColor="accent6" w:val="4EA72E"/>
+                <w:kern w:val="2"/>
+                <w:sz w:val="24"/>
+                <w:szCs w:val="24"/>
+                <w:lang w:eastAsia="en-US" w:bidi="ar-SA"/>
               </w:rPr>
               <w:t>loginDto.password</w:t>
             </w:r>
           </w:p>
           <w:p>
             <w:pPr>
-              <w:ind w:left="720"/>
-              <w:rPr>
-                <w:rFonts w:ascii="Consolas" w:hAnsi="Consolas"/>
-              </w:rPr>
-            </w:pPr>
-            <w:r>
-              <w:rPr>
-                <w:rFonts w:ascii="Consolas" w:hAnsi="Consolas"/>
+              <w:pStyle w:val="Normal"/>
+              <w:widowControl/>
+              <w:spacing w:lineRule="auto" w:line="240" w:before="0" w:after="0"/>
+              <w:ind w:start="720"/>
+              <w:jc w:val="start"/>
+              <w:rPr>
+                <w:rFonts w:ascii="Consolas" w:hAnsi="Consolas"/>
+              </w:rPr>
+            </w:pPr>
+            <w:r>
+              <w:rPr>
+                <w:rFonts w:eastAsia="Aptos" w:cs="" w:ascii="Consolas" w:hAnsi="Consolas"/>
+                <w:kern w:val="2"/>
+                <w:sz w:val="24"/>
+                <w:szCs w:val="24"/>
+                <w:lang w:eastAsia="en-US" w:bidi="ar-SA"/>
               </w:rPr>
               <w:t>// Dữ liệu trong request body có thể là JSON, form-data,...</w:t>
             </w:r>
           </w:p>
           <w:p>
             <w:pPr>
-              <w:ind w:left="720"/>
-              <w:rPr>
-                <w:rFonts w:ascii="Consolas" w:hAnsi="Consolas"/>
-              </w:rPr>
-            </w:pPr>
-            <w:r>
-              <w:rPr>
-                <w:rFonts w:ascii="Consolas" w:hAnsi="Consolas"/>
+              <w:pStyle w:val="Normal"/>
+              <w:widowControl/>
+              <w:spacing w:lineRule="auto" w:line="240" w:before="0" w:after="0"/>
+              <w:ind w:start="720"/>
+              <w:jc w:val="start"/>
+              <w:rPr>
+                <w:rFonts w:ascii="Consolas" w:hAnsi="Consolas"/>
+              </w:rPr>
+            </w:pPr>
+            <w:r>
+              <w:rPr>
+                <w:rFonts w:eastAsia="Aptos" w:cs="" w:ascii="Consolas" w:hAnsi="Consolas"/>
+                <w:kern w:val="2"/>
+                <w:sz w:val="24"/>
+                <w:szCs w:val="24"/>
+                <w:lang w:eastAsia="en-US" w:bidi="ar-SA"/>
               </w:rPr>
               <w:t>// Tuy nhiên khi vào controller sẽ bị parse thành object hết</w:t>
             </w:r>
           </w:p>
           <w:p>
             <w:pPr>
-              <w:rPr>
-                <w:rFonts w:ascii="Consolas" w:hAnsi="Consolas"/>
-              </w:rPr>
-            </w:pPr>
-            <w:r>
-              <w:rPr>
-                <w:rFonts w:ascii="Consolas" w:hAnsi="Consolas"/>
+              <w:pStyle w:val="Normal"/>
+              <w:widowControl/>
+              <w:spacing w:lineRule="auto" w:line="240" w:before="0" w:after="0"/>
+              <w:jc w:val="start"/>
+              <w:rPr>
+                <w:rFonts w:ascii="Consolas" w:hAnsi="Consolas"/>
+              </w:rPr>
+            </w:pPr>
+            <w:r>
+              <w:rPr>
+                <w:rFonts w:eastAsia="Aptos" w:cs="" w:ascii="Consolas" w:hAnsi="Consolas"/>
+                <w:kern w:val="2"/>
+                <w:sz w:val="24"/>
+                <w:szCs w:val="24"/>
+                <w:lang w:eastAsia="en-US" w:bidi="ar-SA"/>
               </w:rPr>
               <w:t>}</w:t>
             </w:r>
           </w:p>
           <w:p>
             <w:pPr>
-              <w:rPr>
-                <w:rFonts w:ascii="Consolas" w:hAnsi="Consolas"/>
-              </w:rPr>
-            </w:pPr>
+              <w:pStyle w:val="Normal"/>
+              <w:widowControl/>
+              <w:spacing w:lineRule="auto" w:line="240" w:before="0" w:after="0"/>
+              <w:jc w:val="start"/>
+              <w:rPr>
+                <w:rFonts w:ascii="Consolas" w:hAnsi="Consolas"/>
+              </w:rPr>
+            </w:pPr>
+            <w:r>
+              <w:rPr>
+                <w:rFonts w:eastAsia="Aptos" w:cs="" w:ascii="Consolas" w:hAnsi="Consolas"/>
+                <w:kern w:val="2"/>
+                <w:sz w:val="24"/>
+                <w:szCs w:val="24"/>
+                <w:lang w:eastAsia="en-US" w:bidi="ar-SA"/>
+              </w:rPr>
+            </w:r>
           </w:p>
         </w:tc>
       </w:tr>
     </w:tbl>
     <w:p>
       <w:pPr>
+        <w:pStyle w:val="Normal"/>
         <w:rPr>
           <w:rFonts w:ascii="Consolas" w:hAnsi="Consolas"/>
         </w:rPr>
       </w:pPr>
+      <w:r>
+        <w:rPr>
+          <w:rFonts w:ascii="Consolas" w:hAnsi="Consolas"/>
+        </w:rPr>
+      </w:r>
     </w:p>
     <w:p>
       <w:pPr>
+        <w:pStyle w:val="Normal"/>
         <w:rPr>
           <w:rFonts w:ascii="Consolas" w:hAnsi="Consolas"/>
         </w:rPr>
@@ -1648,12 +2227,15 @@
         <w:rPr>
           <w:rFonts w:ascii="Consolas" w:hAnsi="Consolas"/>
         </w:rPr>
+      </w:r>
+      <w:r>
         <w:br w:type="page"/>
       </w:r>
     </w:p>
     <w:p>
       <w:pPr>
-        <w:pStyle w:val="u1"/>
+        <w:pStyle w:val="Heading1"/>
+        <w:spacing w:before="0" w:after="80"/>
         <w:rPr>
           <w:rFonts w:ascii="Consolas" w:hAnsi="Consolas"/>
         </w:rPr>
@@ -1662,131 +2244,210 @@
         <w:rPr>
           <w:rFonts w:ascii="Consolas" w:hAnsi="Consolas"/>
         </w:rPr>
-        <w:lastRenderedPageBreak/>
         <w:t>Header</w:t>
       </w:r>
     </w:p>
     <w:p>
+      <w:pPr>
+        <w:pStyle w:val="Normal"/>
+        <w:rPr/>
+      </w:pPr>
       <w:r>
+        <w:rPr/>
         <w:t>Phải dùng JS gửi. Loại bỏ</w:t>
       </w:r>
     </w:p>
     <w:tbl>
       <w:tblPr>
         <w:tblStyle w:val="LiBang"/>
-        <w:tblW w:w="0" w:type="auto"/>
-        <w:tblLook w:val="04A0" w:firstRow="1" w:lastRow="0" w:firstColumn="1" w:lastColumn="0" w:noHBand="0" w:noVBand="1"/>
+        <w:tblW w:w="9016" w:type="dxa"/>
+        <w:jc w:val="start"/>
+        <w:tblInd w:w="0" w:type="dxa"/>
+        <w:tblLayout w:type="fixed"/>
+        <w:tblCellMar>
+          <w:top w:w="0" w:type="dxa"/>
+          <w:start w:w="108" w:type="dxa"/>
+          <w:bottom w:w="0" w:type="dxa"/>
+          <w:end w:w="108" w:type="dxa"/>
+        </w:tblCellMar>
+        <w:tblLook w:firstRow="1" w:noVBand="1" w:lastRow="0" w:firstColumn="1" w:lastColumn="0" w:noHBand="0" w:val="04a0"/>
       </w:tblPr>
       <w:tblGrid>
         <w:gridCol w:w="9016"/>
       </w:tblGrid>
       <w:tr>
+        <w:trPr/>
         <w:tc>
           <w:tcPr>
             <w:tcW w:w="9016" w:type="dxa"/>
+            <w:tcBorders/>
           </w:tcPr>
           <w:p>
             <w:pPr>
-              <w:rPr>
-                <w:rFonts w:ascii="Consolas" w:hAnsi="Consolas"/>
-              </w:rPr>
-            </w:pPr>
-            <w:r>
-              <w:rPr>
-                <w:rFonts w:ascii="Consolas" w:hAnsi="Consolas"/>
+              <w:pStyle w:val="Normal"/>
+              <w:widowControl/>
+              <w:spacing w:lineRule="auto" w:line="240" w:before="0" w:after="0"/>
+              <w:jc w:val="start"/>
+              <w:rPr>
+                <w:rFonts w:ascii="Consolas" w:hAnsi="Consolas"/>
+              </w:rPr>
+            </w:pPr>
+            <w:r>
+              <w:rPr>
+                <w:rFonts w:eastAsia="Aptos" w:cs="" w:ascii="Consolas" w:hAnsi="Consolas"/>
+                <w:kern w:val="2"/>
+                <w:sz w:val="24"/>
+                <w:szCs w:val="24"/>
+                <w:lang w:eastAsia="en-US" w:bidi="ar-SA"/>
               </w:rPr>
               <w:t>@PostMapping("/login")</w:t>
             </w:r>
           </w:p>
           <w:p>
             <w:pPr>
-              <w:rPr>
-                <w:rFonts w:ascii="Consolas" w:hAnsi="Consolas"/>
-              </w:rPr>
-            </w:pPr>
-            <w:r>
-              <w:rPr>
-                <w:rFonts w:ascii="Consolas" w:hAnsi="Consolas"/>
+              <w:pStyle w:val="Normal"/>
+              <w:widowControl/>
+              <w:spacing w:lineRule="auto" w:line="240" w:before="0" w:after="0"/>
+              <w:jc w:val="start"/>
+              <w:rPr>
+                <w:rFonts w:ascii="Consolas" w:hAnsi="Consolas"/>
+              </w:rPr>
+            </w:pPr>
+            <w:r>
+              <w:rPr>
+                <w:rFonts w:eastAsia="Aptos" w:cs="" w:ascii="Consolas" w:hAnsi="Consolas"/>
+                <w:kern w:val="2"/>
+                <w:sz w:val="24"/>
+                <w:szCs w:val="24"/>
+                <w:lang w:eastAsia="en-US" w:bidi="ar-SA"/>
               </w:rPr>
               <w:t>public ResponseEntity&lt;?&gt; login</w:t>
             </w:r>
           </w:p>
           <w:p>
             <w:pPr>
-              <w:rPr>
-                <w:rFonts w:ascii="Consolas" w:hAnsi="Consolas"/>
-              </w:rPr>
-            </w:pPr>
-            <w:r>
-              <w:rPr>
-                <w:rFonts w:ascii="Consolas" w:hAnsi="Consolas"/>
+              <w:pStyle w:val="Normal"/>
+              <w:widowControl/>
+              <w:spacing w:lineRule="auto" w:line="240" w:before="0" w:after="0"/>
+              <w:jc w:val="start"/>
+              <w:rPr>
+                <w:rFonts w:ascii="Consolas" w:hAnsi="Consolas"/>
+              </w:rPr>
+            </w:pPr>
+            <w:r>
+              <w:rPr>
+                <w:rFonts w:eastAsia="Aptos" w:cs="" w:ascii="Consolas" w:hAnsi="Consolas"/>
+                <w:kern w:val="2"/>
+                <w:sz w:val="24"/>
+                <w:szCs w:val="24"/>
+                <w:lang w:eastAsia="en-US" w:bidi="ar-SA"/>
               </w:rPr>
               <w:t>(</w:t>
             </w:r>
           </w:p>
           <w:p>
             <w:pPr>
-              <w:ind w:left="720"/>
-              <w:rPr>
-                <w:rFonts w:ascii="Consolas" w:hAnsi="Consolas"/>
-              </w:rPr>
-            </w:pPr>
-            <w:r>
-              <w:rPr>
-                <w:rFonts w:ascii="Consolas" w:hAnsi="Consolas"/>
+              <w:pStyle w:val="Normal"/>
+              <w:widowControl/>
+              <w:spacing w:lineRule="auto" w:line="240" w:before="0" w:after="0"/>
+              <w:ind w:start="720"/>
+              <w:jc w:val="start"/>
+              <w:rPr>
+                <w:rFonts w:ascii="Consolas" w:hAnsi="Consolas"/>
+              </w:rPr>
+            </w:pPr>
+            <w:r>
+              <w:rPr>
+                <w:rFonts w:eastAsia="Aptos" w:cs="" w:ascii="Consolas" w:hAnsi="Consolas"/>
+                <w:kern w:val="2"/>
+                <w:sz w:val="24"/>
+                <w:szCs w:val="24"/>
+                <w:lang w:eastAsia="en-US" w:bidi="ar-SA"/>
               </w:rPr>
               <w:t>@Header("Authorization") String authHeader</w:t>
             </w:r>
           </w:p>
           <w:p>
             <w:pPr>
-              <w:rPr>
-                <w:rFonts w:ascii="Consolas" w:hAnsi="Consolas"/>
-              </w:rPr>
-            </w:pPr>
-            <w:r>
-              <w:rPr>
-                <w:rFonts w:ascii="Consolas" w:hAnsi="Consolas"/>
+              <w:pStyle w:val="Normal"/>
+              <w:widowControl/>
+              <w:spacing w:lineRule="auto" w:line="240" w:before="0" w:after="0"/>
+              <w:jc w:val="start"/>
+              <w:rPr>
+                <w:rFonts w:ascii="Consolas" w:hAnsi="Consolas"/>
+              </w:rPr>
+            </w:pPr>
+            <w:r>
+              <w:rPr>
+                <w:rFonts w:eastAsia="Aptos" w:cs="" w:ascii="Consolas" w:hAnsi="Consolas"/>
+                <w:kern w:val="2"/>
+                <w:sz w:val="24"/>
+                <w:szCs w:val="24"/>
+                <w:lang w:eastAsia="en-US" w:bidi="ar-SA"/>
               </w:rPr>
               <w:t>)</w:t>
             </w:r>
           </w:p>
           <w:p>
             <w:pPr>
-              <w:rPr>
-                <w:rFonts w:ascii="Consolas" w:hAnsi="Consolas"/>
-              </w:rPr>
-            </w:pPr>
-            <w:r>
-              <w:rPr>
-                <w:rFonts w:ascii="Consolas" w:hAnsi="Consolas"/>
+              <w:pStyle w:val="Normal"/>
+              <w:widowControl/>
+              <w:spacing w:lineRule="auto" w:line="240" w:before="0" w:after="0"/>
+              <w:jc w:val="start"/>
+              <w:rPr>
+                <w:rFonts w:ascii="Consolas" w:hAnsi="Consolas"/>
+              </w:rPr>
+            </w:pPr>
+            <w:r>
+              <w:rPr>
+                <w:rFonts w:eastAsia="Aptos" w:cs="" w:ascii="Consolas" w:hAnsi="Consolas"/>
+                <w:kern w:val="2"/>
+                <w:sz w:val="24"/>
+                <w:szCs w:val="24"/>
+                <w:lang w:eastAsia="en-US" w:bidi="ar-SA"/>
               </w:rPr>
               <w:t>{</w:t>
             </w:r>
           </w:p>
           <w:p>
             <w:pPr>
-              <w:ind w:left="720"/>
-              <w:rPr>
-                <w:rFonts w:ascii="Consolas" w:hAnsi="Consolas"/>
-              </w:rPr>
-            </w:pPr>
-            <w:r>
-              <w:rPr>
-                <w:rFonts w:ascii="Consolas" w:hAnsi="Consolas"/>
+              <w:pStyle w:val="Normal"/>
+              <w:widowControl/>
+              <w:spacing w:lineRule="auto" w:line="240" w:before="0" w:after="0"/>
+              <w:ind w:start="720"/>
+              <w:jc w:val="start"/>
+              <w:rPr>
+                <w:rFonts w:ascii="Consolas" w:hAnsi="Consolas"/>
+              </w:rPr>
+            </w:pPr>
+            <w:r>
+              <w:rPr>
+                <w:rFonts w:eastAsia="Aptos" w:cs="" w:ascii="Consolas" w:hAnsi="Consolas"/>
+                <w:kern w:val="2"/>
+                <w:sz w:val="24"/>
+                <w:szCs w:val="24"/>
+                <w:lang w:eastAsia="en-US" w:bidi="ar-SA"/>
               </w:rPr>
               <w:t>// Biến authHeader sẽ có giá trị là giá trị của Authorization header</w:t>
             </w:r>
           </w:p>
           <w:p>
             <w:pPr>
-              <w:rPr>
-                <w:rFonts w:ascii="Consolas" w:hAnsi="Consolas"/>
-              </w:rPr>
-            </w:pPr>
-            <w:r>
-              <w:rPr>
-                <w:rFonts w:ascii="Consolas" w:hAnsi="Consolas"/>
+              <w:pStyle w:val="Normal"/>
+              <w:widowControl/>
+              <w:spacing w:lineRule="auto" w:line="240" w:before="0" w:after="0"/>
+              <w:jc w:val="start"/>
+              <w:rPr>
+                <w:rFonts w:ascii="Consolas" w:hAnsi="Consolas"/>
+              </w:rPr>
+            </w:pPr>
+            <w:r>
+              <w:rPr>
+                <w:rFonts w:eastAsia="Aptos" w:cs="" w:ascii="Consolas" w:hAnsi="Consolas"/>
+                <w:kern w:val="2"/>
+                <w:sz w:val="24"/>
+                <w:szCs w:val="24"/>
+                <w:lang w:eastAsia="en-US" w:bidi="ar-SA"/>
               </w:rPr>
               <w:t>}</w:t>
             </w:r>
@@ -1796,31 +2457,37 @@
     </w:tbl>
     <w:p>
       <w:pPr>
+        <w:pStyle w:val="Normal"/>
+        <w:spacing w:before="0" w:after="160"/>
         <w:rPr>
           <w:rFonts w:ascii="Consolas" w:hAnsi="Consolas"/>
         </w:rPr>
       </w:pPr>
+      <w:r>
+        <w:rPr>
+          <w:rFonts w:ascii="Consolas" w:hAnsi="Consolas"/>
+        </w:rPr>
+      </w:r>
     </w:p>
     <w:sectPr>
+      <w:type w:val="nextPage"/>
       <w:pgSz w:w="11906" w:h="16838"/>
-      <w:pgMar w:top="1440" w:right="1440" w:bottom="1440" w:left="1440" w:header="708" w:footer="708" w:gutter="0"/>
-      <w:cols w:space="708"/>
-      <w:docGrid w:linePitch="360"/>
+      <w:pgMar w:left="1440" w:right="1440" w:gutter="0" w:header="0" w:top="1440" w:footer="0" w:bottom="1440"/>
+      <w:pgNumType w:fmt="decimal"/>
+      <w:formProt w:val="false"/>
+      <w:textDirection w:val="lrTb"/>
+      <w:docGrid w:type="default" w:linePitch="360" w:charSpace="0"/>
     </w:sectPr>
   </w:body>
 </w:document>
 </file>
 
-<file path=word/numbering.xml><?xml version="1.0" encoding="utf-8"?>
-<w:numbering xmlns:wpc="http://schemas.microsoft.com/office/word/2010/wordprocessingCanvas" xmlns:cx="http://schemas.microsoft.com/office/drawing/2014/chartex" xmlns:cx1="http://schemas.microsoft.com/office/drawing/2015/9/8/chartex" xmlns:cx2="http://schemas.microsoft.com/office/drawing/2015/10/21/chartex" xmlns:cx3="http://schemas.microsoft.com/office/drawing/2016/5/9/chartex" xmlns:cx4="http://schemas.microsoft.com/office/drawing/2016/5/10/chartex" xmlns:cx5="http://schemas.microsoft.com/office/drawing/2016/5/11/chartex" xmlns:cx6="http://schemas.microsoft.com/office/drawing/2016/5/12/chartex" xmlns:cx7="http://schemas.microsoft.com/office/drawing/2016/5/13/chartex" xmlns:cx8="http://schemas.microsoft.com/office/drawing/2016/5/14/chartex" xmlns:mc="http://schemas.openxmlformats.org/markup-compatibility/2006" xmlns:aink="http://schemas.microsoft.com/office/drawing/2016/ink" xmlns:am3d="http://schemas.microsoft.com/office/drawing/2017/model3d" xmlns:o="urn:schemas-microsoft-com:office:office" xmlns:oel="http://schemas.microsoft.com/office/2019/extlst" xmlns:r="http://schemas.openxmlformats.org/officeDocument/2006/relationships" xmlns:m="http://schemas.openxmlformats.org/officeDocument/2006/math" xmlns:v="urn:schemas-microsoft-com:vml" xmlns:wp14="http://schemas.microsoft.com/office/word/2010/wordprocessingDrawing" xmlns:wp="http://schemas.openxmlformats.org/drawingml/2006/wordprocessingDrawing" xmlns:w10="urn:schemas-microsoft-com:office:word" xmlns:w="http://schemas.openxmlformats.org/wordprocessingml/2006/main" xmlns:w14="http://schemas.microsoft.com/office/word/2010/wordml" xmlns:w15="http://schemas.microsoft.com/office/word/2012/wordml" xmlns:w16cex="http://schemas.microsoft.com/office/word/2018/wordml/cex" xmlns:w16cid="http://schemas.microsoft.com/office/word/2016/wordml/cid" xmlns:w16="http://schemas.microsoft.com/office/word/2018/wordml" xmlns:w16du="http://schemas.microsoft.com/office/word/2023/wordml/word16du" xmlns:w16sdtdh="http://schemas.microsoft.com/office/word/2020/wordml/sdtdatahash" xmlns:w16sdtfl="http://schemas.microsoft.com/office/word/2024/wordml/sdtformatlock" xmlns:w16se="http://schemas.microsoft.com/office/word/2015/wordml/symex" xmlns:wpg="http://schemas.microsoft.com/office/word/2010/wordprocessingGroup" xmlns:wpi="http://schemas.microsoft.com/office/word/2010/wordprocessingInk" xmlns:wne="http://schemas.microsoft.com/office/word/2006/wordml" xmlns:wps="http://schemas.microsoft.com/office/word/2010/wordprocessingShape" mc:Ignorable="w14 w15 w16se w16cid w16 w16cex w16sdtdh w16sdtfl w16du wp14"/>
-</file>
-
 <file path=word/styles.xml><?xml version="1.0" encoding="utf-8"?>
-<w:styles xmlns:mc="http://schemas.openxmlformats.org/markup-compatibility/2006" xmlns:r="http://schemas.openxmlformats.org/officeDocument/2006/relationships" xmlns:w="http://schemas.openxmlformats.org/wordprocessingml/2006/main" xmlns:w14="http://schemas.microsoft.com/office/word/2010/wordml" xmlns:w15="http://schemas.microsoft.com/office/word/2012/wordml" xmlns:w16cex="http://schemas.microsoft.com/office/word/2018/wordml/cex" xmlns:w16cid="http://schemas.microsoft.com/office/word/2016/wordml/cid" xmlns:w16="http://schemas.microsoft.com/office/word/2018/wordml" xmlns:w16du="http://schemas.microsoft.com/office/word/2023/wordml/word16du" xmlns:w16sdtdh="http://schemas.microsoft.com/office/word/2020/wordml/sdtdatahash" xmlns:w16sdtfl="http://schemas.microsoft.com/office/word/2024/wordml/sdtformatlock" xmlns:w16se="http://schemas.microsoft.com/office/word/2015/wordml/symex" mc:Ignorable="w14 w15 w16se w16cid w16 w16cex w16sdtdh w16sdtfl w16du">
+<w:styles xmlns:w="http://schemas.openxmlformats.org/wordprocessingml/2006/main" xmlns:w14="http://schemas.microsoft.com/office/word/2010/wordml" xmlns:mc="http://schemas.openxmlformats.org/markup-compatibility/2006" mc:Ignorable="w14">
   <w:docDefaults>
     <w:rPrDefault>
       <w:rPr>
-        <w:rFonts w:asciiTheme="minorHAnsi" w:eastAsiaTheme="minorHAnsi" w:hAnsiTheme="minorHAnsi" w:cstheme="minorBidi"/>
+        <w:rFonts w:ascii="Aptos" w:hAnsi="Aptos" w:eastAsia="Aptos" w:cs="" w:asciiTheme="minorHAnsi" w:cstheme="minorBidi" w:eastAsiaTheme="minorHAnsi" w:hAnsiTheme="minorHAnsi"/>
         <w:kern w:val="2"/>
         <w:sz w:val="24"/>
         <w:szCs w:val="24"/>
@@ -1830,21 +2497,21 @@
     </w:rPrDefault>
     <w:pPrDefault>
       <w:pPr>
-        <w:spacing w:after="160" w:line="278" w:lineRule="auto"/>
+        <w:suppressAutoHyphens w:val="true"/>
       </w:pPr>
     </w:pPrDefault>
   </w:docDefaults>
   <w:latentStyles w:defLockedState="0" w:defUIPriority="99" w:defSemiHidden="0" w:defUnhideWhenUsed="0" w:defQFormat="0" w:count="376">
     <w:lsdException w:name="Normal" w:uiPriority="0" w:qFormat="1"/>
     <w:lsdException w:name="heading 1" w:uiPriority="9" w:qFormat="1"/>
-    <w:lsdException w:name="heading 2" w:semiHidden="1" w:uiPriority="9" w:unhideWhenUsed="1" w:qFormat="1"/>
-    <w:lsdException w:name="heading 3" w:semiHidden="1" w:uiPriority="9" w:unhideWhenUsed="1" w:qFormat="1"/>
-    <w:lsdException w:name="heading 4" w:semiHidden="1" w:uiPriority="9" w:unhideWhenUsed="1" w:qFormat="1"/>
-    <w:lsdException w:name="heading 5" w:semiHidden="1" w:uiPriority="9" w:unhideWhenUsed="1" w:qFormat="1"/>
-    <w:lsdException w:name="heading 6" w:semiHidden="1" w:uiPriority="9" w:unhideWhenUsed="1" w:qFormat="1"/>
-    <w:lsdException w:name="heading 7" w:semiHidden="1" w:uiPriority="9" w:unhideWhenUsed="1" w:qFormat="1"/>
-    <w:lsdException w:name="heading 8" w:semiHidden="1" w:uiPriority="9" w:unhideWhenUsed="1" w:qFormat="1"/>
-    <w:lsdException w:name="heading 9" w:semiHidden="1" w:uiPriority="9" w:unhideWhenUsed="1" w:qFormat="1"/>
+    <w:lsdException w:name="heading 2" w:uiPriority="9" w:semiHidden="1" w:unhideWhenUsed="1" w:qFormat="1"/>
+    <w:lsdException w:name="heading 3" w:uiPriority="9" w:semiHidden="1" w:unhideWhenUsed="1" w:qFormat="1"/>
+    <w:lsdException w:name="heading 4" w:uiPriority="9" w:semiHidden="1" w:unhideWhenUsed="1" w:qFormat="1"/>
+    <w:lsdException w:name="heading 5" w:uiPriority="9" w:semiHidden="1" w:unhideWhenUsed="1" w:qFormat="1"/>
+    <w:lsdException w:name="heading 6" w:uiPriority="9" w:semiHidden="1" w:unhideWhenUsed="1" w:qFormat="1"/>
+    <w:lsdException w:name="heading 7" w:uiPriority="9" w:semiHidden="1" w:unhideWhenUsed="1" w:qFormat="1"/>
+    <w:lsdException w:name="heading 8" w:uiPriority="9" w:semiHidden="1" w:unhideWhenUsed="1" w:qFormat="1"/>
+    <w:lsdException w:name="heading 9" w:uiPriority="9" w:semiHidden="1" w:unhideWhenUsed="1" w:qFormat="1"/>
     <w:lsdException w:name="index 1" w:semiHidden="1" w:unhideWhenUsed="1"/>
     <w:lsdException w:name="index 2" w:semiHidden="1" w:unhideWhenUsed="1"/>
     <w:lsdException w:name="index 3" w:semiHidden="1" w:unhideWhenUsed="1"/>
@@ -1854,22 +2521,22 @@
     <w:lsdException w:name="index 7" w:semiHidden="1" w:unhideWhenUsed="1"/>
     <w:lsdException w:name="index 8" w:semiHidden="1" w:unhideWhenUsed="1"/>
     <w:lsdException w:name="index 9" w:semiHidden="1" w:unhideWhenUsed="1"/>
-    <w:lsdException w:name="toc 1" w:semiHidden="1" w:uiPriority="39" w:unhideWhenUsed="1"/>
-    <w:lsdException w:name="toc 2" w:semiHidden="1" w:uiPriority="39" w:unhideWhenUsed="1"/>
-    <w:lsdException w:name="toc 3" w:semiHidden="1" w:uiPriority="39" w:unhideWhenUsed="1"/>
-    <w:lsdException w:name="toc 4" w:semiHidden="1" w:uiPriority="39" w:unhideWhenUsed="1"/>
-    <w:lsdException w:name="toc 5" w:semiHidden="1" w:uiPriority="39" w:unhideWhenUsed="1"/>
-    <w:lsdException w:name="toc 6" w:semiHidden="1" w:uiPriority="39" w:unhideWhenUsed="1"/>
-    <w:lsdException w:name="toc 7" w:semiHidden="1" w:uiPriority="39" w:unhideWhenUsed="1"/>
-    <w:lsdException w:name="toc 8" w:semiHidden="1" w:uiPriority="39" w:unhideWhenUsed="1"/>
-    <w:lsdException w:name="toc 9" w:semiHidden="1" w:uiPriority="39" w:unhideWhenUsed="1"/>
+    <w:lsdException w:name="toc 1" w:uiPriority="39" w:semiHidden="1" w:unhideWhenUsed="1"/>
+    <w:lsdException w:name="toc 2" w:uiPriority="39" w:semiHidden="1" w:unhideWhenUsed="1"/>
+    <w:lsdException w:name="toc 3" w:uiPriority="39" w:semiHidden="1" w:unhideWhenUsed="1"/>
+    <w:lsdException w:name="toc 4" w:uiPriority="39" w:semiHidden="1" w:unhideWhenUsed="1"/>
+    <w:lsdException w:name="toc 5" w:uiPriority="39" w:semiHidden="1" w:unhideWhenUsed="1"/>
+    <w:lsdException w:name="toc 6" w:uiPriority="39" w:semiHidden="1" w:unhideWhenUsed="1"/>
+    <w:lsdException w:name="toc 7" w:uiPriority="39" w:semiHidden="1" w:unhideWhenUsed="1"/>
+    <w:lsdException w:name="toc 8" w:uiPriority="39" w:semiHidden="1" w:unhideWhenUsed="1"/>
+    <w:lsdException w:name="toc 9" w:uiPriority="39" w:semiHidden="1" w:unhideWhenUsed="1"/>
     <w:lsdException w:name="Normal Indent" w:semiHidden="1" w:unhideWhenUsed="1"/>
     <w:lsdException w:name="footnote text" w:semiHidden="1" w:unhideWhenUsed="1"/>
     <w:lsdException w:name="annotation text" w:semiHidden="1" w:unhideWhenUsed="1"/>
     <w:lsdException w:name="header" w:semiHidden="1" w:unhideWhenUsed="1"/>
     <w:lsdException w:name="footer" w:semiHidden="1" w:unhideWhenUsed="1"/>
     <w:lsdException w:name="index heading" w:semiHidden="1" w:unhideWhenUsed="1"/>
-    <w:lsdException w:name="caption" w:semiHidden="1" w:uiPriority="35" w:unhideWhenUsed="1" w:qFormat="1"/>
+    <w:lsdException w:name="caption" w:uiPriority="35" w:semiHidden="1" w:unhideWhenUsed="1" w:qFormat="1"/>
     <w:lsdException w:name="table of figures" w:semiHidden="1" w:unhideWhenUsed="1"/>
     <w:lsdException w:name="envelope address" w:semiHidden="1" w:unhideWhenUsed="1"/>
     <w:lsdException w:name="envelope return" w:semiHidden="1" w:unhideWhenUsed="1"/>
@@ -1900,7 +2567,7 @@
     <w:lsdException w:name="Title" w:uiPriority="10" w:qFormat="1"/>
     <w:lsdException w:name="Closing" w:semiHidden="1" w:unhideWhenUsed="1"/>
     <w:lsdException w:name="Signature" w:semiHidden="1" w:unhideWhenUsed="1"/>
-    <w:lsdException w:name="Default Paragraph Font" w:semiHidden="1" w:uiPriority="1" w:unhideWhenUsed="1"/>
+    <w:lsdException w:name="Default Paragraph Font" w:uiPriority="1" w:semiHidden="1" w:unhideWhenUsed="1"/>
     <w:lsdException w:name="Body Text" w:semiHidden="1" w:unhideWhenUsed="1"/>
     <w:lsdException w:name="Body Text Indent" w:semiHidden="1" w:unhideWhenUsed="1"/>
     <w:lsdException w:name="List Continue" w:semiHidden="1" w:unhideWhenUsed="1"/>
@@ -2100,8 +2767,8 @@
     <w:lsdException w:name="Subtle Reference" w:uiPriority="31" w:qFormat="1"/>
     <w:lsdException w:name="Intense Reference" w:uiPriority="32" w:qFormat="1"/>
     <w:lsdException w:name="Book Title" w:uiPriority="33" w:qFormat="1"/>
-    <w:lsdException w:name="Bibliography" w:semiHidden="1" w:uiPriority="37" w:unhideWhenUsed="1"/>
-    <w:lsdException w:name="TOC Heading" w:semiHidden="1" w:uiPriority="39" w:unhideWhenUsed="1" w:qFormat="1"/>
+    <w:lsdException w:name="Bibliography" w:uiPriority="37" w:semiHidden="1" w:unhideWhenUsed="1"/>
+    <w:lsdException w:name="TOC Heading" w:uiPriority="39" w:semiHidden="1" w:unhideWhenUsed="1" w:qFormat="1"/>
     <w:lsdException w:name="Plain Table 1" w:uiPriority="41"/>
     <w:lsdException w:name="Plain Table 2" w:uiPriority="42"/>
     <w:lsdException w:name="Plain Table 3" w:uiPriority="43"/>
@@ -2212,217 +2879,585 @@
     <w:lsdException w:name="Unresolved Mention" w:semiHidden="1" w:unhideWhenUsed="1"/>
     <w:lsdException w:name="Smart Link" w:semiHidden="1" w:unhideWhenUsed="1"/>
   </w:latentStyles>
-  <w:style w:type="paragraph" w:default="1" w:styleId="Binhthng">
+  <w:style w:type="paragraph" w:styleId="Normal" w:default="1">
     <w:name w:val="Normal"/>
     <w:qFormat/>
+    <w:pPr>
+      <w:widowControl/>
+      <w:bidi w:val="0"/>
+      <w:spacing w:lineRule="auto" w:line="278" w:before="0" w:after="160"/>
+      <w:jc w:val="start"/>
+    </w:pPr>
     <w:rPr>
-      <w:noProof/>
-      <w:lang w:val="en-US"/>
+      <w:rFonts w:ascii="Aptos" w:hAnsi="Aptos" w:eastAsia="Aptos" w:cs="" w:asciiTheme="minorHAnsi" w:cstheme="minorBidi" w:eastAsiaTheme="minorHAnsi" w:hAnsiTheme="minorHAnsi"/>
+      <w:color w:val="auto"/>
+      <w:kern w:val="2"/>
+      <w:sz w:val="24"/>
+      <w:szCs w:val="24"/>
+      <w:lang w:val="en-US" w:eastAsia="en-US" w:bidi="ar-SA"/>
+      <w14:ligatures w14:val="standardContextual"/>
     </w:rPr>
   </w:style>
-  <w:style w:type="paragraph" w:styleId="u1">
+  <w:style w:type="paragraph" w:styleId="Heading1">
     <w:name w:val="heading 1"/>
-    <w:basedOn w:val="Binhthng"/>
-    <w:next w:val="Binhthng"/>
+    <w:basedOn w:val="Normal"/>
+    <w:next w:val="Normal"/>
     <w:link w:val="u1Char"/>
     <w:uiPriority w:val="9"/>
     <w:qFormat/>
-    <w:rsid w:val="00F70348"/>
+    <w:rsid w:val="00f70348"/>
     <w:pPr>
-      <w:keepNext/>
+      <w:keepNext w:val="true"/>
       <w:keepLines/>
       <w:spacing w:before="360" w:after="80"/>
       <w:outlineLvl w:val="0"/>
     </w:pPr>
     <w:rPr>
-      <w:rFonts w:asciiTheme="majorHAnsi" w:eastAsiaTheme="majorEastAsia" w:hAnsiTheme="majorHAnsi" w:cstheme="majorBidi"/>
-      <w:color w:val="0F4761" w:themeColor="accent1" w:themeShade="BF"/>
+      <w:rFonts w:ascii="Aptos Display" w:hAnsi="Aptos Display" w:eastAsia="" w:cs="" w:asciiTheme="majorHAnsi" w:cstheme="majorBidi" w:eastAsiaTheme="majorEastAsia" w:hAnsiTheme="majorHAnsi"/>
+      <w:color w:themeColor="accent1" w:themeShade="bf" w:val="0F4761"/>
       <w:sz w:val="40"/>
       <w:szCs w:val="40"/>
     </w:rPr>
   </w:style>
-  <w:style w:type="paragraph" w:styleId="u2">
+  <w:style w:type="paragraph" w:styleId="Heading2">
     <w:name w:val="heading 2"/>
-    <w:basedOn w:val="Binhthng"/>
-    <w:next w:val="Binhthng"/>
+    <w:basedOn w:val="Normal"/>
+    <w:next w:val="Normal"/>
     <w:link w:val="u2Char"/>
     <w:uiPriority w:val="9"/>
     <w:semiHidden/>
     <w:unhideWhenUsed/>
     <w:qFormat/>
-    <w:rsid w:val="00F70348"/>
+    <w:rsid w:val="00f70348"/>
     <w:pPr>
-      <w:keepNext/>
+      <w:keepNext w:val="true"/>
       <w:keepLines/>
       <w:spacing w:before="160" w:after="80"/>
       <w:outlineLvl w:val="1"/>
     </w:pPr>
     <w:rPr>
-      <w:rFonts w:asciiTheme="majorHAnsi" w:eastAsiaTheme="majorEastAsia" w:hAnsiTheme="majorHAnsi" w:cstheme="majorBidi"/>
-      <w:color w:val="0F4761" w:themeColor="accent1" w:themeShade="BF"/>
+      <w:rFonts w:ascii="Aptos Display" w:hAnsi="Aptos Display" w:eastAsia="" w:cs="" w:asciiTheme="majorHAnsi" w:cstheme="majorBidi" w:eastAsiaTheme="majorEastAsia" w:hAnsiTheme="majorHAnsi"/>
+      <w:color w:themeColor="accent1" w:themeShade="bf" w:val="0F4761"/>
       <w:sz w:val="32"/>
       <w:szCs w:val="32"/>
     </w:rPr>
   </w:style>
-  <w:style w:type="paragraph" w:styleId="u3">
+  <w:style w:type="paragraph" w:styleId="Heading3">
     <w:name w:val="heading 3"/>
-    <w:basedOn w:val="Binhthng"/>
-    <w:next w:val="Binhthng"/>
+    <w:basedOn w:val="Normal"/>
+    <w:next w:val="Normal"/>
     <w:link w:val="u3Char"/>
     <w:uiPriority w:val="9"/>
     <w:semiHidden/>
     <w:unhideWhenUsed/>
     <w:qFormat/>
-    <w:rsid w:val="00F70348"/>
+    <w:rsid w:val="00f70348"/>
     <w:pPr>
-      <w:keepNext/>
+      <w:keepNext w:val="true"/>
       <w:keepLines/>
       <w:spacing w:before="160" w:after="80"/>
       <w:outlineLvl w:val="2"/>
     </w:pPr>
     <w:rPr>
-      <w:rFonts w:eastAsiaTheme="majorEastAsia" w:cstheme="majorBidi"/>
-      <w:color w:val="0F4761" w:themeColor="accent1" w:themeShade="BF"/>
+      <w:rFonts w:eastAsia="" w:cs="" w:cstheme="majorBidi" w:eastAsiaTheme="majorEastAsia"/>
+      <w:color w:themeColor="accent1" w:themeShade="bf" w:val="0F4761"/>
       <w:sz w:val="28"/>
       <w:szCs w:val="28"/>
     </w:rPr>
   </w:style>
-  <w:style w:type="paragraph" w:styleId="u4">
+  <w:style w:type="paragraph" w:styleId="Heading4">
     <w:name w:val="heading 4"/>
-    <w:basedOn w:val="Binhthng"/>
-    <w:next w:val="Binhthng"/>
+    <w:basedOn w:val="Normal"/>
+    <w:next w:val="Normal"/>
     <w:link w:val="u4Char"/>
     <w:uiPriority w:val="9"/>
     <w:semiHidden/>
     <w:unhideWhenUsed/>
     <w:qFormat/>
-    <w:rsid w:val="00F70348"/>
+    <w:rsid w:val="00f70348"/>
     <w:pPr>
-      <w:keepNext/>
+      <w:keepNext w:val="true"/>
       <w:keepLines/>
       <w:spacing w:before="80" w:after="40"/>
       <w:outlineLvl w:val="3"/>
     </w:pPr>
     <w:rPr>
-      <w:rFonts w:eastAsiaTheme="majorEastAsia" w:cstheme="majorBidi"/>
+      <w:rFonts w:eastAsia="" w:cs="" w:cstheme="majorBidi" w:eastAsiaTheme="majorEastAsia"/>
       <w:i/>
       <w:iCs/>
-      <w:color w:val="0F4761" w:themeColor="accent1" w:themeShade="BF"/>
+      <w:color w:themeColor="accent1" w:themeShade="bf" w:val="0F4761"/>
     </w:rPr>
   </w:style>
-  <w:style w:type="paragraph" w:styleId="u5">
+  <w:style w:type="paragraph" w:styleId="Heading5">
     <w:name w:val="heading 5"/>
-    <w:basedOn w:val="Binhthng"/>
-    <w:next w:val="Binhthng"/>
+    <w:basedOn w:val="Normal"/>
+    <w:next w:val="Normal"/>
     <w:link w:val="u5Char"/>
     <w:uiPriority w:val="9"/>
     <w:semiHidden/>
     <w:unhideWhenUsed/>
     <w:qFormat/>
-    <w:rsid w:val="00F70348"/>
+    <w:rsid w:val="00f70348"/>
     <w:pPr>
-      <w:keepNext/>
+      <w:keepNext w:val="true"/>
       <w:keepLines/>
       <w:spacing w:before="80" w:after="40"/>
       <w:outlineLvl w:val="4"/>
     </w:pPr>
     <w:rPr>
-      <w:rFonts w:eastAsiaTheme="majorEastAsia" w:cstheme="majorBidi"/>
-      <w:color w:val="0F4761" w:themeColor="accent1" w:themeShade="BF"/>
+      <w:rFonts w:eastAsia="" w:cs="" w:cstheme="majorBidi" w:eastAsiaTheme="majorEastAsia"/>
+      <w:color w:themeColor="accent1" w:themeShade="bf" w:val="0F4761"/>
     </w:rPr>
   </w:style>
-  <w:style w:type="paragraph" w:styleId="u6">
+  <w:style w:type="paragraph" w:styleId="Heading6">
     <w:name w:val="heading 6"/>
-    <w:basedOn w:val="Binhthng"/>
-    <w:next w:val="Binhthng"/>
+    <w:basedOn w:val="Normal"/>
+    <w:next w:val="Normal"/>
     <w:link w:val="u6Char"/>
     <w:uiPriority w:val="9"/>
     <w:semiHidden/>
     <w:unhideWhenUsed/>
     <w:qFormat/>
-    <w:rsid w:val="00F70348"/>
+    <w:rsid w:val="00f70348"/>
     <w:pPr>
-      <w:keepNext/>
+      <w:keepNext w:val="true"/>
       <w:keepLines/>
       <w:spacing w:before="40" w:after="0"/>
       <w:outlineLvl w:val="5"/>
     </w:pPr>
     <w:rPr>
-      <w:rFonts w:eastAsiaTheme="majorEastAsia" w:cstheme="majorBidi"/>
+      <w:rFonts w:eastAsia="" w:cs="" w:cstheme="majorBidi" w:eastAsiaTheme="majorEastAsia"/>
       <w:i/>
       <w:iCs/>
-      <w:color w:val="595959" w:themeColor="text1" w:themeTint="A6"/>
+      <w:color w:themeColor="text1" w:themeTint="a6" w:val="595959"/>
     </w:rPr>
   </w:style>
-  <w:style w:type="paragraph" w:styleId="u7">
+  <w:style w:type="paragraph" w:styleId="Heading7">
     <w:name w:val="heading 7"/>
-    <w:basedOn w:val="Binhthng"/>
-    <w:next w:val="Binhthng"/>
+    <w:basedOn w:val="Normal"/>
+    <w:next w:val="Normal"/>
     <w:link w:val="u7Char"/>
     <w:uiPriority w:val="9"/>
     <w:semiHidden/>
     <w:unhideWhenUsed/>
     <w:qFormat/>
-    <w:rsid w:val="00F70348"/>
+    <w:rsid w:val="00f70348"/>
     <w:pPr>
-      <w:keepNext/>
+      <w:keepNext w:val="true"/>
       <w:keepLines/>
       <w:spacing w:before="40" w:after="0"/>
       <w:outlineLvl w:val="6"/>
     </w:pPr>
     <w:rPr>
-      <w:rFonts w:eastAsiaTheme="majorEastAsia" w:cstheme="majorBidi"/>
-      <w:color w:val="595959" w:themeColor="text1" w:themeTint="A6"/>
+      <w:rFonts w:eastAsia="" w:cs="" w:cstheme="majorBidi" w:eastAsiaTheme="majorEastAsia"/>
+      <w:color w:themeColor="text1" w:themeTint="a6" w:val="595959"/>
     </w:rPr>
   </w:style>
-  <w:style w:type="paragraph" w:styleId="u8">
+  <w:style w:type="paragraph" w:styleId="Heading8">
     <w:name w:val="heading 8"/>
-    <w:basedOn w:val="Binhthng"/>
-    <w:next w:val="Binhthng"/>
+    <w:basedOn w:val="Normal"/>
+    <w:next w:val="Normal"/>
     <w:link w:val="u8Char"/>
     <w:uiPriority w:val="9"/>
     <w:semiHidden/>
     <w:unhideWhenUsed/>
     <w:qFormat/>
-    <w:rsid w:val="00F70348"/>
+    <w:rsid w:val="00f70348"/>
     <w:pPr>
-      <w:keepNext/>
+      <w:keepNext w:val="true"/>
       <w:keepLines/>
-      <w:spacing w:after="0"/>
+      <w:spacing w:before="0" w:after="0"/>
       <w:outlineLvl w:val="7"/>
     </w:pPr>
     <w:rPr>
-      <w:rFonts w:eastAsiaTheme="majorEastAsia" w:cstheme="majorBidi"/>
+      <w:rFonts w:eastAsia="" w:cs="" w:cstheme="majorBidi" w:eastAsiaTheme="majorEastAsia"/>
       <w:i/>
       <w:iCs/>
-      <w:color w:val="272727" w:themeColor="text1" w:themeTint="D8"/>
+      <w:color w:themeColor="text1" w:themeTint="d8" w:val="272727"/>
     </w:rPr>
   </w:style>
-  <w:style w:type="paragraph" w:styleId="u9">
+  <w:style w:type="paragraph" w:styleId="Heading9">
     <w:name w:val="heading 9"/>
-    <w:basedOn w:val="Binhthng"/>
-    <w:next w:val="Binhthng"/>
+    <w:basedOn w:val="Normal"/>
+    <w:next w:val="Normal"/>
     <w:link w:val="u9Char"/>
     <w:uiPriority w:val="9"/>
     <w:semiHidden/>
     <w:unhideWhenUsed/>
     <w:qFormat/>
-    <w:rsid w:val="00F70348"/>
+    <w:rsid w:val="00f70348"/>
     <w:pPr>
-      <w:keepNext/>
+      <w:keepNext w:val="true"/>
       <w:keepLines/>
-      <w:spacing w:after="0"/>
+      <w:spacing w:before="0" w:after="0"/>
       <w:outlineLvl w:val="8"/>
     </w:pPr>
     <w:rPr>
-      <w:rFonts w:eastAsiaTheme="majorEastAsia" w:cstheme="majorBidi"/>
-      <w:color w:val="272727" w:themeColor="text1" w:themeTint="D8"/>
+      <w:rFonts w:eastAsia="" w:cs="" w:cstheme="majorBidi" w:eastAsiaTheme="majorEastAsia"/>
+      <w:color w:themeColor="text1" w:themeTint="d8" w:val="272727"/>
     </w:rPr>
   </w:style>
-  <w:style w:type="character" w:default="1" w:styleId="Phngmcinhcuaoanvn">
+  <w:style w:type="character" w:styleId="DefaultParagraphFont" w:default="1">
     <w:name w:val="Default Paragraph Font"/>
     <w:uiPriority w:val="1"/>
     <w:unhideWhenUsed/>
+    <w:qFormat/>
+    <w:rPr/>
+  </w:style>
+  <w:style w:type="character" w:styleId="u1Char" w:customStyle="1">
+    <w:name w:val="Đầu đề 1 Char"/>
+    <w:basedOn w:val="DefaultParagraphFont"/>
+    <w:uiPriority w:val="9"/>
+    <w:qFormat/>
+    <w:rsid w:val="00f70348"/>
+    <w:rPr>
+      <w:rFonts w:ascii="Aptos Display" w:hAnsi="Aptos Display" w:eastAsia="" w:cs="" w:asciiTheme="majorHAnsi" w:cstheme="majorBidi" w:eastAsiaTheme="majorEastAsia" w:hAnsiTheme="majorHAnsi"/>
+      <w:color w:themeColor="accent1" w:themeShade="bf" w:val="0F4761"/>
+      <w:sz w:val="40"/>
+      <w:szCs w:val="40"/>
+    </w:rPr>
+  </w:style>
+  <w:style w:type="character" w:styleId="u2Char" w:customStyle="1">
+    <w:name w:val="Đầu đề 2 Char"/>
+    <w:basedOn w:val="DefaultParagraphFont"/>
+    <w:uiPriority w:val="9"/>
+    <w:semiHidden/>
+    <w:qFormat/>
+    <w:rsid w:val="00f70348"/>
+    <w:rPr>
+      <w:rFonts w:ascii="Aptos Display" w:hAnsi="Aptos Display" w:eastAsia="" w:cs="" w:asciiTheme="majorHAnsi" w:cstheme="majorBidi" w:eastAsiaTheme="majorEastAsia" w:hAnsiTheme="majorHAnsi"/>
+      <w:color w:themeColor="accent1" w:themeShade="bf" w:val="0F4761"/>
+      <w:sz w:val="32"/>
+      <w:szCs w:val="32"/>
+    </w:rPr>
+  </w:style>
+  <w:style w:type="character" w:styleId="u3Char" w:customStyle="1">
+    <w:name w:val="Đầu đề 3 Char"/>
+    <w:basedOn w:val="DefaultParagraphFont"/>
+    <w:uiPriority w:val="9"/>
+    <w:semiHidden/>
+    <w:qFormat/>
+    <w:rsid w:val="00f70348"/>
+    <w:rPr>
+      <w:rFonts w:eastAsia="" w:cs="" w:cstheme="majorBidi" w:eastAsiaTheme="majorEastAsia"/>
+      <w:color w:themeColor="accent1" w:themeShade="bf" w:val="0F4761"/>
+      <w:sz w:val="28"/>
+      <w:szCs w:val="28"/>
+    </w:rPr>
+  </w:style>
+  <w:style w:type="character" w:styleId="u4Char" w:customStyle="1">
+    <w:name w:val="Đầu đề 4 Char"/>
+    <w:basedOn w:val="DefaultParagraphFont"/>
+    <w:uiPriority w:val="9"/>
+    <w:semiHidden/>
+    <w:qFormat/>
+    <w:rsid w:val="00f70348"/>
+    <w:rPr>
+      <w:rFonts w:eastAsia="" w:cs="" w:cstheme="majorBidi" w:eastAsiaTheme="majorEastAsia"/>
+      <w:i/>
+      <w:iCs/>
+      <w:color w:themeColor="accent1" w:themeShade="bf" w:val="0F4761"/>
+    </w:rPr>
+  </w:style>
+  <w:style w:type="character" w:styleId="u5Char" w:customStyle="1">
+    <w:name w:val="Đầu đề 5 Char"/>
+    <w:basedOn w:val="DefaultParagraphFont"/>
+    <w:uiPriority w:val="9"/>
+    <w:semiHidden/>
+    <w:qFormat/>
+    <w:rsid w:val="00f70348"/>
+    <w:rPr>
+      <w:rFonts w:eastAsia="" w:cs="" w:cstheme="majorBidi" w:eastAsiaTheme="majorEastAsia"/>
+      <w:color w:themeColor="accent1" w:themeShade="bf" w:val="0F4761"/>
+    </w:rPr>
+  </w:style>
+  <w:style w:type="character" w:styleId="u6Char" w:customStyle="1">
+    <w:name w:val="Đầu đề 6 Char"/>
+    <w:basedOn w:val="DefaultParagraphFont"/>
+    <w:uiPriority w:val="9"/>
+    <w:semiHidden/>
+    <w:qFormat/>
+    <w:rsid w:val="00f70348"/>
+    <w:rPr>
+      <w:rFonts w:eastAsia="" w:cs="" w:cstheme="majorBidi" w:eastAsiaTheme="majorEastAsia"/>
+      <w:i/>
+      <w:iCs/>
+      <w:color w:themeColor="text1" w:themeTint="a6" w:val="595959"/>
+    </w:rPr>
+  </w:style>
+  <w:style w:type="character" w:styleId="u7Char" w:customStyle="1">
+    <w:name w:val="Đầu đề 7 Char"/>
+    <w:basedOn w:val="DefaultParagraphFont"/>
+    <w:uiPriority w:val="9"/>
+    <w:semiHidden/>
+    <w:qFormat/>
+    <w:rsid w:val="00f70348"/>
+    <w:rPr>
+      <w:rFonts w:eastAsia="" w:cs="" w:cstheme="majorBidi" w:eastAsiaTheme="majorEastAsia"/>
+      <w:color w:themeColor="text1" w:themeTint="a6" w:val="595959"/>
+    </w:rPr>
+  </w:style>
+  <w:style w:type="character" w:styleId="u8Char" w:customStyle="1">
+    <w:name w:val="Đầu đề 8 Char"/>
+    <w:basedOn w:val="DefaultParagraphFont"/>
+    <w:uiPriority w:val="9"/>
+    <w:semiHidden/>
+    <w:qFormat/>
+    <w:rsid w:val="00f70348"/>
+    <w:rPr>
+      <w:rFonts w:eastAsia="" w:cs="" w:cstheme="majorBidi" w:eastAsiaTheme="majorEastAsia"/>
+      <w:i/>
+      <w:iCs/>
+      <w:color w:themeColor="text1" w:themeTint="d8" w:val="272727"/>
+    </w:rPr>
+  </w:style>
+  <w:style w:type="character" w:styleId="u9Char" w:customStyle="1">
+    <w:name w:val="Đầu đề 9 Char"/>
+    <w:basedOn w:val="DefaultParagraphFont"/>
+    <w:uiPriority w:val="9"/>
+    <w:semiHidden/>
+    <w:qFormat/>
+    <w:rsid w:val="00f70348"/>
+    <w:rPr>
+      <w:rFonts w:eastAsia="" w:cs="" w:cstheme="majorBidi" w:eastAsiaTheme="majorEastAsia"/>
+      <w:color w:themeColor="text1" w:themeTint="d8" w:val="272727"/>
+    </w:rPr>
+  </w:style>
+  <w:style w:type="character" w:styleId="TiuChar" w:customStyle="1">
+    <w:name w:val="Tiêu đề Char"/>
+    <w:basedOn w:val="DefaultParagraphFont"/>
+    <w:uiPriority w:val="10"/>
+    <w:qFormat/>
+    <w:rsid w:val="00f70348"/>
+    <w:rPr>
+      <w:rFonts w:ascii="Aptos Display" w:hAnsi="Aptos Display" w:eastAsia="" w:cs="" w:asciiTheme="majorHAnsi" w:cstheme="majorBidi" w:eastAsiaTheme="majorEastAsia" w:hAnsiTheme="majorHAnsi"/>
+      <w:spacing w:val="-10"/>
+      <w:kern w:val="2"/>
+      <w:sz w:val="56"/>
+      <w:szCs w:val="56"/>
+    </w:rPr>
+  </w:style>
+  <w:style w:type="character" w:styleId="TiuphuChar" w:customStyle="1">
+    <w:name w:val="Tiêu đề phụ Char"/>
+    <w:basedOn w:val="DefaultParagraphFont"/>
+    <w:uiPriority w:val="11"/>
+    <w:qFormat/>
+    <w:rsid w:val="00f70348"/>
+    <w:rPr>
+      <w:rFonts w:eastAsia="" w:cs="" w:cstheme="majorBidi" w:eastAsiaTheme="majorEastAsia"/>
+      <w:color w:themeColor="text1" w:themeTint="a6" w:val="595959"/>
+      <w:spacing w:val="15"/>
+      <w:sz w:val="28"/>
+      <w:szCs w:val="28"/>
+    </w:rPr>
+  </w:style>
+  <w:style w:type="character" w:styleId="LitrichdnChar" w:customStyle="1">
+    <w:name w:val="Lời trích dẫn Char"/>
+    <w:basedOn w:val="DefaultParagraphFont"/>
+    <w:link w:val="Quote"/>
+    <w:uiPriority w:val="29"/>
+    <w:qFormat/>
+    <w:rsid w:val="00f70348"/>
+    <w:rPr>
+      <w:i/>
+      <w:iCs/>
+      <w:color w:themeColor="text1" w:themeTint="bf" w:val="404040"/>
+    </w:rPr>
+  </w:style>
+  <w:style w:type="character" w:styleId="IntenseEmphasis">
+    <w:name w:val="Intense Emphasis"/>
+    <w:basedOn w:val="DefaultParagraphFont"/>
+    <w:uiPriority w:val="21"/>
+    <w:qFormat/>
+    <w:rsid w:val="00f70348"/>
+    <w:rPr>
+      <w:i/>
+      <w:iCs/>
+      <w:color w:themeColor="accent1" w:themeShade="bf" w:val="0F4761"/>
+    </w:rPr>
+  </w:style>
+  <w:style w:type="character" w:styleId="NhaykepmChar" w:customStyle="1">
+    <w:name w:val="Nháy kép Đậm Char"/>
+    <w:basedOn w:val="DefaultParagraphFont"/>
+    <w:link w:val="IntenseQuote"/>
+    <w:uiPriority w:val="30"/>
+    <w:qFormat/>
+    <w:rsid w:val="00f70348"/>
+    <w:rPr>
+      <w:i/>
+      <w:iCs/>
+      <w:color w:themeColor="accent1" w:themeShade="bf" w:val="0F4761"/>
+    </w:rPr>
+  </w:style>
+  <w:style w:type="character" w:styleId="IntenseReference">
+    <w:name w:val="Intense Reference"/>
+    <w:basedOn w:val="DefaultParagraphFont"/>
+    <w:uiPriority w:val="32"/>
+    <w:qFormat/>
+    <w:rsid w:val="00f70348"/>
+    <w:rPr>
+      <w:b/>
+      <w:bCs/>
+      <w:smallCaps/>
+      <w:color w:themeColor="accent1" w:themeShade="bf" w:val="0F4761"/>
+      <w:spacing w:val="5"/>
+    </w:rPr>
+  </w:style>
+  <w:style w:type="paragraph" w:styleId="Tiu">
+    <w:name w:val="Tiêu đề"/>
+    <w:basedOn w:val="Normal"/>
+    <w:next w:val="BodyText"/>
+    <w:qFormat/>
+    <w:pPr>
+      <w:keepNext w:val="true"/>
+      <w:spacing w:before="240" w:after="120"/>
+    </w:pPr>
+    <w:rPr>
+      <w:rFonts w:ascii="Liberation Sans" w:hAnsi="Liberation Sans" w:eastAsia="Microsoft YaHei" w:cs="Lucida Sans"/>
+      <w:sz w:val="28"/>
+      <w:szCs w:val="28"/>
+    </w:rPr>
+  </w:style>
+  <w:style w:type="paragraph" w:styleId="BodyText">
+    <w:name w:val="Body Text"/>
+    <w:basedOn w:val="Normal"/>
+    <w:pPr>
+      <w:spacing w:lineRule="auto" w:line="276" w:before="0" w:after="140"/>
+    </w:pPr>
+    <w:rPr/>
+  </w:style>
+  <w:style w:type="paragraph" w:styleId="List">
+    <w:name w:val="List"/>
+    <w:basedOn w:val="BodyText"/>
+    <w:pPr/>
+    <w:rPr>
+      <w:rFonts w:cs="Lucida Sans"/>
+    </w:rPr>
+  </w:style>
+  <w:style w:type="paragraph" w:styleId="Caption">
+    <w:name w:val="caption"/>
+    <w:basedOn w:val="Normal"/>
+    <w:qFormat/>
+    <w:pPr>
+      <w:suppressLineNumbers/>
+      <w:spacing w:before="120" w:after="120"/>
+    </w:pPr>
+    <w:rPr>
+      <w:rFonts w:cs="Lucida Sans"/>
+      <w:i/>
+      <w:iCs/>
+      <w:sz w:val="24"/>
+      <w:szCs w:val="24"/>
+    </w:rPr>
+  </w:style>
+  <w:style w:type="paragraph" w:styleId="Chmc">
+    <w:name w:val="Chỉ mục"/>
+    <w:basedOn w:val="Normal"/>
+    <w:qFormat/>
+    <w:pPr>
+      <w:suppressLineNumbers/>
+    </w:pPr>
+    <w:rPr>
+      <w:rFonts w:cs="Lucida Sans"/>
+    </w:rPr>
+  </w:style>
+  <w:style w:type="paragraph" w:styleId="Title">
+    <w:name w:val="Title"/>
+    <w:basedOn w:val="Normal"/>
+    <w:next w:val="Normal"/>
+    <w:link w:val="TiuChar"/>
+    <w:uiPriority w:val="10"/>
+    <w:qFormat/>
+    <w:rsid w:val="00f70348"/>
+    <w:pPr>
+      <w:spacing w:lineRule="auto" w:line="240" w:before="0" w:after="80"/>
+      <w:contextualSpacing/>
+    </w:pPr>
+    <w:rPr>
+      <w:rFonts w:ascii="Aptos Display" w:hAnsi="Aptos Display" w:eastAsia="" w:cs="" w:asciiTheme="majorHAnsi" w:cstheme="majorBidi" w:eastAsiaTheme="majorEastAsia" w:hAnsiTheme="majorHAnsi"/>
+      <w:spacing w:val="-10"/>
+      <w:kern w:val="2"/>
+      <w:sz w:val="56"/>
+      <w:szCs w:val="56"/>
+    </w:rPr>
+  </w:style>
+  <w:style w:type="paragraph" w:styleId="Subtitle">
+    <w:name w:val="Subtitle"/>
+    <w:basedOn w:val="Normal"/>
+    <w:next w:val="Normal"/>
+    <w:link w:val="TiuphuChar"/>
+    <w:uiPriority w:val="11"/>
+    <w:qFormat/>
+    <w:rsid w:val="00f70348"/>
+    <w:pPr/>
+    <w:rPr>
+      <w:rFonts w:eastAsia="" w:cs="" w:cstheme="majorBidi" w:eastAsiaTheme="majorEastAsia"/>
+      <w:color w:themeColor="text1" w:themeTint="a6" w:val="595959"/>
+      <w:spacing w:val="15"/>
+      <w:sz w:val="28"/>
+      <w:szCs w:val="28"/>
+    </w:rPr>
+  </w:style>
+  <w:style w:type="paragraph" w:styleId="Quote">
+    <w:name w:val="Quote"/>
+    <w:basedOn w:val="Normal"/>
+    <w:next w:val="Normal"/>
+    <w:link w:val="LitrichdnChar"/>
+    <w:uiPriority w:val="29"/>
+    <w:qFormat/>
+    <w:rsid w:val="00f70348"/>
+    <w:pPr>
+      <w:spacing w:before="160" w:after="160"/>
+      <w:jc w:val="center"/>
+    </w:pPr>
+    <w:rPr>
+      <w:i/>
+      <w:iCs/>
+      <w:color w:themeColor="text1" w:themeTint="bf" w:val="404040"/>
+    </w:rPr>
+  </w:style>
+  <w:style w:type="paragraph" w:styleId="ListParagraph">
+    <w:name w:val="List Paragraph"/>
+    <w:basedOn w:val="Normal"/>
+    <w:uiPriority w:val="34"/>
+    <w:qFormat/>
+    <w:rsid w:val="00f70348"/>
+    <w:pPr>
+      <w:spacing w:before="0" w:after="160"/>
+      <w:ind w:start="720"/>
+      <w:contextualSpacing/>
+    </w:pPr>
+    <w:rPr/>
+  </w:style>
+  <w:style w:type="paragraph" w:styleId="IntenseQuote">
+    <w:name w:val="Intense Quote"/>
+    <w:basedOn w:val="Normal"/>
+    <w:next w:val="Normal"/>
+    <w:link w:val="NhaykepmChar"/>
+    <w:uiPriority w:val="30"/>
+    <w:qFormat/>
+    <w:rsid w:val="00f70348"/>
+    <w:pPr>
+      <w:pBdr>
+        <w:top w:val="single" w:sz="4" w:space="10" w:color="0F4761" w:themeColor="accent1" w:themeShade="bf"/>
+        <w:bottom w:val="single" w:sz="4" w:space="10" w:color="0F4761" w:themeColor="accent1" w:themeShade="bf"/>
+      </w:pBdr>
+      <w:spacing w:before="360" w:after="360"/>
+      <w:ind w:start="864" w:end="864"/>
+      <w:jc w:val="center"/>
+    </w:pPr>
+    <w:rPr>
+      <w:i/>
+      <w:iCs/>
+      <w:color w:themeColor="accent1" w:themeShade="bf" w:val="0F4761"/>
+    </w:rPr>
+  </w:style>
+  <w:style w:type="numbering" w:styleId="NoList" w:default="1">
+    <w:name w:val="No List"/>
+    <w:uiPriority w:val="99"/>
+    <w:semiHidden/>
+    <w:unhideWhenUsed/>
+    <w:qFormat/>
   </w:style>
   <w:style w:type="table" w:default="1" w:styleId="BangThngthng">
     <w:name w:val="Normal Table"/>
@@ -2430,7 +3465,6 @@
     <w:semiHidden/>
     <w:unhideWhenUsed/>
     <w:tblPr>
-      <w:tblInd w:w="0" w:type="dxa"/>
       <w:tblCellMar>
         <w:top w:w="0" w:type="dxa"/>
         <w:left w:w="108" w:type="dxa"/>
@@ -2439,318 +3473,22 @@
       </w:tblCellMar>
     </w:tblPr>
   </w:style>
-  <w:style w:type="numbering" w:default="1" w:styleId="Khngco">
-    <w:name w:val="No List"/>
-    <w:uiPriority w:val="99"/>
-    <w:semiHidden/>
-    <w:unhideWhenUsed/>
-  </w:style>
-  <w:style w:type="character" w:customStyle="1" w:styleId="u1Char">
-    <w:name w:val="Đầu đề 1 Char"/>
-    <w:basedOn w:val="Phngmcinhcuaoanvn"/>
-    <w:link w:val="u1"/>
-    <w:uiPriority w:val="9"/>
-    <w:rsid w:val="00F70348"/>
-    <w:rPr>
-      <w:rFonts w:asciiTheme="majorHAnsi" w:eastAsiaTheme="majorEastAsia" w:hAnsiTheme="majorHAnsi" w:cstheme="majorBidi"/>
-      <w:color w:val="0F4761" w:themeColor="accent1" w:themeShade="BF"/>
-      <w:sz w:val="40"/>
-      <w:szCs w:val="40"/>
-    </w:rPr>
-  </w:style>
-  <w:style w:type="character" w:customStyle="1" w:styleId="u2Char">
-    <w:name w:val="Đầu đề 2 Char"/>
-    <w:basedOn w:val="Phngmcinhcuaoanvn"/>
-    <w:link w:val="u2"/>
-    <w:uiPriority w:val="9"/>
-    <w:semiHidden/>
-    <w:rsid w:val="00F70348"/>
-    <w:rPr>
-      <w:rFonts w:asciiTheme="majorHAnsi" w:eastAsiaTheme="majorEastAsia" w:hAnsiTheme="majorHAnsi" w:cstheme="majorBidi"/>
-      <w:color w:val="0F4761" w:themeColor="accent1" w:themeShade="BF"/>
-      <w:sz w:val="32"/>
-      <w:szCs w:val="32"/>
-    </w:rPr>
-  </w:style>
-  <w:style w:type="character" w:customStyle="1" w:styleId="u3Char">
-    <w:name w:val="Đầu đề 3 Char"/>
-    <w:basedOn w:val="Phngmcinhcuaoanvn"/>
-    <w:link w:val="u3"/>
-    <w:uiPriority w:val="9"/>
-    <w:semiHidden/>
-    <w:rsid w:val="00F70348"/>
-    <w:rPr>
-      <w:rFonts w:eastAsiaTheme="majorEastAsia" w:cstheme="majorBidi"/>
-      <w:color w:val="0F4761" w:themeColor="accent1" w:themeShade="BF"/>
-      <w:sz w:val="28"/>
-      <w:szCs w:val="28"/>
-    </w:rPr>
-  </w:style>
-  <w:style w:type="character" w:customStyle="1" w:styleId="u4Char">
-    <w:name w:val="Đầu đề 4 Char"/>
-    <w:basedOn w:val="Phngmcinhcuaoanvn"/>
-    <w:link w:val="u4"/>
-    <w:uiPriority w:val="9"/>
-    <w:semiHidden/>
-    <w:rsid w:val="00F70348"/>
-    <w:rPr>
-      <w:rFonts w:eastAsiaTheme="majorEastAsia" w:cstheme="majorBidi"/>
-      <w:i/>
-      <w:iCs/>
-      <w:color w:val="0F4761" w:themeColor="accent1" w:themeShade="BF"/>
-    </w:rPr>
-  </w:style>
-  <w:style w:type="character" w:customStyle="1" w:styleId="u5Char">
-    <w:name w:val="Đầu đề 5 Char"/>
-    <w:basedOn w:val="Phngmcinhcuaoanvn"/>
-    <w:link w:val="u5"/>
-    <w:uiPriority w:val="9"/>
-    <w:semiHidden/>
-    <w:rsid w:val="00F70348"/>
-    <w:rPr>
-      <w:rFonts w:eastAsiaTheme="majorEastAsia" w:cstheme="majorBidi"/>
-      <w:color w:val="0F4761" w:themeColor="accent1" w:themeShade="BF"/>
-    </w:rPr>
-  </w:style>
-  <w:style w:type="character" w:customStyle="1" w:styleId="u6Char">
-    <w:name w:val="Đầu đề 6 Char"/>
-    <w:basedOn w:val="Phngmcinhcuaoanvn"/>
-    <w:link w:val="u6"/>
-    <w:uiPriority w:val="9"/>
-    <w:semiHidden/>
-    <w:rsid w:val="00F70348"/>
-    <w:rPr>
-      <w:rFonts w:eastAsiaTheme="majorEastAsia" w:cstheme="majorBidi"/>
-      <w:i/>
-      <w:iCs/>
-      <w:color w:val="595959" w:themeColor="text1" w:themeTint="A6"/>
-    </w:rPr>
-  </w:style>
-  <w:style w:type="character" w:customStyle="1" w:styleId="u7Char">
-    <w:name w:val="Đầu đề 7 Char"/>
-    <w:basedOn w:val="Phngmcinhcuaoanvn"/>
-    <w:link w:val="u7"/>
-    <w:uiPriority w:val="9"/>
-    <w:semiHidden/>
-    <w:rsid w:val="00F70348"/>
-    <w:rPr>
-      <w:rFonts w:eastAsiaTheme="majorEastAsia" w:cstheme="majorBidi"/>
-      <w:color w:val="595959" w:themeColor="text1" w:themeTint="A6"/>
-    </w:rPr>
-  </w:style>
-  <w:style w:type="character" w:customStyle="1" w:styleId="u8Char">
-    <w:name w:val="Đầu đề 8 Char"/>
-    <w:basedOn w:val="Phngmcinhcuaoanvn"/>
-    <w:link w:val="u8"/>
-    <w:uiPriority w:val="9"/>
-    <w:semiHidden/>
-    <w:rsid w:val="00F70348"/>
-    <w:rPr>
-      <w:rFonts w:eastAsiaTheme="majorEastAsia" w:cstheme="majorBidi"/>
-      <w:i/>
-      <w:iCs/>
-      <w:color w:val="272727" w:themeColor="text1" w:themeTint="D8"/>
-    </w:rPr>
-  </w:style>
-  <w:style w:type="character" w:customStyle="1" w:styleId="u9Char">
-    <w:name w:val="Đầu đề 9 Char"/>
-    <w:basedOn w:val="Phngmcinhcuaoanvn"/>
-    <w:link w:val="u9"/>
-    <w:uiPriority w:val="9"/>
-    <w:semiHidden/>
-    <w:rsid w:val="00F70348"/>
-    <w:rPr>
-      <w:rFonts w:eastAsiaTheme="majorEastAsia" w:cstheme="majorBidi"/>
-      <w:color w:val="272727" w:themeColor="text1" w:themeTint="D8"/>
-    </w:rPr>
-  </w:style>
-  <w:style w:type="paragraph" w:styleId="Tiu">
-    <w:name w:val="Title"/>
-    <w:basedOn w:val="Binhthng"/>
-    <w:next w:val="Binhthng"/>
-    <w:link w:val="TiuChar"/>
-    <w:uiPriority w:val="10"/>
-    <w:qFormat/>
-    <w:rsid w:val="00F70348"/>
-    <w:pPr>
-      <w:spacing w:after="80" w:line="240" w:lineRule="auto"/>
-      <w:contextualSpacing/>
-    </w:pPr>
-    <w:rPr>
-      <w:rFonts w:asciiTheme="majorHAnsi" w:eastAsiaTheme="majorEastAsia" w:hAnsiTheme="majorHAnsi" w:cstheme="majorBidi"/>
-      <w:spacing w:val="-10"/>
-      <w:kern w:val="28"/>
-      <w:sz w:val="56"/>
-      <w:szCs w:val="56"/>
-    </w:rPr>
-  </w:style>
-  <w:style w:type="character" w:customStyle="1" w:styleId="TiuChar">
-    <w:name w:val="Tiêu đề Char"/>
-    <w:basedOn w:val="Phngmcinhcuaoanvn"/>
-    <w:link w:val="Tiu"/>
-    <w:uiPriority w:val="10"/>
-    <w:rsid w:val="00F70348"/>
-    <w:rPr>
-      <w:rFonts w:asciiTheme="majorHAnsi" w:eastAsiaTheme="majorEastAsia" w:hAnsiTheme="majorHAnsi" w:cstheme="majorBidi"/>
-      <w:spacing w:val="-10"/>
-      <w:kern w:val="28"/>
-      <w:sz w:val="56"/>
-      <w:szCs w:val="56"/>
-    </w:rPr>
-  </w:style>
-  <w:style w:type="paragraph" w:styleId="Tiuphu">
-    <w:name w:val="Subtitle"/>
-    <w:basedOn w:val="Binhthng"/>
-    <w:next w:val="Binhthng"/>
-    <w:link w:val="TiuphuChar"/>
-    <w:uiPriority w:val="11"/>
-    <w:qFormat/>
-    <w:rsid w:val="00F70348"/>
-    <w:pPr>
-      <w:numPr>
-        <w:ilvl w:val="1"/>
-      </w:numPr>
-    </w:pPr>
-    <w:rPr>
-      <w:rFonts w:eastAsiaTheme="majorEastAsia" w:cstheme="majorBidi"/>
-      <w:color w:val="595959" w:themeColor="text1" w:themeTint="A6"/>
-      <w:spacing w:val="15"/>
-      <w:sz w:val="28"/>
-      <w:szCs w:val="28"/>
-    </w:rPr>
-  </w:style>
-  <w:style w:type="character" w:customStyle="1" w:styleId="TiuphuChar">
-    <w:name w:val="Tiêu đề phụ Char"/>
-    <w:basedOn w:val="Phngmcinhcuaoanvn"/>
-    <w:link w:val="Tiuphu"/>
-    <w:uiPriority w:val="11"/>
-    <w:rsid w:val="00F70348"/>
-    <w:rPr>
-      <w:rFonts w:eastAsiaTheme="majorEastAsia" w:cstheme="majorBidi"/>
-      <w:color w:val="595959" w:themeColor="text1" w:themeTint="A6"/>
-      <w:spacing w:val="15"/>
-      <w:sz w:val="28"/>
-      <w:szCs w:val="28"/>
-    </w:rPr>
-  </w:style>
-  <w:style w:type="paragraph" w:styleId="Litrichdn">
-    <w:name w:val="Quote"/>
-    <w:basedOn w:val="Binhthng"/>
-    <w:next w:val="Binhthng"/>
-    <w:link w:val="LitrichdnChar"/>
-    <w:uiPriority w:val="29"/>
-    <w:qFormat/>
-    <w:rsid w:val="00F70348"/>
-    <w:pPr>
-      <w:spacing w:before="160"/>
-      <w:jc w:val="center"/>
-    </w:pPr>
-    <w:rPr>
-      <w:i/>
-      <w:iCs/>
-      <w:color w:val="404040" w:themeColor="text1" w:themeTint="BF"/>
-    </w:rPr>
-  </w:style>
-  <w:style w:type="character" w:customStyle="1" w:styleId="LitrichdnChar">
-    <w:name w:val="Lời trích dẫn Char"/>
-    <w:basedOn w:val="Phngmcinhcuaoanvn"/>
-    <w:link w:val="Litrichdn"/>
-    <w:uiPriority w:val="29"/>
-    <w:rsid w:val="00F70348"/>
-    <w:rPr>
-      <w:i/>
-      <w:iCs/>
-      <w:color w:val="404040" w:themeColor="text1" w:themeTint="BF"/>
-    </w:rPr>
-  </w:style>
-  <w:style w:type="paragraph" w:styleId="oancuaDanhsach">
-    <w:name w:val="List Paragraph"/>
-    <w:basedOn w:val="Binhthng"/>
-    <w:uiPriority w:val="34"/>
-    <w:qFormat/>
-    <w:rsid w:val="00F70348"/>
-    <w:pPr>
-      <w:ind w:left="720"/>
-      <w:contextualSpacing/>
-    </w:pPr>
-  </w:style>
-  <w:style w:type="character" w:styleId="NhnmnhThm">
-    <w:name w:val="Intense Emphasis"/>
-    <w:basedOn w:val="Phngmcinhcuaoanvn"/>
-    <w:uiPriority w:val="21"/>
-    <w:qFormat/>
-    <w:rsid w:val="00F70348"/>
-    <w:rPr>
-      <w:i/>
-      <w:iCs/>
-      <w:color w:val="0F4761" w:themeColor="accent1" w:themeShade="BF"/>
-    </w:rPr>
-  </w:style>
-  <w:style w:type="paragraph" w:styleId="Nhaykepm">
-    <w:name w:val="Intense Quote"/>
-    <w:basedOn w:val="Binhthng"/>
-    <w:next w:val="Binhthng"/>
-    <w:link w:val="NhaykepmChar"/>
-    <w:uiPriority w:val="30"/>
-    <w:qFormat/>
-    <w:rsid w:val="00F70348"/>
-    <w:pPr>
-      <w:pBdr>
-        <w:top w:val="single" w:sz="4" w:space="10" w:color="0F4761" w:themeColor="accent1" w:themeShade="BF"/>
-        <w:bottom w:val="single" w:sz="4" w:space="10" w:color="0F4761" w:themeColor="accent1" w:themeShade="BF"/>
-      </w:pBdr>
-      <w:spacing w:before="360" w:after="360"/>
-      <w:ind w:left="864" w:right="864"/>
-      <w:jc w:val="center"/>
-    </w:pPr>
-    <w:rPr>
-      <w:i/>
-      <w:iCs/>
-      <w:color w:val="0F4761" w:themeColor="accent1" w:themeShade="BF"/>
-    </w:rPr>
-  </w:style>
-  <w:style w:type="character" w:customStyle="1" w:styleId="NhaykepmChar">
-    <w:name w:val="Nháy kép Đậm Char"/>
-    <w:basedOn w:val="Phngmcinhcuaoanvn"/>
-    <w:link w:val="Nhaykepm"/>
-    <w:uiPriority w:val="30"/>
-    <w:rsid w:val="00F70348"/>
-    <w:rPr>
-      <w:i/>
-      <w:iCs/>
-      <w:color w:val="0F4761" w:themeColor="accent1" w:themeShade="BF"/>
-    </w:rPr>
-  </w:style>
-  <w:style w:type="character" w:styleId="ThamchiuNhnmnh">
-    <w:name w:val="Intense Reference"/>
-    <w:basedOn w:val="Phngmcinhcuaoanvn"/>
-    <w:uiPriority w:val="32"/>
-    <w:qFormat/>
-    <w:rsid w:val="00F70348"/>
-    <w:rPr>
-      <w:b/>
-      <w:bCs/>
-      <w:smallCaps/>
-      <w:color w:val="0F4761" w:themeColor="accent1" w:themeShade="BF"/>
-      <w:spacing w:val="5"/>
-    </w:rPr>
-  </w:style>
   <w:style w:type="table" w:styleId="LiBang">
     <w:name w:val="Table Grid"/>
     <w:basedOn w:val="BangThngthng"/>
     <w:uiPriority w:val="39"/>
-    <w:rsid w:val="00C552E1"/>
+    <w:rsid w:val="00c552e1"/>
     <w:pPr>
       <w:spacing w:after="0" w:line="240" w:lineRule="auto"/>
     </w:pPr>
     <w:tblPr>
       <w:tblBorders>
-        <w:top w:val="single" w:sz="4" w:space="0" w:color="auto"/>
-        <w:left w:val="single" w:sz="4" w:space="0" w:color="auto"/>
-        <w:bottom w:val="single" w:sz="4" w:space="0" w:color="auto"/>
-        <w:right w:val="single" w:sz="4" w:space="0" w:color="auto"/>
-        <w:insideH w:val="single" w:sz="4" w:space="0" w:color="auto"/>
-        <w:insideV w:val="single" w:sz="4" w:space="0" w:color="auto"/>
+        <w:top w:val="single" w:color="auto" w:sz="4" w:space="0"/>
+        <w:left w:val="single" w:color="auto" w:sz="4" w:space="0"/>
+        <w:bottom w:val="single" w:color="auto" w:sz="4" w:space="0"/>
+        <w:right w:val="single" w:color="auto" w:sz="4" w:space="0"/>
+        <w:insideH w:val="single" w:color="auto" w:sz="4" w:space="0"/>
+        <w:insideV w:val="single" w:color="auto" w:sz="4" w:space="0"/>
       </w:tblBorders>
     </w:tblPr>
   </w:style>
@@ -2758,195 +3496,97 @@
 </file>
 
 <file path=word/theme/theme1.xml><?xml version="1.0" encoding="utf-8"?>
-<a:theme xmlns:a="http://schemas.openxmlformats.org/drawingml/2006/main" name="Chủ đề Office">
+<a:theme xmlns:a="http://schemas.openxmlformats.org/drawingml/2006/main" xmlns:r="http://schemas.openxmlformats.org/officeDocument/2006/relationships" name="Chủ đề Office">
   <a:themeElements>
     <a:clrScheme name="Office">
       <a:dk1>
-        <a:sysClr val="windowText" lastClr="000000"/>
+        <a:srgbClr val="000000"/>
       </a:dk1>
       <a:lt1>
-        <a:sysClr val="window" lastClr="FFFFFF"/>
+        <a:srgbClr val="ffffff"/>
       </a:lt1>
       <a:dk2>
-        <a:srgbClr val="0E2841"/>
+        <a:srgbClr val="0e2841"/>
       </a:dk2>
       <a:lt2>
-        <a:srgbClr val="E8E8E8"/>
+        <a:srgbClr val="e8e8e8"/>
       </a:lt2>
       <a:accent1>
         <a:srgbClr val="156082"/>
       </a:accent1>
       <a:accent2>
-        <a:srgbClr val="E97132"/>
+        <a:srgbClr val="e97132"/>
       </a:accent2>
       <a:accent3>
-        <a:srgbClr val="196B24"/>
+        <a:srgbClr val="196b24"/>
       </a:accent3>
       <a:accent4>
-        <a:srgbClr val="0F9ED5"/>
+        <a:srgbClr val="0f9ed5"/>
       </a:accent4>
       <a:accent5>
-        <a:srgbClr val="A02B93"/>
+        <a:srgbClr val="a02b93"/>
       </a:accent5>
       <a:accent6>
-        <a:srgbClr val="4EA72E"/>
+        <a:srgbClr val="4ea72e"/>
       </a:accent6>
       <a:hlink>
         <a:srgbClr val="467886"/>
       </a:hlink>
       <a:folHlink>
-        <a:srgbClr val="96607D"/>
+        <a:srgbClr val="96607d"/>
       </a:folHlink>
     </a:clrScheme>
     <a:fontScheme name="Office">
       <a:majorFont>
-        <a:latin typeface="Aptos Display" panose="02110004020202020204"/>
+        <a:latin typeface="Aptos Display" panose="02110004020202020204" pitchFamily="0" charset="1"/>
         <a:ea typeface=""/>
         <a:cs typeface=""/>
-        <a:font script="Jpan" typeface="游ゴシック Light"/>
-        <a:font script="Hang" typeface="맑은 고딕"/>
-        <a:font script="Hans" typeface="等线 Light"/>
-        <a:font script="Hant" typeface="新細明體"/>
-        <a:font script="Arab" typeface="Times New Roman"/>
-        <a:font script="Hebr" typeface="Times New Roman"/>
-        <a:font script="Thai" typeface="Angsana New"/>
-        <a:font script="Ethi" typeface="Nyala"/>
-        <a:font script="Beng" typeface="Vrinda"/>
-        <a:font script="Gujr" typeface="Shruti"/>
-        <a:font script="Khmr" typeface="MoolBoran"/>
-        <a:font script="Knda" typeface="Tunga"/>
-        <a:font script="Guru" typeface="Raavi"/>
-        <a:font script="Cans" typeface="Euphemia"/>
-        <a:font script="Cher" typeface="Plantagenet Cherokee"/>
-        <a:font script="Yiii" typeface="Microsoft Yi Baiti"/>
-        <a:font script="Tibt" typeface="Microsoft Himalaya"/>
-        <a:font script="Thaa" typeface="MV Boli"/>
-        <a:font script="Deva" typeface="Mangal"/>
-        <a:font script="Telu" typeface="Gautami"/>
-        <a:font script="Taml" typeface="Latha"/>
-        <a:font script="Syrc" typeface="Estrangelo Edessa"/>
-        <a:font script="Orya" typeface="Kalinga"/>
-        <a:font script="Mlym" typeface="Kartika"/>
-        <a:font script="Laoo" typeface="DokChampa"/>
-        <a:font script="Sinh" typeface="Iskoola Pota"/>
-        <a:font script="Mong" typeface="Mongolian Baiti"/>
-        <a:font script="Viet" typeface="Times New Roman"/>
-        <a:font script="Uigh" typeface="Microsoft Uighur"/>
-        <a:font script="Geor" typeface="Sylfaen"/>
-        <a:font script="Armn" typeface="Arial"/>
-        <a:font script="Bugi" typeface="Leelawadee UI"/>
-        <a:font script="Bopo" typeface="Microsoft JhengHei"/>
-        <a:font script="Java" typeface="Javanese Text"/>
-        <a:font script="Lisu" typeface="Segoe UI"/>
-        <a:font script="Mymr" typeface="Myanmar Text"/>
-        <a:font script="Nkoo" typeface="Ebrima"/>
-        <a:font script="Olck" typeface="Nirmala UI"/>
-        <a:font script="Osma" typeface="Ebrima"/>
-        <a:font script="Phag" typeface="Phagspa"/>
-        <a:font script="Syrn" typeface="Estrangelo Edessa"/>
-        <a:font script="Syrj" typeface="Estrangelo Edessa"/>
-        <a:font script="Syre" typeface="Estrangelo Edessa"/>
-        <a:font script="Sora" typeface="Nirmala UI"/>
-        <a:font script="Tale" typeface="Microsoft Tai Le"/>
-        <a:font script="Talu" typeface="Microsoft New Tai Lue"/>
-        <a:font script="Tfng" typeface="Ebrima"/>
       </a:majorFont>
       <a:minorFont>
-        <a:latin typeface="Aptos" panose="02110004020202020204"/>
+        <a:latin typeface="Aptos" panose="02110004020202020204" pitchFamily="0" charset="1"/>
         <a:ea typeface=""/>
         <a:cs typeface=""/>
-        <a:font script="Jpan" typeface="游明朝"/>
-        <a:font script="Hang" typeface="맑은 고딕"/>
-        <a:font script="Hans" typeface="等线"/>
-        <a:font script="Hant" typeface="新細明體"/>
-        <a:font script="Arab" typeface="Arial"/>
-        <a:font script="Hebr" typeface="Arial"/>
-        <a:font script="Thai" typeface="Cordia New"/>
-        <a:font script="Ethi" typeface="Nyala"/>
-        <a:font script="Beng" typeface="Vrinda"/>
-        <a:font script="Gujr" typeface="Shruti"/>
-        <a:font script="Khmr" typeface="DaunPenh"/>
-        <a:font script="Knda" typeface="Tunga"/>
-        <a:font script="Guru" typeface="Raavi"/>
-        <a:font script="Cans" typeface="Euphemia"/>
-        <a:font script="Cher" typeface="Plantagenet Cherokee"/>
-        <a:font script="Yiii" typeface="Microsoft Yi Baiti"/>
-        <a:font script="Tibt" typeface="Microsoft Himalaya"/>
-        <a:font script="Thaa" typeface="MV Boli"/>
-        <a:font script="Deva" typeface="Mangal"/>
-        <a:font script="Telu" typeface="Gautami"/>
-        <a:font script="Taml" typeface="Latha"/>
-        <a:font script="Syrc" typeface="Estrangelo Edessa"/>
-        <a:font script="Orya" typeface="Kalinga"/>
-        <a:font script="Mlym" typeface="Kartika"/>
-        <a:font script="Laoo" typeface="DokChampa"/>
-        <a:font script="Sinh" typeface="Iskoola Pota"/>
-        <a:font script="Mong" typeface="Mongolian Baiti"/>
-        <a:font script="Viet" typeface="Arial"/>
-        <a:font script="Uigh" typeface="Microsoft Uighur"/>
-        <a:font script="Geor" typeface="Sylfaen"/>
-        <a:font script="Armn" typeface="Arial"/>
-        <a:font script="Bugi" typeface="Leelawadee UI"/>
-        <a:font script="Bopo" typeface="Microsoft JhengHei"/>
-        <a:font script="Java" typeface="Javanese Text"/>
-        <a:font script="Lisu" typeface="Segoe UI"/>
-        <a:font script="Mymr" typeface="Myanmar Text"/>
-        <a:font script="Nkoo" typeface="Ebrima"/>
-        <a:font script="Olck" typeface="Nirmala UI"/>
-        <a:font script="Osma" typeface="Ebrima"/>
-        <a:font script="Phag" typeface="Phagspa"/>
-        <a:font script="Syrn" typeface="Estrangelo Edessa"/>
-        <a:font script="Syrj" typeface="Estrangelo Edessa"/>
-        <a:font script="Syre" typeface="Estrangelo Edessa"/>
-        <a:font script="Sora" typeface="Nirmala UI"/>
-        <a:font script="Tale" typeface="Microsoft Tai Le"/>
-        <a:font script="Talu" typeface="Microsoft New Tai Lue"/>
-        <a:font script="Tfng" typeface="Ebrima"/>
       </a:minorFont>
     </a:fontScheme>
-    <a:fmtScheme name="Office">
+    <a:fmtScheme>
       <a:fillStyleLst>
         <a:solidFill>
           <a:schemeClr val="phClr"/>
         </a:solidFill>
-        <a:gradFill rotWithShape="1">
+        <a:gradFill>
           <a:gsLst>
             <a:gs pos="0">
               <a:schemeClr val="phClr">
                 <a:lumMod val="110000"/>
-                <a:satMod val="105000"/>
                 <a:tint val="67000"/>
               </a:schemeClr>
             </a:gs>
             <a:gs pos="50000">
               <a:schemeClr val="phClr">
                 <a:lumMod val="105000"/>
-                <a:satMod val="103000"/>
                 <a:tint val="73000"/>
               </a:schemeClr>
             </a:gs>
             <a:gs pos="100000">
               <a:schemeClr val="phClr">
                 <a:lumMod val="105000"/>
-                <a:satMod val="109000"/>
                 <a:tint val="81000"/>
               </a:schemeClr>
             </a:gs>
           </a:gsLst>
           <a:lin ang="5400000" scaled="0"/>
+          <a:tileRect l="0" t="0" r="0" b="0"/>
         </a:gradFill>
-        <a:gradFill rotWithShape="1">
+        <a:gradFill>
           <a:gsLst>
             <a:gs pos="0">
               <a:schemeClr val="phClr">
-                <a:satMod val="103000"/>
                 <a:lumMod val="102000"/>
                 <a:tint val="94000"/>
               </a:schemeClr>
             </a:gs>
             <a:gs pos="50000">
               <a:schemeClr val="phClr">
-                <a:satMod val="110000"/>
                 <a:lumMod val="100000"/>
                 <a:shade val="100000"/>
               </a:schemeClr>
@@ -2954,33 +3594,24 @@
             <a:gs pos="100000">
               <a:schemeClr val="phClr">
                 <a:lumMod val="99000"/>
-                <a:satMod val="120000"/>
                 <a:shade val="78000"/>
               </a:schemeClr>
             </a:gs>
           </a:gsLst>
           <a:lin ang="5400000" scaled="0"/>
+          <a:tileRect l="0" t="0" r="0" b="0"/>
         </a:gradFill>
       </a:fillStyleLst>
       <a:lnStyleLst>
         <a:ln w="6350" cap="flat" cmpd="sng" algn="ctr">
-          <a:solidFill>
-            <a:schemeClr val="phClr"/>
-          </a:solidFill>
           <a:prstDash val="solid"/>
           <a:miter lim="800000"/>
         </a:ln>
         <a:ln w="12700" cap="flat" cmpd="sng" algn="ctr">
-          <a:solidFill>
-            <a:schemeClr val="phClr"/>
-          </a:solidFill>
           <a:prstDash val="solid"/>
           <a:miter lim="800000"/>
         </a:ln>
         <a:ln w="19050" cap="flat" cmpd="sng" algn="ctr">
-          <a:solidFill>
-            <a:schemeClr val="phClr"/>
-          </a:solidFill>
           <a:prstDash val="solid"/>
           <a:miter lim="800000"/>
         </a:ln>
@@ -2993,13 +3624,7 @@
           <a:effectLst/>
         </a:effectStyle>
         <a:effectStyle>
-          <a:effectLst>
-            <a:outerShdw blurRad="57150" dist="19050" dir="5400000" algn="ctr" rotWithShape="0">
-              <a:srgbClr val="000000">
-                <a:alpha val="63000"/>
-              </a:srgbClr>
-            </a:outerShdw>
-          </a:effectLst>
+          <a:effectLst/>
         </a:effectStyle>
       </a:effectStyleLst>
       <a:bgFillStyleLst>
@@ -3009,15 +3634,13 @@
         <a:solidFill>
           <a:schemeClr val="phClr">
             <a:tint val="95000"/>
-            <a:satMod val="170000"/>
           </a:schemeClr>
         </a:solidFill>
-        <a:gradFill rotWithShape="1">
+        <a:gradFill>
           <a:gsLst>
             <a:gs pos="0">
               <a:schemeClr val="phClr">
                 <a:tint val="93000"/>
-                <a:satMod val="150000"/>
                 <a:shade val="98000"/>
                 <a:lumMod val="102000"/>
               </a:schemeClr>
@@ -3025,7 +3648,6 @@
             <a:gs pos="50000">
               <a:schemeClr val="phClr">
                 <a:tint val="98000"/>
-                <a:satMod val="130000"/>
                 <a:shade val="90000"/>
                 <a:lumMod val="103000"/>
               </a:schemeClr>
@@ -3033,21 +3655,14 @@
             <a:gs pos="100000">
               <a:schemeClr val="phClr">
                 <a:shade val="63000"/>
-                <a:satMod val="120000"/>
               </a:schemeClr>
             </a:gs>
           </a:gsLst>
           <a:lin ang="5400000" scaled="0"/>
+          <a:tileRect l="0" t="0" r="0" b="0"/>
         </a:gradFill>
       </a:bgFillStyleLst>
     </a:fmtScheme>
   </a:themeElements>
-  <a:objectDefaults/>
-  <a:extraClrSchemeLst/>
-  <a:extLst>
-    <a:ext uri="{05A4C25C-085E-4340-85A3-A5531E510DB2}">
-      <thm15:themeFamily xmlns:thm15="http://schemas.microsoft.com/office/thememl/2012/main" name="Office Theme" id="{2E142A2C-CD16-42D6-873A-C26D2A0506FA}" vid="{1BDDFF52-6CD6-40A5-AB3C-68EB2F1E4D0A}"/>
-    </a:ext>
-  </a:extLst>
 </a:theme>
 </file>